--- a/Fase 2/Evidencias Individuales/David_Gana_2.1_APT122_DiarioReflexionFase2.docx
+++ b/Fase 2/Evidencias Individuales/David_Gana_2.1_APT122_DiarioReflexionFase2.docx
@@ -14,7 +14,7 @@
     </w:p>
     <w:tbl>
       <w:tblPr>
-        <w:tblStyle w:val="981"/>
+        <w:tblStyle w:val="1158"/>
         <w:tblW w:w="9923" w:type="dxa"/>
         <w:tblBorders>
           <w:top w:val="none" w:color="auto" w:sz="0" w:space="0"/>
@@ -149,6 +149,15 @@
                 <w:szCs w:val="28"/>
               </w:rPr>
             </w:r>
+            <w:r>
+              <w:rPr>
+                <w:rFonts w:ascii="Century Gothic" w:hAnsi="Century Gothic"/>
+                <w:b/>
+                <w:bCs/>
+                <w:sz w:val="28"/>
+                <w:szCs w:val="28"/>
+              </w:rPr>
+            </w:r>
           </w:p>
         </w:tc>
         <w:tc>
@@ -209,6 +218,14 @@
                 <w:szCs w:val="24"/>
               </w:rPr>
             </w:r>
+            <w:r>
+              <w:rPr>
+                <w:rFonts w:eastAsiaTheme="majorEastAsia"/>
+                <w:color w:val="767171" w:themeColor="background2" w:themeShade="80"/>
+                <w:sz w:val="24"/>
+                <w:szCs w:val="24"/>
+              </w:rPr>
+            </w:r>
           </w:p>
         </w:tc>
       </w:tr>
@@ -225,6 +242,14 @@
           <w:szCs w:val="24"/>
         </w:rPr>
       </w:pPr>
+      <w:r>
+        <w:rPr>
+          <w:rFonts w:eastAsiaTheme="majorEastAsia"/>
+          <w:color w:val="767171" w:themeColor="background2" w:themeShade="80"/>
+          <w:sz w:val="24"/>
+          <w:szCs w:val="24"/>
+        </w:rPr>
+      </w:r>
       <w:r>
         <w:rPr>
           <w:rFonts w:eastAsiaTheme="majorEastAsia"/>
@@ -314,6 +339,14 @@
                 <w:szCs w:val="24"/>
               </w:rPr>
             </w:r>
+            <w:r>
+              <w:rPr>
+                <w:rFonts w:eastAsiaTheme="majorEastAsia"/>
+                <w:color w:val="767171" w:themeColor="background2" w:themeShade="80"/>
+                <w:sz w:val="24"/>
+                <w:szCs w:val="24"/>
+              </w:rPr>
+            </w:r>
           </w:p>
         </w:tc>
       </w:tr>
@@ -331,6 +364,14 @@
           <w:szCs w:val="24"/>
         </w:rPr>
       </w:pPr>
+      <w:r>
+        <w:rPr>
+          <w:b/>
+          <w:bCs/>
+          <w:sz w:val="24"/>
+          <w:szCs w:val="24"/>
+        </w:rPr>
+      </w:r>
       <w:r>
         <w:rPr>
           <w:b/>
@@ -377,10 +418,18 @@
           <w:szCs w:val="24"/>
         </w:rPr>
       </w:r>
+      <w:r>
+        <w:rPr>
+          <w:b/>
+          <w:bCs/>
+          <w:sz w:val="24"/>
+          <w:szCs w:val="24"/>
+        </w:rPr>
+      </w:r>
     </w:p>
     <w:tbl>
       <w:tblPr>
-        <w:tblStyle w:val="981"/>
+        <w:tblStyle w:val="1158"/>
         <w:tblW w:w="0" w:type="auto"/>
         <w:tblBorders>
           <w:top w:val="single" w:color="bfbfbf" w:themeColor="background1" w:themeShade="BF" w:sz="4" w:space="0"/>
@@ -426,6 +475,16 @@
                 <w:szCs w:val="24"/>
               </w:rPr>
               <w:t xml:space="preserve">1. Mira tu carta Gantt y reflexiona sobre los avances de tu Proyecto APT</w:t>
+            </w:r>
+            <w:r>
+              <w:rPr>
+                <w:rFonts w:eastAsiaTheme="majorEastAsia"/>
+                <w:b/>
+                <w:bCs/>
+                <w:color w:val="767171" w:themeColor="background2" w:themeShade="80"/>
+                <w:sz w:val="24"/>
+                <w:szCs w:val="24"/>
+              </w:rPr>
             </w:r>
             <w:r>
               <w:rPr>
@@ -480,6 +539,14 @@
                 <w:szCs w:val="24"/>
               </w:rPr>
             </w:r>
+            <w:r>
+              <w:rPr>
+                <w:rFonts w:eastAsiaTheme="majorEastAsia"/>
+                <w:color w:val="767171" w:themeColor="background2" w:themeShade="80"/>
+                <w:sz w:val="24"/>
+                <w:szCs w:val="24"/>
+              </w:rPr>
+            </w:r>
           </w:p>
           <w:p>
             <w:pPr>
@@ -510,46 +577,12 @@
                 <w:szCs w:val="24"/>
               </w:rPr>
             </w:r>
-          </w:p>
-          <w:p>
-            <w:pPr>
-              <w:pBdr/>
-              <w:spacing/>
-              <w:ind/>
-              <w:jc w:val="both"/>
-              <w:rPr>
-                <w:rFonts w:eastAsiaTheme="majorEastAsia"/>
-                <w:color w:val="767171" w:themeColor="background2" w:themeShade="80"/>
-                <w:sz w:val="24"/>
-                <w:szCs w:val="24"/>
-              </w:rPr>
-            </w:pPr>
             <w:r>
               <w:rPr>
                 <w:rFonts w:eastAsiaTheme="majorEastAsia"/>
                 <w:color w:val="767171" w:themeColor="background2" w:themeShade="80"/>
                 <w:sz w:val="24"/>
                 <w:szCs w:val="24"/>
-                <w:highlight w:val="none"/>
-              </w:rPr>
-              <w:t xml:space="preserve">En gran parte si logre cumplir con las actividades definidas, sin embargo una de mis complicaciones es el tiempo que gasto con la practica, apartando las dificultades una de las facilidades fue el uso de la plataforma jira para organizar los documentos y el estado actual de cada uno</w:t>
-            </w:r>
-            <w:r>
-              <w:rPr>
-                <w:rFonts w:eastAsiaTheme="majorEastAsia"/>
-                <w:color w:val="767171" w:themeColor="background2" w:themeShade="80"/>
-                <w:sz w:val="24"/>
-                <w:szCs w:val="24"/>
-                <w:highlight w:val="none"/>
-              </w:rPr>
-            </w:r>
-            <w:r>
-              <w:rPr>
-                <w:rFonts w:eastAsiaTheme="majorEastAsia"/>
-                <w:color w:val="767171" w:themeColor="background2" w:themeShade="80"/>
-                <w:sz w:val="24"/>
-                <w:szCs w:val="24"/>
-                <w:highlight w:val="none"/>
               </w:rPr>
             </w:r>
           </w:p>
@@ -566,6 +599,16 @@
                 <w:color w:val="1f4e79" w:themeColor="accent1" w:themeShade="80"/>
               </w:rPr>
             </w:pPr>
+            <w:r>
+              <w:rPr>
+                <w:rFonts w:ascii="Calibri" w:hAnsi="Calibri"/>
+                <w:b/>
+                <w:bCs/>
+                <w:color w:val="1f4e79" w:themeColor="accent1" w:themeShade="80"/>
+                <w:lang w:val="es-MX"/>
+              </w:rPr>
+              <w:t xml:space="preserve">Si a pesar igual de las dificultades que me ha traido la practica por temas de tiempo he podido avanzar en conjunto con mis compañeros las tareas, me ah dificultado mucho en problema de desarrollar mi practica y no he avanzado tanto lo esperado con mis colegas pero igual avanzo de a poco y me ha facilitador tener un grupo organizado que nos organizamos en jira y vamos viendo los avances y atrasos.</w:t>
+            </w:r>
             <w:r>
               <w:rPr>
                 <w:rFonts w:ascii="Calibri" w:hAnsi="Calibri"/>
@@ -612,6 +655,14 @@
                 <w:color w:val="1f4e79" w:themeColor="accent1" w:themeShade="80"/>
               </w:rPr>
             </w:r>
+            <w:r>
+              <w:rPr>
+                <w:rFonts w:ascii="Calibri" w:hAnsi="Calibri"/>
+                <w:b/>
+                <w:bCs/>
+                <w:color w:val="1f4e79" w:themeColor="accent1" w:themeShade="80"/>
+              </w:rPr>
+            </w:r>
           </w:p>
           <w:p>
             <w:pPr>
@@ -642,6 +693,14 @@
                 <w:color w:val="1f4e79" w:themeColor="accent1" w:themeShade="80"/>
               </w:rPr>
             </w:r>
+            <w:r>
+              <w:rPr>
+                <w:rFonts w:ascii="Calibri" w:hAnsi="Calibri"/>
+                <w:b/>
+                <w:bCs/>
+                <w:color w:val="1f4e79" w:themeColor="accent1" w:themeShade="80"/>
+              </w:rPr>
+            </w:r>
           </w:p>
         </w:tc>
       </w:tr>
@@ -659,6 +718,14 @@
           <w:lang w:eastAsia="ja-JP"/>
         </w:rPr>
       </w:pPr>
+      <w:r>
+        <w:rPr>
+          <w:color w:val="595959" w:themeColor="text1" w:themeTint="A6"/>
+          <w:sz w:val="24"/>
+          <w:szCs w:val="24"/>
+          <w:lang w:eastAsia="ja-JP"/>
+        </w:rPr>
+      </w:r>
       <w:r>
         <w:rPr>
           <w:color w:val="595959" w:themeColor="text1" w:themeTint="A6"/>
@@ -678,7 +745,7 @@
     </w:p>
     <w:tbl>
       <w:tblPr>
-        <w:tblStyle w:val="981"/>
+        <w:tblStyle w:val="1158"/>
         <w:tblW w:w="0" w:type="auto"/>
         <w:tblBorders>
           <w:top w:val="single" w:color="bfbfbf" w:themeColor="background1" w:themeShade="BF" w:sz="4" w:space="0"/>
@@ -724,6 +791,16 @@
                 <w:szCs w:val="24"/>
               </w:rPr>
               <w:t xml:space="preserve">2. </w:t>
+            </w:r>
+            <w:r>
+              <w:rPr>
+                <w:rFonts w:eastAsiaTheme="majorEastAsia"/>
+                <w:b/>
+                <w:bCs/>
+                <w:color w:val="767171" w:themeColor="background2" w:themeShade="80"/>
+                <w:sz w:val="24"/>
+                <w:szCs w:val="24"/>
+              </w:rPr>
             </w:r>
             <w:r>
               <w:rPr>
@@ -778,6 +855,14 @@
                 <w:szCs w:val="24"/>
               </w:rPr>
             </w:r>
+            <w:r>
+              <w:rPr>
+                <w:rFonts w:eastAsiaTheme="majorEastAsia"/>
+                <w:color w:val="767171" w:themeColor="background2" w:themeShade="80"/>
+                <w:sz w:val="24"/>
+                <w:szCs w:val="24"/>
+              </w:rPr>
+            </w:r>
           </w:p>
           <w:p>
             <w:pPr>
@@ -798,31 +883,10 @@
                 <w:b/>
                 <w:bCs/>
                 <w:color w:val="1f4e79" w:themeColor="accent1" w:themeShade="80"/>
+                <w:lang w:val="es-MX"/>
               </w:rPr>
-              <w:t xml:space="preserve">Dedicar distintos dias a cada actividad, es decir, uno para la practica y otro para capstone</w:t>
+              <w:t xml:space="preserve">Aparte media hora del dia en mi trabajo para avanzar y planeo en un futuruo poder trabajr los finde semanas para terminar mas rapido y poder ser ayuda a mis colegas del proyecto.</w:t>
             </w:r>
-            <w:r>
-              <w:rPr>
-                <w:rFonts w:ascii="Calibri" w:hAnsi="Calibri"/>
-                <w:b/>
-                <w:bCs/>
-                <w:color w:val="1f4e79" w:themeColor="accent1" w:themeShade="80"/>
-              </w:rPr>
-            </w:r>
-          </w:p>
-          <w:p>
-            <w:pPr>
-              <w:pBdr/>
-              <w:spacing/>
-              <w:ind/>
-              <w:jc w:val="both"/>
-              <w:rPr>
-                <w:rFonts w:ascii="Calibri" w:hAnsi="Calibri"/>
-                <w:b/>
-                <w:bCs/>
-                <w:color w:val="1f4e79" w:themeColor="accent1" w:themeShade="80"/>
-              </w:rPr>
-            </w:pPr>
             <w:r>
               <w:rPr>
                 <w:rFonts w:ascii="Calibri" w:hAnsi="Calibri"/>
@@ -869,6 +933,14 @@
                 <w:color w:val="1f4e79" w:themeColor="accent1" w:themeShade="80"/>
               </w:rPr>
             </w:r>
+            <w:r>
+              <w:rPr>
+                <w:rFonts w:ascii="Calibri" w:hAnsi="Calibri"/>
+                <w:b/>
+                <w:bCs/>
+                <w:color w:val="1f4e79" w:themeColor="accent1" w:themeShade="80"/>
+              </w:rPr>
+            </w:r>
           </w:p>
           <w:p>
             <w:pPr>
@@ -899,6 +971,14 @@
                 <w:color w:val="1f4e79" w:themeColor="accent1" w:themeShade="80"/>
               </w:rPr>
             </w:r>
+            <w:r>
+              <w:rPr>
+                <w:rFonts w:ascii="Calibri" w:hAnsi="Calibri"/>
+                <w:b/>
+                <w:bCs/>
+                <w:color w:val="1f4e79" w:themeColor="accent1" w:themeShade="80"/>
+              </w:rPr>
+            </w:r>
           </w:p>
         </w:tc>
       </w:tr>
@@ -916,6 +996,14 @@
           <w:lang w:eastAsia="ja-JP"/>
         </w:rPr>
       </w:pPr>
+      <w:r>
+        <w:rPr>
+          <w:color w:val="595959" w:themeColor="text1" w:themeTint="A6"/>
+          <w:sz w:val="24"/>
+          <w:szCs w:val="24"/>
+          <w:lang w:eastAsia="ja-JP"/>
+        </w:rPr>
+      </w:r>
       <w:r>
         <w:rPr>
           <w:color w:val="595959" w:themeColor="text1" w:themeTint="A6"/>
@@ -962,6 +1050,14 @@
           <w:szCs w:val="24"/>
         </w:rPr>
       </w:r>
+      <w:r>
+        <w:rPr>
+          <w:b/>
+          <w:bCs/>
+          <w:sz w:val="24"/>
+          <w:szCs w:val="24"/>
+        </w:rPr>
+      </w:r>
     </w:p>
     <w:p>
       <w:pPr>
@@ -976,6 +1072,14 @@
           <w:szCs w:val="24"/>
         </w:rPr>
       </w:pPr>
+      <w:r>
+        <w:rPr>
+          <w:b/>
+          <w:bCs/>
+          <w:sz w:val="24"/>
+          <w:szCs w:val="24"/>
+        </w:rPr>
+      </w:r>
       <w:r>
         <w:rPr>
           <w:b/>
@@ -1022,11 +1126,19 @@
           <w:szCs w:val="24"/>
         </w:rPr>
       </w:r>
+      <w:r>
+        <w:rPr>
+          <w:b/>
+          <w:bCs/>
+          <w:sz w:val="24"/>
+          <w:szCs w:val="24"/>
+        </w:rPr>
+      </w:r>
     </w:p>
     <w:p>
       <w:pPr>
         <w:pBdr/>
-        <w:shd w:val="nil"/>
+        <w:shd w:val="nil" w:color="auto"/>
         <w:spacing/>
         <w:ind/>
         <w:rPr>
@@ -1091,10 +1203,18 @@
           <w:szCs w:val="24"/>
         </w:rPr>
       </w:r>
+      <w:r>
+        <w:rPr>
+          <w:b/>
+          <w:bCs/>
+          <w:sz w:val="24"/>
+          <w:szCs w:val="24"/>
+        </w:rPr>
+      </w:r>
     </w:p>
     <w:tbl>
       <w:tblPr>
-        <w:tblStyle w:val="981"/>
+        <w:tblStyle w:val="1158"/>
         <w:tblW w:w="0" w:type="auto"/>
         <w:tblBorders>
           <w:top w:val="single" w:color="bfbfbf" w:themeColor="background1" w:themeShade="BF" w:sz="4" w:space="0"/>
@@ -1140,6 +1260,16 @@
                 <w:szCs w:val="24"/>
               </w:rPr>
               <w:t xml:space="preserve">3. Hasta el momento:</w:t>
+            </w:r>
+            <w:r>
+              <w:rPr>
+                <w:rFonts w:eastAsiaTheme="majorEastAsia"/>
+                <w:b/>
+                <w:bCs/>
+                <w:color w:val="767171" w:themeColor="background2" w:themeShade="80"/>
+                <w:sz w:val="24"/>
+                <w:szCs w:val="24"/>
+              </w:rPr>
             </w:r>
             <w:r>
               <w:rPr>
@@ -1226,6 +1356,14 @@
                 <w:szCs w:val="24"/>
               </w:rPr>
             </w:r>
+            <w:r>
+              <w:rPr>
+                <w:rFonts w:eastAsiaTheme="majorEastAsia"/>
+                <w:color w:val="767171" w:themeColor="background2" w:themeShade="80"/>
+                <w:sz w:val="24"/>
+                <w:szCs w:val="24"/>
+              </w:rPr>
+            </w:r>
           </w:p>
           <w:p>
             <w:pPr>
@@ -1261,38 +1399,7 @@
                 <w:rFonts w:ascii="Calibri" w:hAnsi="Calibri"/>
                 <w:b/>
                 <w:bCs/>
-                <w:color w:val="1f4e79" w:themeColor="accent1" w:themeShade="80"/>
-              </w:rPr>
-            </w:r>
-          </w:p>
-          <w:p>
-            <w:pPr>
-              <w:pBdr/>
-              <w:spacing/>
-              <w:ind/>
-              <w:jc w:val="both"/>
-              <w:rPr>
-                <w:rFonts w:ascii="Calibri" w:hAnsi="Calibri"/>
-                <w:b/>
-                <w:bCs/>
                 <w:color w:val="1f4f79" w:themeColor="accent1" w:themeShade="80"/>
-              </w:rPr>
-            </w:pPr>
-            <w:r>
-              <w:rPr>
-                <w:rFonts w:ascii="Calibri" w:hAnsi="Calibri"/>
-                <w:b/>
-                <w:bCs/>
-                <w:color w:val="1f4e79" w:themeColor="accent1" w:themeShade="80"/>
-              </w:rPr>
-              <w:t xml:space="preserve">Actualmente es medianamente deficiente, debido a las pocas horas que le pude dedicar al trabajo en esta entrega, pero en las siguientes entregas entra mas en mi area que seria la de programacion</w:t>
-            </w:r>
-            <w:r>
-              <w:rPr>
-                <w:rFonts w:ascii="Calibri" w:hAnsi="Calibri"/>
-                <w:b/>
-                <w:bCs/>
-                <w:color w:val="1f4e79" w:themeColor="accent1" w:themeShade="80"/>
               </w:rPr>
             </w:r>
           </w:p>
@@ -1309,6 +1416,16 @@
                 <w:color w:val="1f4e79" w:themeColor="accent1" w:themeShade="80"/>
               </w:rPr>
             </w:pPr>
+            <w:r>
+              <w:rPr>
+                <w:rFonts w:ascii="Calibri" w:hAnsi="Calibri"/>
+                <w:b/>
+                <w:bCs/>
+                <w:color w:val="1f4e79" w:themeColor="accent1" w:themeShade="80"/>
+                <w:lang w:val="es-MX"/>
+              </w:rPr>
+              <w:t xml:space="preserve">Al debe ya que no le he apartado el tiempo estimado para mejorarlo para mejorar haria un cronograma mas estructurado y colocarnos hitos para poder hacerles seguimiento como se debe usualmente yo adminsitro y derivo las cosas pero con los tiempos limitados se me es mas dificl y a veces pierdo el contexto debido a eso colocaria mas tiempo en el apt </w:t>
+            </w:r>
             <w:r>
               <w:rPr>
                 <w:rFonts w:ascii="Calibri" w:hAnsi="Calibri"/>
@@ -1355,6 +1472,14 @@
                 <w:color w:val="1f4e79" w:themeColor="accent1" w:themeShade="80"/>
               </w:rPr>
             </w:r>
+            <w:r>
+              <w:rPr>
+                <w:rFonts w:ascii="Calibri" w:hAnsi="Calibri"/>
+                <w:b/>
+                <w:bCs/>
+                <w:color w:val="1f4e79" w:themeColor="accent1" w:themeShade="80"/>
+              </w:rPr>
+            </w:r>
           </w:p>
           <w:p>
             <w:pPr>
@@ -1385,6 +1510,14 @@
                 <w:color w:val="1f4e79" w:themeColor="accent1" w:themeShade="80"/>
               </w:rPr>
             </w:r>
+            <w:r>
+              <w:rPr>
+                <w:rFonts w:ascii="Calibri" w:hAnsi="Calibri"/>
+                <w:b/>
+                <w:bCs/>
+                <w:color w:val="1f4e79" w:themeColor="accent1" w:themeShade="80"/>
+              </w:rPr>
+            </w:r>
           </w:p>
         </w:tc>
       </w:tr>
@@ -1402,6 +1535,14 @@
           <w:lang w:eastAsia="ja-JP"/>
         </w:rPr>
       </w:pPr>
+      <w:r>
+        <w:rPr>
+          <w:color w:val="595959" w:themeColor="text1" w:themeTint="A6"/>
+          <w:sz w:val="24"/>
+          <w:szCs w:val="24"/>
+          <w:lang w:eastAsia="ja-JP"/>
+        </w:rPr>
+      </w:r>
       <w:r>
         <w:rPr>
           <w:color w:val="595959" w:themeColor="text1" w:themeTint="A6"/>
@@ -1431,7 +1572,7 @@
     </w:p>
     <w:tbl>
       <w:tblPr>
-        <w:tblStyle w:val="981"/>
+        <w:tblStyle w:val="1158"/>
         <w:tblW w:w="0" w:type="auto"/>
         <w:tblBorders>
           <w:top w:val="single" w:color="bfbfbf" w:themeColor="background1" w:themeShade="BF" w:sz="4" w:space="0"/>
@@ -1477,6 +1618,16 @@
                 <w:szCs w:val="24"/>
               </w:rPr>
               <w:t xml:space="preserve">4. Después de reflexionar sobre el avance de tu Proyecto APT</w:t>
+            </w:r>
+            <w:r>
+              <w:rPr>
+                <w:rFonts w:eastAsiaTheme="majorEastAsia"/>
+                <w:b/>
+                <w:bCs/>
+                <w:color w:val="767171" w:themeColor="background2" w:themeShade="80"/>
+                <w:sz w:val="24"/>
+                <w:szCs w:val="24"/>
+              </w:rPr>
             </w:r>
             <w:r>
               <w:rPr>
@@ -1531,6 +1682,14 @@
                 <w:szCs w:val="24"/>
               </w:rPr>
             </w:r>
+            <w:r>
+              <w:rPr>
+                <w:rFonts w:eastAsiaTheme="majorEastAsia"/>
+                <w:color w:val="767171" w:themeColor="background2" w:themeShade="80"/>
+                <w:sz w:val="24"/>
+                <w:szCs w:val="24"/>
+              </w:rPr>
+            </w:r>
           </w:p>
           <w:p>
             <w:pPr>
@@ -1561,6 +1720,14 @@
                 <w:color w:val="1f4e79" w:themeColor="accent1" w:themeShade="80"/>
               </w:rPr>
             </w:r>
+            <w:r>
+              <w:rPr>
+                <w:rFonts w:ascii="Calibri" w:hAnsi="Calibri"/>
+                <w:b/>
+                <w:bCs/>
+                <w:color w:val="1f4e79" w:themeColor="accent1" w:themeShade="80"/>
+              </w:rPr>
+            </w:r>
           </w:p>
           <w:p>
             <w:pPr>
@@ -1572,7 +1739,8 @@
                 <w:rFonts w:ascii="Calibri" w:hAnsi="Calibri"/>
                 <w:b/>
                 <w:bCs/>
-                <w:color w:val="1f4e79" w:themeColor="accent1" w:themeShade="80"/>
+                <w:color w:val="1f4f79" w:themeColor="accent1" w:themeShade="80"/>
+                <w:highlight w:val="none"/>
               </w:rPr>
             </w:pPr>
             <w:r>
@@ -1603,9 +1771,60 @@
                 <w:rFonts w:ascii="Calibri" w:hAnsi="Calibri"/>
                 <w:b/>
                 <w:bCs/>
+                <w:color w:val="1f4f79" w:themeColor="accent1" w:themeShade="80"/>
+              </w:rPr>
+            </w:pPr>
+            <w:r>
+              <w:rPr>
+                <w:rFonts w:ascii="Calibri" w:hAnsi="Calibri"/>
+                <w:b/>
+                <w:bCs/>
+                <w:color w:val="1f4e79" w:themeColor="accent1" w:themeShade="80"/>
+                <w:highlight w:val="none"/>
+                <w:lang w:val="es-MX"/>
+              </w:rPr>
+              <w:t xml:space="preserve">Me gustaira preguntarles la manera mas factible de abordar a base de los tiempos.</w:t>
+            </w:r>
+            <w:r>
+              <w:rPr>
+                <w:rFonts w:ascii="Calibri" w:hAnsi="Calibri"/>
+                <w:b/>
+                <w:bCs/>
+                <w:color w:val="1f4e79" w:themeColor="accent1" w:themeShade="80"/>
+                <w:highlight w:val="none"/>
+              </w:rPr>
+            </w:r>
+            <w:r>
+              <w:rPr>
+                <w:rFonts w:ascii="Calibri" w:hAnsi="Calibri"/>
+                <w:b/>
+                <w:bCs/>
+                <w:color w:val="1f4e79" w:themeColor="accent1" w:themeShade="80"/>
+                <w:highlight w:val="none"/>
+              </w:rPr>
+            </w:r>
+          </w:p>
+          <w:p>
+            <w:pPr>
+              <w:pBdr/>
+              <w:spacing/>
+              <w:ind/>
+              <w:jc w:val="both"/>
+              <w:rPr>
+                <w:rFonts w:ascii="Calibri" w:hAnsi="Calibri"/>
+                <w:b/>
+                <w:bCs/>
                 <w:color w:val="1f4e79" w:themeColor="accent1" w:themeShade="80"/>
               </w:rPr>
             </w:pPr>
+            <w:r>
+              <w:rPr>
+                <w:rFonts w:ascii="Calibri" w:hAnsi="Calibri"/>
+                <w:b/>
+                <w:bCs/>
+                <w:color w:val="1f4e79" w:themeColor="accent1" w:themeShade="80"/>
+              </w:rPr>
+            </w:r>
             <w:r>
               <w:rPr>
                 <w:rFonts w:ascii="Calibri" w:hAnsi="Calibri"/>
@@ -1652,6 +1871,14 @@
                 <w:color w:val="1f4e79" w:themeColor="accent1" w:themeShade="80"/>
               </w:rPr>
             </w:r>
+            <w:r>
+              <w:rPr>
+                <w:rFonts w:ascii="Calibri" w:hAnsi="Calibri"/>
+                <w:b/>
+                <w:bCs/>
+                <w:color w:val="1f4e79" w:themeColor="accent1" w:themeShade="80"/>
+              </w:rPr>
+            </w:r>
           </w:p>
           <w:p>
             <w:pPr>
@@ -1682,6 +1909,14 @@
                 <w:color w:val="1f4e79" w:themeColor="accent1" w:themeShade="80"/>
               </w:rPr>
             </w:r>
+            <w:r>
+              <w:rPr>
+                <w:rFonts w:ascii="Calibri" w:hAnsi="Calibri"/>
+                <w:b/>
+                <w:bCs/>
+                <w:color w:val="1f4e79" w:themeColor="accent1" w:themeShade="80"/>
+              </w:rPr>
+            </w:r>
           </w:p>
         </w:tc>
       </w:tr>
@@ -1699,6 +1934,14 @@
           <w:lang w:eastAsia="ja-JP"/>
         </w:rPr>
       </w:pPr>
+      <w:r>
+        <w:rPr>
+          <w:color w:val="595959" w:themeColor="text1" w:themeTint="A6"/>
+          <w:sz w:val="24"/>
+          <w:szCs w:val="24"/>
+          <w:lang w:eastAsia="ja-JP"/>
+        </w:rPr>
+      </w:r>
       <w:r>
         <w:rPr>
           <w:color w:val="595959" w:themeColor="text1" w:themeTint="A6"/>
@@ -1745,10 +1988,18 @@
           <w:szCs w:val="24"/>
         </w:rPr>
       </w:r>
+      <w:r>
+        <w:rPr>
+          <w:b/>
+          <w:bCs/>
+          <w:sz w:val="24"/>
+          <w:szCs w:val="24"/>
+        </w:rPr>
+      </w:r>
     </w:p>
     <w:tbl>
       <w:tblPr>
-        <w:tblStyle w:val="981"/>
+        <w:tblStyle w:val="1158"/>
         <w:tblW w:w="0" w:type="auto"/>
         <w:tblBorders>
           <w:top w:val="single" w:color="bfbfbf" w:themeColor="background1" w:themeShade="BF" w:sz="4" w:space="0"/>
@@ -1794,6 +2045,16 @@
                 <w:szCs w:val="24"/>
               </w:rPr>
               <w:t xml:space="preserve">5. A partir de esta instancia de monitoreo de su Proyecto APT</w:t>
+            </w:r>
+            <w:r>
+              <w:rPr>
+                <w:rFonts w:eastAsiaTheme="majorEastAsia"/>
+                <w:b/>
+                <w:bCs/>
+                <w:color w:val="767171" w:themeColor="background2" w:themeShade="80"/>
+                <w:sz w:val="24"/>
+                <w:szCs w:val="24"/>
+              </w:rPr>
             </w:r>
             <w:r>
               <w:rPr>
@@ -1848,6 +2109,14 @@
                 <w:szCs w:val="24"/>
               </w:rPr>
             </w:r>
+            <w:r>
+              <w:rPr>
+                <w:rFonts w:eastAsiaTheme="majorEastAsia"/>
+                <w:color w:val="767171" w:themeColor="background2" w:themeShade="80"/>
+                <w:sz w:val="24"/>
+                <w:szCs w:val="24"/>
+              </w:rPr>
+            </w:r>
           </w:p>
           <w:p>
             <w:pPr>
@@ -1879,6 +2148,14 @@
                 <w:szCs w:val="24"/>
               </w:rPr>
             </w:r>
+            <w:r>
+              <w:rPr>
+                <w:rFonts w:eastAsiaTheme="majorEastAsia"/>
+                <w:color w:val="767171" w:themeColor="background2" w:themeShade="80"/>
+                <w:sz w:val="24"/>
+                <w:szCs w:val="24"/>
+              </w:rPr>
+            </w:r>
           </w:p>
           <w:p>
             <w:pPr>
@@ -1893,6 +2170,14 @@
                 <w:szCs w:val="24"/>
               </w:rPr>
             </w:pPr>
+            <w:r>
+              <w:rPr>
+                <w:rFonts w:eastAsiaTheme="majorEastAsia"/>
+                <w:color w:val="767171" w:themeColor="background2" w:themeShade="80"/>
+                <w:sz w:val="24"/>
+                <w:szCs w:val="24"/>
+              </w:rPr>
+            </w:r>
             <w:r>
               <w:rPr>
                 <w:rFonts w:eastAsiaTheme="majorEastAsia"/>
@@ -1940,6 +2225,14 @@
                 <w:szCs w:val="24"/>
               </w:rPr>
             </w:r>
+            <w:r>
+              <w:rPr>
+                <w:rFonts w:eastAsiaTheme="majorEastAsia"/>
+                <w:color w:val="767171" w:themeColor="background2" w:themeShade="80"/>
+                <w:sz w:val="24"/>
+                <w:szCs w:val="24"/>
+              </w:rPr>
+            </w:r>
           </w:p>
           <w:p>
             <w:pPr>
@@ -1970,6 +2263,14 @@
                 <w:color w:val="1f4e79" w:themeColor="accent1" w:themeShade="80"/>
               </w:rPr>
             </w:r>
+            <w:r>
+              <w:rPr>
+                <w:rFonts w:ascii="Calibri" w:hAnsi="Calibri"/>
+                <w:b/>
+                <w:bCs/>
+                <w:color w:val="1f4e79" w:themeColor="accent1" w:themeShade="80"/>
+              </w:rPr>
+            </w:r>
           </w:p>
         </w:tc>
       </w:tr>
@@ -1987,6 +2288,14 @@
           <w:szCs w:val="24"/>
         </w:rPr>
       </w:pPr>
+      <w:r>
+        <w:rPr>
+          <w:b/>
+          <w:bCs/>
+          <w:sz w:val="24"/>
+          <w:szCs w:val="24"/>
+        </w:rPr>
+      </w:r>
       <w:r>
         <w:rPr>
           <w:b/>
@@ -2006,7 +2315,7 @@
     </w:p>
     <w:tbl>
       <w:tblPr>
-        <w:tblStyle w:val="981"/>
+        <w:tblStyle w:val="1158"/>
         <w:tblW w:w="0" w:type="auto"/>
         <w:tblBorders>
           <w:top w:val="single" w:color="bfbfbf" w:themeColor="background1" w:themeShade="BF" w:sz="4" w:space="0"/>
@@ -2060,6 +2369,16 @@
                 <w:szCs w:val="24"/>
               </w:rPr>
               <w:t xml:space="preserve">. APT  grupal</w:t>
+            </w:r>
+            <w:r>
+              <w:rPr>
+                <w:rFonts w:eastAsiaTheme="majorEastAsia"/>
+                <w:b/>
+                <w:bCs/>
+                <w:color w:val="767171" w:themeColor="background2" w:themeShade="80"/>
+                <w:sz w:val="24"/>
+                <w:szCs w:val="24"/>
+              </w:rPr>
             </w:r>
             <w:r>
               <w:rPr>
@@ -2114,6 +2433,14 @@
                 <w:szCs w:val="24"/>
               </w:rPr>
             </w:r>
+            <w:r>
+              <w:rPr>
+                <w:rFonts w:eastAsiaTheme="majorEastAsia"/>
+                <w:sz w:val="24"/>
+                <w:szCs w:val="24"/>
+                <w:highlight w:val="none"/>
+              </w:rPr>
+            </w:r>
           </w:p>
           <w:p>
             <w:pPr>
@@ -2147,9 +2474,9 @@
             <w:r>
               <w:rPr>
                 <w:rFonts w:eastAsiaTheme="majorEastAsia"/>
+                <w:color w:val="767171" w:themeColor="background2" w:themeShade="80"/>
                 <w:sz w:val="24"/>
                 <w:szCs w:val="24"/>
-                <w:highlight w:val="none"/>
               </w:rPr>
             </w:r>
           </w:p>
@@ -2181,22 +2508,16 @@
                 <w:color w:val="767171" w:themeColor="background2" w:themeShade="80"/>
                 <w:sz w:val="24"/>
                 <w:szCs w:val="24"/>
+                <w:lang w:val="es-MX"/>
               </w:rPr>
+              <w:t xml:space="preserve">, los tiempos que asignamos como grupo para poder mejorar en tiempos que apartamos para enfocar</w:t>
             </w:r>
             <w:r>
               <w:rPr>
-                <w:rFonts w:ascii="Calibri" w:hAnsi="Calibri"/>
-                <w:b/>
-                <w:bCs/>
-                <w:color w:val="1f4e79" w:themeColor="accent1" w:themeShade="80"/>
-              </w:rPr>
-            </w:r>
-            <w:r>
-              <w:rPr>
-                <w:rFonts w:ascii="Calibri" w:hAnsi="Calibri"/>
-                <w:b/>
-                <w:bCs/>
-                <w:color w:val="1f4e79" w:themeColor="accent1" w:themeShade="80"/>
+                <w:rFonts w:eastAsiaTheme="majorEastAsia"/>
+                <w:color w:val="767171" w:themeColor="background2" w:themeShade="80"/>
+                <w:sz w:val="24"/>
+                <w:szCs w:val="24"/>
               </w:rPr>
             </w:r>
             <w:r>
@@ -2224,6 +2545,14 @@
           <w:szCs w:val="24"/>
         </w:rPr>
       </w:pPr>
+      <w:r>
+        <w:rPr>
+          <w:b/>
+          <w:bCs/>
+          <w:sz w:val="24"/>
+          <w:szCs w:val="24"/>
+        </w:rPr>
+      </w:r>
       <w:r>
         <w:rPr>
           <w:b/>
@@ -2305,7 +2634,7 @@
     <w:sdtContent>
       <w:p>
         <w:pPr>
-          <w:pStyle w:val="984"/>
+          <w:pStyle w:val="1161"/>
           <w:pBdr/>
           <w:spacing/>
           <w:ind/>
@@ -2578,7 +2907,7 @@
 <w:hdr xmlns:wpc="http://schemas.microsoft.com/office/word/2010/wordprocessingCanvas" xmlns:mc="http://schemas.openxmlformats.org/markup-compatibility/2006" xmlns:o="urn:schemas-microsoft-com:office:office" xmlns:r="http://schemas.openxmlformats.org/officeDocument/2006/relationships" xmlns:m="http://schemas.openxmlformats.org/officeDocument/2006/math" xmlns:v="urn:schemas-microsoft-com:vml" xmlns:wp14="http://schemas.microsoft.com/office/word/2010/wordprocessingDrawing" xmlns:wp="http://schemas.openxmlformats.org/drawingml/2006/wordprocessingDrawing" xmlns:w10="urn:schemas-microsoft-com:office:word" xmlns:w="http://schemas.openxmlformats.org/wordprocessingml/2006/main" xmlns:w14="http://schemas.microsoft.com/office/word/2010/wordml" xmlns:w15="http://schemas.microsoft.com/office/word/2012/wordml" xmlns:wpg="http://schemas.microsoft.com/office/word/2010/wordprocessingGroup" xmlns:wpi="http://schemas.microsoft.com/office/word/2010/wordprocessingInk" xmlns:wne="http://schemas.microsoft.com/office/word/2006/wordml" xmlns:a="http://schemas.openxmlformats.org/drawingml/2006/main" xmlns:wps="http://schemas.microsoft.com/office/word/2010/wordprocessingShape" mc:Ignorable="w14 w15 wp14">
   <w:tbl>
     <w:tblPr>
-      <w:tblStyle w:val="981"/>
+      <w:tblStyle w:val="1158"/>
       <w:tblW w:w="9923" w:type="dxa"/>
       <w:tblBorders/>
       <w:tblLook w:val="04A0" w:firstRow="1" w:lastRow="0" w:firstColumn="1" w:lastColumn="0" w:noHBand="0" w:noVBand="1"/>
@@ -2633,6 +2962,15 @@
               <w:szCs w:val="24"/>
             </w:rPr>
           </w:r>
+          <w:r>
+            <w:rPr>
+              <w:rFonts w:ascii="Century Gothic" w:hAnsi="Century Gothic" w:eastAsia="Century Gothic" w:cs="Century Gothic"/>
+              <w:b/>
+              <w:color w:val="1d2763"/>
+              <w:sz w:val="24"/>
+              <w:szCs w:val="24"/>
+            </w:rPr>
+          </w:r>
         </w:p>
         <w:p>
           <w:pPr>
@@ -2676,6 +3014,15 @@
               <w:szCs w:val="24"/>
             </w:rPr>
           </w:r>
+          <w:r>
+            <w:rPr>
+              <w:rFonts w:ascii="Century Gothic" w:hAnsi="Century Gothic" w:eastAsia="Century Gothic" w:cs="Century Gothic"/>
+              <w:b/>
+              <w:color w:val="1d2763"/>
+              <w:sz w:val="24"/>
+              <w:szCs w:val="24"/>
+            </w:rPr>
+          </w:r>
         </w:p>
         <w:p>
           <w:pPr>
@@ -2689,6 +3036,14 @@
               <w:lang w:val="es-ES_tradnl" w:eastAsia="es-ES"/>
             </w:rPr>
           </w:pPr>
+          <w:r>
+            <w:rPr>
+              <w:rFonts w:ascii="Century Gothic" w:hAnsi="Century Gothic" w:eastAsiaTheme="minorEastAsia"/>
+              <w:sz w:val="2"/>
+              <w:szCs w:val="2"/>
+              <w:lang w:val="es-ES_tradnl" w:eastAsia="es-ES"/>
+            </w:rPr>
+          </w:r>
           <w:r>
             <w:rPr>
               <w:rFonts w:ascii="Century Gothic" w:hAnsi="Century Gothic" w:eastAsiaTheme="minorEastAsia"/>
@@ -2812,13 +3167,22 @@
               <w:lang w:val="es-ES_tradnl" w:eastAsia="es-ES"/>
             </w:rPr>
           </w:r>
+          <w:r>
+            <w:rPr>
+              <w:rFonts w:ascii="Century Gothic" w:hAnsi="Century Gothic" w:eastAsiaTheme="minorEastAsia"/>
+              <w:b/>
+              <w:sz w:val="30"/>
+              <w:szCs w:val="30"/>
+              <w:lang w:val="es-ES_tradnl" w:eastAsia="es-ES"/>
+            </w:rPr>
+          </w:r>
         </w:p>
       </w:tc>
     </w:tr>
   </w:tbl>
   <w:p>
     <w:pPr>
-      <w:pStyle w:val="982"/>
+      <w:pStyle w:val="1159"/>
       <w:pBdr/>
       <w:tabs>
         <w:tab w:val="clear" w:leader="none" w:pos="4419"/>
@@ -2831,6 +3195,11 @@
         <w:color w:val="1f4e79" w:themeColor="accent1" w:themeShade="80"/>
       </w:rPr>
     </w:pPr>
+    <w:r>
+      <w:rPr>
+        <w:color w:val="1f4e79" w:themeColor="accent1" w:themeShade="80"/>
+      </w:rPr>
+    </w:r>
     <w:r>
       <w:rPr>
         <w:color w:val="1f4e79" w:themeColor="accent1" w:themeShade="80"/>
@@ -2849,7 +3218,7 @@
 <w:hdr xmlns:wpc="http://schemas.microsoft.com/office/word/2010/wordprocessingCanvas" xmlns:mc="http://schemas.openxmlformats.org/markup-compatibility/2006" xmlns:o="urn:schemas-microsoft-com:office:office" xmlns:r="http://schemas.openxmlformats.org/officeDocument/2006/relationships" xmlns:m="http://schemas.openxmlformats.org/officeDocument/2006/math" xmlns:v="urn:schemas-microsoft-com:vml" xmlns:wp14="http://schemas.microsoft.com/office/word/2010/wordprocessingDrawing" xmlns:wp="http://schemas.openxmlformats.org/drawingml/2006/wordprocessingDrawing" xmlns:w10="urn:schemas-microsoft-com:office:word" xmlns:w="http://schemas.openxmlformats.org/wordprocessingml/2006/main" xmlns:w14="http://schemas.microsoft.com/office/word/2010/wordml" xmlns:w15="http://schemas.microsoft.com/office/word/2012/wordml" xmlns:wpg="http://schemas.microsoft.com/office/word/2010/wordprocessingGroup" xmlns:wpi="http://schemas.microsoft.com/office/word/2010/wordprocessingInk" xmlns:wne="http://schemas.microsoft.com/office/word/2006/wordml" xmlns:a="http://schemas.openxmlformats.org/drawingml/2006/main" xmlns:wps="http://schemas.microsoft.com/office/word/2010/wordprocessingShape" mc:Ignorable="w14 w15 wp14">
   <w:tbl>
     <w:tblPr>
-      <w:tblStyle w:val="981"/>
+      <w:tblStyle w:val="1158"/>
       <w:tblW w:w="0" w:type="auto"/>
       <w:tblBorders/>
       <w:tblLook w:val="04A0" w:firstRow="1" w:lastRow="0" w:firstColumn="1" w:lastColumn="0" w:noHBand="0" w:noVBand="1"/>
@@ -2981,6 +3350,15 @@
               <w:lang w:val="es-ES_tradnl" w:eastAsia="es-ES"/>
             </w:rPr>
           </w:r>
+          <w:r>
+            <w:rPr>
+              <w:rFonts w:ascii="Century Gothic" w:hAnsi="Century Gothic" w:eastAsiaTheme="minorEastAsia"/>
+              <w:b/>
+              <w:sz w:val="30"/>
+              <w:szCs w:val="30"/>
+              <w:lang w:val="es-ES_tradnl" w:eastAsia="es-ES"/>
+            </w:rPr>
+          </w:r>
         </w:p>
       </w:tc>
       <w:tc>
@@ -3028,6 +3406,16 @@
               <w:lang w:val="es-ES" w:eastAsia="es-ES"/>
             </w:rPr>
           </w:r>
+          <w:r>
+            <w:rPr>
+              <w:rFonts w:ascii="Century Gothic" w:hAnsi="Century Gothic" w:eastAsiaTheme="minorEastAsia"/>
+              <w:b/>
+              <w:color w:val="1d2763"/>
+              <w:sz w:val="24"/>
+              <w:szCs w:val="24"/>
+              <w:lang w:val="es-ES" w:eastAsia="es-ES"/>
+            </w:rPr>
+          </w:r>
         </w:p>
         <w:p>
           <w:pPr>
@@ -3049,6 +3437,14 @@
               <w:szCs w:val="24"/>
             </w:rPr>
             <w:t xml:space="preserve">Técnico en Geomática</w:t>
+          </w:r>
+          <w:r>
+            <w:rPr>
+              <w:rFonts w:ascii="Century Gothic" w:hAnsi="Century Gothic" w:eastAsia="Century Gothic" w:cs="Century Gothic"/>
+              <w:color w:val="1d2763"/>
+              <w:sz w:val="24"/>
+              <w:szCs w:val="24"/>
+            </w:rPr>
           </w:r>
           <w:r>
             <w:rPr>
@@ -3091,6 +3487,15 @@
               <w:lang w:eastAsia="es-ES"/>
             </w:rPr>
           </w:r>
+          <w:r>
+            <w:rPr>
+              <w:rFonts w:ascii="Century Gothic" w:hAnsi="Century Gothic" w:eastAsiaTheme="minorEastAsia"/>
+              <w:color w:val="1d2763"/>
+              <w:sz w:val="24"/>
+              <w:szCs w:val="24"/>
+              <w:lang w:eastAsia="es-ES"/>
+            </w:rPr>
+          </w:r>
         </w:p>
         <w:p>
           <w:pPr>
@@ -3104,6 +3509,14 @@
               <w:lang w:val="es-ES_tradnl" w:eastAsia="es-ES"/>
             </w:rPr>
           </w:pPr>
+          <w:r>
+            <w:rPr>
+              <w:rFonts w:ascii="Century Gothic" w:hAnsi="Century Gothic" w:eastAsiaTheme="minorEastAsia"/>
+              <w:sz w:val="2"/>
+              <w:szCs w:val="2"/>
+              <w:lang w:val="es-ES_tradnl" w:eastAsia="es-ES"/>
+            </w:rPr>
+          </w:r>
           <w:r>
             <w:rPr>
               <w:rFonts w:ascii="Century Gothic" w:hAnsi="Century Gothic" w:eastAsiaTheme="minorEastAsia"/>
@@ -3241,13 +3654,22 @@
               <w:lang w:val="es-ES_tradnl" w:eastAsia="es-ES"/>
             </w:rPr>
           </w:r>
+          <w:r>
+            <w:rPr>
+              <w:rFonts w:ascii="Century Gothic" w:hAnsi="Century Gothic" w:eastAsiaTheme="minorEastAsia"/>
+              <w:b/>
+              <w:sz w:val="30"/>
+              <w:szCs w:val="30"/>
+              <w:lang w:val="es-ES_tradnl" w:eastAsia="es-ES"/>
+            </w:rPr>
+          </w:r>
         </w:p>
       </w:tc>
     </w:tr>
   </w:tbl>
   <w:p>
     <w:pPr>
-      <w:pStyle w:val="982"/>
+      <w:pStyle w:val="1159"/>
       <w:pBdr/>
       <w:spacing/>
       <w:ind/>
@@ -9558,9 +9980,9 @@
     <w:lsdException w:name="Bibliography" w:uiPriority="37"/>
     <w:lsdException w:name="TOC Heading" w:uiPriority="39" w:qFormat="1"/>
   </w:latentStyles>
-  <w:style w:type="table" w:styleId="13">
+  <w:style w:type="table" w:styleId="982">
     <w:name w:val="Table Grid Light"/>
-    <w:basedOn w:val="975"/>
+    <w:basedOn w:val="1152"/>
     <w:uiPriority w:val="59"/>
     <w:pPr>
       <w:pBdr/>
@@ -9757,9 +10179,9 @@
       </w:tcPr>
     </w:tblStylePr>
   </w:style>
-  <w:style w:type="table" w:styleId="14">
+  <w:style w:type="table" w:styleId="983">
     <w:name w:val="Plain Table 1"/>
-    <w:basedOn w:val="975"/>
+    <w:basedOn w:val="1152"/>
     <w:uiPriority w:val="59"/>
     <w:pPr>
       <w:pBdr/>
@@ -9982,9 +10404,9 @@
       </w:tcPr>
     </w:tblStylePr>
   </w:style>
-  <w:style w:type="table" w:styleId="15">
+  <w:style w:type="table" w:styleId="984">
     <w:name w:val="Plain Table 2"/>
-    <w:basedOn w:val="975"/>
+    <w:basedOn w:val="1152"/>
     <w:uiPriority w:val="59"/>
     <w:pPr>
       <w:pBdr/>
@@ -10215,9 +10637,9 @@
       </w:tcPr>
     </w:tblStylePr>
   </w:style>
-  <w:style w:type="table" w:styleId="16">
+  <w:style w:type="table" w:styleId="985">
     <w:name w:val="Plain Table 3"/>
-    <w:basedOn w:val="975"/>
+    <w:basedOn w:val="1152"/>
     <w:uiPriority w:val="99"/>
     <w:pPr>
       <w:pBdr/>
@@ -10445,9 +10867,9 @@
       </w:tcPr>
     </w:tblStylePr>
   </w:style>
-  <w:style w:type="table" w:styleId="17">
+  <w:style w:type="table" w:styleId="986">
     <w:name w:val="Plain Table 4"/>
-    <w:basedOn w:val="975"/>
+    <w:basedOn w:val="1152"/>
     <w:uiPriority w:val="99"/>
     <w:pPr>
       <w:pBdr/>
@@ -10661,9 +11083,9 @@
       </w:tcPr>
     </w:tblStylePr>
   </w:style>
-  <w:style w:type="table" w:styleId="19">
+  <w:style w:type="table" w:styleId="987">
     <w:name w:val="Grid Table 1 Light"/>
-    <w:basedOn w:val="975"/>
+    <w:basedOn w:val="1152"/>
     <w:uiPriority w:val="99"/>
     <w:pPr>
       <w:pBdr/>
@@ -10884,9 +11306,9 @@
       </w:tcPr>
     </w:tblStylePr>
   </w:style>
-  <w:style w:type="table" w:styleId="20">
+  <w:style w:type="table" w:styleId="988">
     <w:name w:val="Grid Table 1 Light - Accent 1"/>
-    <w:basedOn w:val="975"/>
+    <w:basedOn w:val="1152"/>
     <w:uiPriority w:val="99"/>
     <w:pPr>
       <w:pBdr/>
@@ -11107,9 +11529,9 @@
       </w:tcPr>
     </w:tblStylePr>
   </w:style>
-  <w:style w:type="table" w:styleId="21">
+  <w:style w:type="table" w:styleId="989">
     <w:name w:val="Grid Table 1 Light - Accent 2"/>
-    <w:basedOn w:val="975"/>
+    <w:basedOn w:val="1152"/>
     <w:uiPriority w:val="99"/>
     <w:pPr>
       <w:pBdr/>
@@ -11330,9 +11752,9 @@
       </w:tcPr>
     </w:tblStylePr>
   </w:style>
-  <w:style w:type="table" w:styleId="22">
+  <w:style w:type="table" w:styleId="990">
     <w:name w:val="Grid Table 1 Light - Accent 3"/>
-    <w:basedOn w:val="975"/>
+    <w:basedOn w:val="1152"/>
     <w:uiPriority w:val="99"/>
     <w:pPr>
       <w:pBdr/>
@@ -11553,9 +11975,9 @@
       </w:tcPr>
     </w:tblStylePr>
   </w:style>
-  <w:style w:type="table" w:styleId="23">
+  <w:style w:type="table" w:styleId="991">
     <w:name w:val="Grid Table 1 Light - Accent 4"/>
-    <w:basedOn w:val="975"/>
+    <w:basedOn w:val="1152"/>
     <w:uiPriority w:val="99"/>
     <w:pPr>
       <w:pBdr/>
@@ -11776,9 +12198,9 @@
       </w:tcPr>
     </w:tblStylePr>
   </w:style>
-  <w:style w:type="table" w:styleId="24">
+  <w:style w:type="table" w:styleId="992">
     <w:name w:val="Grid Table 1 Light - Accent 5"/>
-    <w:basedOn w:val="975"/>
+    <w:basedOn w:val="1152"/>
     <w:uiPriority w:val="99"/>
     <w:pPr>
       <w:pBdr/>
@@ -11999,9 +12421,9 @@
       </w:tcPr>
     </w:tblStylePr>
   </w:style>
-  <w:style w:type="table" w:styleId="25">
+  <w:style w:type="table" w:styleId="993">
     <w:name w:val="Grid Table 1 Light - Accent 6"/>
-    <w:basedOn w:val="975"/>
+    <w:basedOn w:val="1152"/>
     <w:uiPriority w:val="99"/>
     <w:pPr>
       <w:pBdr/>
@@ -12222,9 +12644,9 @@
       </w:tcPr>
     </w:tblStylePr>
   </w:style>
-  <w:style w:type="table" w:styleId="26">
+  <w:style w:type="table" w:styleId="994">
     <w:name w:val="Grid Table 2"/>
-    <w:basedOn w:val="975"/>
+    <w:basedOn w:val="1152"/>
     <w:uiPriority w:val="99"/>
     <w:pPr>
       <w:pBdr/>
@@ -12454,9 +12876,9 @@
       </w:tcPr>
     </w:tblStylePr>
   </w:style>
-  <w:style w:type="table" w:styleId="27">
+  <w:style w:type="table" w:styleId="995">
     <w:name w:val="Grid Table 2 - Accent 1"/>
-    <w:basedOn w:val="975"/>
+    <w:basedOn w:val="1152"/>
     <w:uiPriority w:val="99"/>
     <w:pPr>
       <w:pBdr/>
@@ -12686,9 +13108,9 @@
       </w:tcPr>
     </w:tblStylePr>
   </w:style>
-  <w:style w:type="table" w:styleId="28">
+  <w:style w:type="table" w:styleId="996">
     <w:name w:val="Grid Table 2 - Accent 2"/>
-    <w:basedOn w:val="975"/>
+    <w:basedOn w:val="1152"/>
     <w:uiPriority w:val="99"/>
     <w:pPr>
       <w:pBdr/>
@@ -12918,9 +13340,9 @@
       </w:tcPr>
     </w:tblStylePr>
   </w:style>
-  <w:style w:type="table" w:styleId="29">
+  <w:style w:type="table" w:styleId="997">
     <w:name w:val="Grid Table 2 - Accent 3"/>
-    <w:basedOn w:val="975"/>
+    <w:basedOn w:val="1152"/>
     <w:uiPriority w:val="99"/>
     <w:pPr>
       <w:pBdr/>
@@ -13150,9 +13572,9 @@
       </w:tcPr>
     </w:tblStylePr>
   </w:style>
-  <w:style w:type="table" w:styleId="30">
+  <w:style w:type="table" w:styleId="998">
     <w:name w:val="Grid Table 2 - Accent 4"/>
-    <w:basedOn w:val="975"/>
+    <w:basedOn w:val="1152"/>
     <w:uiPriority w:val="99"/>
     <w:pPr>
       <w:pBdr/>
@@ -13382,9 +13804,9 @@
       </w:tcPr>
     </w:tblStylePr>
   </w:style>
-  <w:style w:type="table" w:styleId="31">
+  <w:style w:type="table" w:styleId="999">
     <w:name w:val="Grid Table 2 - Accent 5"/>
-    <w:basedOn w:val="975"/>
+    <w:basedOn w:val="1152"/>
     <w:uiPriority w:val="99"/>
     <w:pPr>
       <w:pBdr/>
@@ -13614,9 +14036,9 @@
       </w:tcPr>
     </w:tblStylePr>
   </w:style>
-  <w:style w:type="table" w:styleId="32">
+  <w:style w:type="table" w:styleId="1000">
     <w:name w:val="Grid Table 2 - Accent 6"/>
-    <w:basedOn w:val="975"/>
+    <w:basedOn w:val="1152"/>
     <w:uiPriority w:val="99"/>
     <w:pPr>
       <w:pBdr/>
@@ -13846,9 +14268,9 @@
       </w:tcPr>
     </w:tblStylePr>
   </w:style>
-  <w:style w:type="table" w:styleId="33">
+  <w:style w:type="table" w:styleId="1001">
     <w:name w:val="Grid Table 3"/>
-    <w:basedOn w:val="975"/>
+    <w:basedOn w:val="1152"/>
     <w:uiPriority w:val="99"/>
     <w:pPr>
       <w:pBdr/>
@@ -13947,29 +14369,6 @@
         <w:tblBorders/>
       </w:tblPr>
       <w:tcPr>
-        <w:shd w:color="ffffff"/>
-        <w:tcBorders>
-          <w:top w:val="none" w:color="000000" w:sz="4" w:space="0"/>
-          <w:left w:val="none" w:color="000000" w:sz="4" w:space="0"/>
-          <w:bottom w:val="none" w:color="000000" w:sz="4" w:space="0"/>
-          <w:right w:val="none" w:color="000000" w:sz="4" w:space="0"/>
-        </w:tcBorders>
-      </w:tcPr>
-    </w:tblStylePr>
-    <w:tblStylePr w:type="firstRow">
-      <w:rPr>
-        <w:b/>
-        <w:color w:val="404040"/>
-      </w:rPr>
-      <w:pPr>
-        <w:pBdr/>
-        <w:spacing/>
-        <w:ind/>
-      </w:pPr>
-      <w:tblPr>
-        <w:tblBorders/>
-      </w:tblPr>
-      <w:tcPr>
         <w:shd w:val="clear" w:color="ffffff"/>
         <w:tcBorders>
           <w:top w:val="none" w:color="000000" w:sz="4" w:space="0"/>
@@ -13979,30 +14378,7 @@
         </w:tcBorders>
       </w:tcPr>
     </w:tblStylePr>
-    <w:tblStylePr w:type="lastCol">
-      <w:rPr>
-        <w:i/>
-        <w:color w:val="404040"/>
-      </w:rPr>
-      <w:pPr>
-        <w:pBdr/>
-        <w:spacing/>
-        <w:ind/>
-      </w:pPr>
-      <w:tblPr>
-        <w:tblBorders/>
-      </w:tblPr>
-      <w:tcPr>
-        <w:shd w:color="ffffff"/>
-        <w:tcBorders>
-          <w:top w:val="none" w:color="000000" w:sz="4" w:space="0"/>
-          <w:left w:val="none" w:color="000000" w:sz="4" w:space="0"/>
-          <w:bottom w:val="none" w:color="000000" w:sz="4" w:space="0"/>
-          <w:right w:val="none" w:color="000000" w:sz="4" w:space="0"/>
-        </w:tcBorders>
-      </w:tcPr>
-    </w:tblStylePr>
-    <w:tblStylePr w:type="lastRow">
+    <w:tblStylePr w:type="firstRow">
       <w:rPr>
         <w:b/>
         <w:color w:val="404040"/>
@@ -14025,6 +14401,52 @@
         </w:tcBorders>
       </w:tcPr>
     </w:tblStylePr>
+    <w:tblStylePr w:type="lastCol">
+      <w:rPr>
+        <w:i/>
+        <w:color w:val="404040"/>
+      </w:rPr>
+      <w:pPr>
+        <w:pBdr/>
+        <w:spacing/>
+        <w:ind/>
+      </w:pPr>
+      <w:tblPr>
+        <w:tblBorders/>
+      </w:tblPr>
+      <w:tcPr>
+        <w:shd w:val="clear" w:color="ffffff"/>
+        <w:tcBorders>
+          <w:top w:val="none" w:color="000000" w:sz="4" w:space="0"/>
+          <w:left w:val="none" w:color="000000" w:sz="4" w:space="0"/>
+          <w:bottom w:val="none" w:color="000000" w:sz="4" w:space="0"/>
+          <w:right w:val="none" w:color="000000" w:sz="4" w:space="0"/>
+        </w:tcBorders>
+      </w:tcPr>
+    </w:tblStylePr>
+    <w:tblStylePr w:type="lastRow">
+      <w:rPr>
+        <w:b/>
+        <w:color w:val="404040"/>
+      </w:rPr>
+      <w:pPr>
+        <w:pBdr/>
+        <w:spacing/>
+        <w:ind/>
+      </w:pPr>
+      <w:tblPr>
+        <w:tblBorders/>
+      </w:tblPr>
+      <w:tcPr>
+        <w:shd w:val="clear" w:color="ffffff"/>
+        <w:tcBorders>
+          <w:top w:val="none" w:color="000000" w:sz="4" w:space="0"/>
+          <w:left w:val="none" w:color="000000" w:sz="4" w:space="0"/>
+          <w:bottom w:val="none" w:color="000000" w:sz="4" w:space="0"/>
+          <w:right w:val="none" w:color="000000" w:sz="4" w:space="0"/>
+        </w:tcBorders>
+      </w:tcPr>
+    </w:tblStylePr>
     <w:tblStylePr w:type="nwCell">
       <w:pPr>
         <w:pBdr/>
@@ -14091,9 +14513,9 @@
       </w:tcPr>
     </w:tblStylePr>
   </w:style>
-  <w:style w:type="table" w:styleId="34">
+  <w:style w:type="table" w:styleId="1002">
     <w:name w:val="Grid Table 3 - Accent 1"/>
-    <w:basedOn w:val="975"/>
+    <w:basedOn w:val="1152"/>
     <w:uiPriority w:val="99"/>
     <w:pPr>
       <w:pBdr/>
@@ -14192,29 +14614,6 @@
         <w:tblBorders/>
       </w:tblPr>
       <w:tcPr>
-        <w:shd w:color="ffffff"/>
-        <w:tcBorders>
-          <w:top w:val="none" w:color="000000" w:sz="4" w:space="0"/>
-          <w:left w:val="none" w:color="000000" w:sz="4" w:space="0"/>
-          <w:bottom w:val="none" w:color="000000" w:sz="4" w:space="0"/>
-          <w:right w:val="none" w:color="000000" w:sz="4" w:space="0"/>
-        </w:tcBorders>
-      </w:tcPr>
-    </w:tblStylePr>
-    <w:tblStylePr w:type="firstRow">
-      <w:rPr>
-        <w:b/>
-        <w:color w:val="404040"/>
-      </w:rPr>
-      <w:pPr>
-        <w:pBdr/>
-        <w:spacing/>
-        <w:ind/>
-      </w:pPr>
-      <w:tblPr>
-        <w:tblBorders/>
-      </w:tblPr>
-      <w:tcPr>
         <w:shd w:val="clear" w:color="ffffff"/>
         <w:tcBorders>
           <w:top w:val="none" w:color="000000" w:sz="4" w:space="0"/>
@@ -14224,30 +14623,7 @@
         </w:tcBorders>
       </w:tcPr>
     </w:tblStylePr>
-    <w:tblStylePr w:type="lastCol">
-      <w:rPr>
-        <w:i/>
-        <w:color w:val="404040"/>
-      </w:rPr>
-      <w:pPr>
-        <w:pBdr/>
-        <w:spacing/>
-        <w:ind/>
-      </w:pPr>
-      <w:tblPr>
-        <w:tblBorders/>
-      </w:tblPr>
-      <w:tcPr>
-        <w:shd w:color="ffffff"/>
-        <w:tcBorders>
-          <w:top w:val="none" w:color="000000" w:sz="4" w:space="0"/>
-          <w:left w:val="none" w:color="000000" w:sz="4" w:space="0"/>
-          <w:bottom w:val="none" w:color="000000" w:sz="4" w:space="0"/>
-          <w:right w:val="none" w:color="000000" w:sz="4" w:space="0"/>
-        </w:tcBorders>
-      </w:tcPr>
-    </w:tblStylePr>
-    <w:tblStylePr w:type="lastRow">
+    <w:tblStylePr w:type="firstRow">
       <w:rPr>
         <w:b/>
         <w:color w:val="404040"/>
@@ -14270,6 +14646,52 @@
         </w:tcBorders>
       </w:tcPr>
     </w:tblStylePr>
+    <w:tblStylePr w:type="lastCol">
+      <w:rPr>
+        <w:i/>
+        <w:color w:val="404040"/>
+      </w:rPr>
+      <w:pPr>
+        <w:pBdr/>
+        <w:spacing/>
+        <w:ind/>
+      </w:pPr>
+      <w:tblPr>
+        <w:tblBorders/>
+      </w:tblPr>
+      <w:tcPr>
+        <w:shd w:val="clear" w:color="ffffff"/>
+        <w:tcBorders>
+          <w:top w:val="none" w:color="000000" w:sz="4" w:space="0"/>
+          <w:left w:val="none" w:color="000000" w:sz="4" w:space="0"/>
+          <w:bottom w:val="none" w:color="000000" w:sz="4" w:space="0"/>
+          <w:right w:val="none" w:color="000000" w:sz="4" w:space="0"/>
+        </w:tcBorders>
+      </w:tcPr>
+    </w:tblStylePr>
+    <w:tblStylePr w:type="lastRow">
+      <w:rPr>
+        <w:b/>
+        <w:color w:val="404040"/>
+      </w:rPr>
+      <w:pPr>
+        <w:pBdr/>
+        <w:spacing/>
+        <w:ind/>
+      </w:pPr>
+      <w:tblPr>
+        <w:tblBorders/>
+      </w:tblPr>
+      <w:tcPr>
+        <w:shd w:val="clear" w:color="ffffff"/>
+        <w:tcBorders>
+          <w:top w:val="none" w:color="000000" w:sz="4" w:space="0"/>
+          <w:left w:val="none" w:color="000000" w:sz="4" w:space="0"/>
+          <w:bottom w:val="none" w:color="000000" w:sz="4" w:space="0"/>
+          <w:right w:val="none" w:color="000000" w:sz="4" w:space="0"/>
+        </w:tcBorders>
+      </w:tcPr>
+    </w:tblStylePr>
     <w:tblStylePr w:type="nwCell">
       <w:pPr>
         <w:pBdr/>
@@ -14336,9 +14758,9 @@
       </w:tcPr>
     </w:tblStylePr>
   </w:style>
-  <w:style w:type="table" w:styleId="35">
+  <w:style w:type="table" w:styleId="1003">
     <w:name w:val="Grid Table 3 - Accent 2"/>
-    <w:basedOn w:val="975"/>
+    <w:basedOn w:val="1152"/>
     <w:uiPriority w:val="99"/>
     <w:pPr>
       <w:pBdr/>
@@ -14437,29 +14859,6 @@
         <w:tblBorders/>
       </w:tblPr>
       <w:tcPr>
-        <w:shd w:color="ffffff"/>
-        <w:tcBorders>
-          <w:top w:val="none" w:color="000000" w:sz="4" w:space="0"/>
-          <w:left w:val="none" w:color="000000" w:sz="4" w:space="0"/>
-          <w:bottom w:val="none" w:color="000000" w:sz="4" w:space="0"/>
-          <w:right w:val="none" w:color="000000" w:sz="4" w:space="0"/>
-        </w:tcBorders>
-      </w:tcPr>
-    </w:tblStylePr>
-    <w:tblStylePr w:type="firstRow">
-      <w:rPr>
-        <w:b/>
-        <w:color w:val="404040"/>
-      </w:rPr>
-      <w:pPr>
-        <w:pBdr/>
-        <w:spacing/>
-        <w:ind/>
-      </w:pPr>
-      <w:tblPr>
-        <w:tblBorders/>
-      </w:tblPr>
-      <w:tcPr>
         <w:shd w:val="clear" w:color="ffffff"/>
         <w:tcBorders>
           <w:top w:val="none" w:color="000000" w:sz="4" w:space="0"/>
@@ -14469,30 +14868,7 @@
         </w:tcBorders>
       </w:tcPr>
     </w:tblStylePr>
-    <w:tblStylePr w:type="lastCol">
-      <w:rPr>
-        <w:i/>
-        <w:color w:val="404040"/>
-      </w:rPr>
-      <w:pPr>
-        <w:pBdr/>
-        <w:spacing/>
-        <w:ind/>
-      </w:pPr>
-      <w:tblPr>
-        <w:tblBorders/>
-      </w:tblPr>
-      <w:tcPr>
-        <w:shd w:color="ffffff"/>
-        <w:tcBorders>
-          <w:top w:val="none" w:color="000000" w:sz="4" w:space="0"/>
-          <w:left w:val="none" w:color="000000" w:sz="4" w:space="0"/>
-          <w:bottom w:val="none" w:color="000000" w:sz="4" w:space="0"/>
-          <w:right w:val="none" w:color="000000" w:sz="4" w:space="0"/>
-        </w:tcBorders>
-      </w:tcPr>
-    </w:tblStylePr>
-    <w:tblStylePr w:type="lastRow">
+    <w:tblStylePr w:type="firstRow">
       <w:rPr>
         <w:b/>
         <w:color w:val="404040"/>
@@ -14515,6 +14891,52 @@
         </w:tcBorders>
       </w:tcPr>
     </w:tblStylePr>
+    <w:tblStylePr w:type="lastCol">
+      <w:rPr>
+        <w:i/>
+        <w:color w:val="404040"/>
+      </w:rPr>
+      <w:pPr>
+        <w:pBdr/>
+        <w:spacing/>
+        <w:ind/>
+      </w:pPr>
+      <w:tblPr>
+        <w:tblBorders/>
+      </w:tblPr>
+      <w:tcPr>
+        <w:shd w:val="clear" w:color="ffffff"/>
+        <w:tcBorders>
+          <w:top w:val="none" w:color="000000" w:sz="4" w:space="0"/>
+          <w:left w:val="none" w:color="000000" w:sz="4" w:space="0"/>
+          <w:bottom w:val="none" w:color="000000" w:sz="4" w:space="0"/>
+          <w:right w:val="none" w:color="000000" w:sz="4" w:space="0"/>
+        </w:tcBorders>
+      </w:tcPr>
+    </w:tblStylePr>
+    <w:tblStylePr w:type="lastRow">
+      <w:rPr>
+        <w:b/>
+        <w:color w:val="404040"/>
+      </w:rPr>
+      <w:pPr>
+        <w:pBdr/>
+        <w:spacing/>
+        <w:ind/>
+      </w:pPr>
+      <w:tblPr>
+        <w:tblBorders/>
+      </w:tblPr>
+      <w:tcPr>
+        <w:shd w:val="clear" w:color="ffffff"/>
+        <w:tcBorders>
+          <w:top w:val="none" w:color="000000" w:sz="4" w:space="0"/>
+          <w:left w:val="none" w:color="000000" w:sz="4" w:space="0"/>
+          <w:bottom w:val="none" w:color="000000" w:sz="4" w:space="0"/>
+          <w:right w:val="none" w:color="000000" w:sz="4" w:space="0"/>
+        </w:tcBorders>
+      </w:tcPr>
+    </w:tblStylePr>
     <w:tblStylePr w:type="nwCell">
       <w:pPr>
         <w:pBdr/>
@@ -14581,9 +15003,9 @@
       </w:tcPr>
     </w:tblStylePr>
   </w:style>
-  <w:style w:type="table" w:styleId="36">
+  <w:style w:type="table" w:styleId="1004">
     <w:name w:val="Grid Table 3 - Accent 3"/>
-    <w:basedOn w:val="975"/>
+    <w:basedOn w:val="1152"/>
     <w:uiPriority w:val="99"/>
     <w:pPr>
       <w:pBdr/>
@@ -14682,29 +15104,6 @@
         <w:tblBorders/>
       </w:tblPr>
       <w:tcPr>
-        <w:shd w:color="ffffff"/>
-        <w:tcBorders>
-          <w:top w:val="none" w:color="000000" w:sz="4" w:space="0"/>
-          <w:left w:val="none" w:color="000000" w:sz="4" w:space="0"/>
-          <w:bottom w:val="none" w:color="000000" w:sz="4" w:space="0"/>
-          <w:right w:val="none" w:color="000000" w:sz="4" w:space="0"/>
-        </w:tcBorders>
-      </w:tcPr>
-    </w:tblStylePr>
-    <w:tblStylePr w:type="firstRow">
-      <w:rPr>
-        <w:b/>
-        <w:color w:val="404040"/>
-      </w:rPr>
-      <w:pPr>
-        <w:pBdr/>
-        <w:spacing/>
-        <w:ind/>
-      </w:pPr>
-      <w:tblPr>
-        <w:tblBorders/>
-      </w:tblPr>
-      <w:tcPr>
         <w:shd w:val="clear" w:color="ffffff"/>
         <w:tcBorders>
           <w:top w:val="none" w:color="000000" w:sz="4" w:space="0"/>
@@ -14714,30 +15113,7 @@
         </w:tcBorders>
       </w:tcPr>
     </w:tblStylePr>
-    <w:tblStylePr w:type="lastCol">
-      <w:rPr>
-        <w:i/>
-        <w:color w:val="404040"/>
-      </w:rPr>
-      <w:pPr>
-        <w:pBdr/>
-        <w:spacing/>
-        <w:ind/>
-      </w:pPr>
-      <w:tblPr>
-        <w:tblBorders/>
-      </w:tblPr>
-      <w:tcPr>
-        <w:shd w:color="ffffff"/>
-        <w:tcBorders>
-          <w:top w:val="none" w:color="000000" w:sz="4" w:space="0"/>
-          <w:left w:val="none" w:color="000000" w:sz="4" w:space="0"/>
-          <w:bottom w:val="none" w:color="000000" w:sz="4" w:space="0"/>
-          <w:right w:val="none" w:color="000000" w:sz="4" w:space="0"/>
-        </w:tcBorders>
-      </w:tcPr>
-    </w:tblStylePr>
-    <w:tblStylePr w:type="lastRow">
+    <w:tblStylePr w:type="firstRow">
       <w:rPr>
         <w:b/>
         <w:color w:val="404040"/>
@@ -14760,6 +15136,52 @@
         </w:tcBorders>
       </w:tcPr>
     </w:tblStylePr>
+    <w:tblStylePr w:type="lastCol">
+      <w:rPr>
+        <w:i/>
+        <w:color w:val="404040"/>
+      </w:rPr>
+      <w:pPr>
+        <w:pBdr/>
+        <w:spacing/>
+        <w:ind/>
+      </w:pPr>
+      <w:tblPr>
+        <w:tblBorders/>
+      </w:tblPr>
+      <w:tcPr>
+        <w:shd w:val="clear" w:color="ffffff"/>
+        <w:tcBorders>
+          <w:top w:val="none" w:color="000000" w:sz="4" w:space="0"/>
+          <w:left w:val="none" w:color="000000" w:sz="4" w:space="0"/>
+          <w:bottom w:val="none" w:color="000000" w:sz="4" w:space="0"/>
+          <w:right w:val="none" w:color="000000" w:sz="4" w:space="0"/>
+        </w:tcBorders>
+      </w:tcPr>
+    </w:tblStylePr>
+    <w:tblStylePr w:type="lastRow">
+      <w:rPr>
+        <w:b/>
+        <w:color w:val="404040"/>
+      </w:rPr>
+      <w:pPr>
+        <w:pBdr/>
+        <w:spacing/>
+        <w:ind/>
+      </w:pPr>
+      <w:tblPr>
+        <w:tblBorders/>
+      </w:tblPr>
+      <w:tcPr>
+        <w:shd w:val="clear" w:color="ffffff"/>
+        <w:tcBorders>
+          <w:top w:val="none" w:color="000000" w:sz="4" w:space="0"/>
+          <w:left w:val="none" w:color="000000" w:sz="4" w:space="0"/>
+          <w:bottom w:val="none" w:color="000000" w:sz="4" w:space="0"/>
+          <w:right w:val="none" w:color="000000" w:sz="4" w:space="0"/>
+        </w:tcBorders>
+      </w:tcPr>
+    </w:tblStylePr>
     <w:tblStylePr w:type="nwCell">
       <w:pPr>
         <w:pBdr/>
@@ -14826,9 +15248,9 @@
       </w:tcPr>
     </w:tblStylePr>
   </w:style>
-  <w:style w:type="table" w:styleId="37">
+  <w:style w:type="table" w:styleId="1005">
     <w:name w:val="Grid Table 3 - Accent 4"/>
-    <w:basedOn w:val="975"/>
+    <w:basedOn w:val="1152"/>
     <w:uiPriority w:val="99"/>
     <w:pPr>
       <w:pBdr/>
@@ -14927,29 +15349,6 @@
         <w:tblBorders/>
       </w:tblPr>
       <w:tcPr>
-        <w:shd w:color="ffffff"/>
-        <w:tcBorders>
-          <w:top w:val="none" w:color="000000" w:sz="4" w:space="0"/>
-          <w:left w:val="none" w:color="000000" w:sz="4" w:space="0"/>
-          <w:bottom w:val="none" w:color="000000" w:sz="4" w:space="0"/>
-          <w:right w:val="none" w:color="000000" w:sz="4" w:space="0"/>
-        </w:tcBorders>
-      </w:tcPr>
-    </w:tblStylePr>
-    <w:tblStylePr w:type="firstRow">
-      <w:rPr>
-        <w:b/>
-        <w:color w:val="404040"/>
-      </w:rPr>
-      <w:pPr>
-        <w:pBdr/>
-        <w:spacing/>
-        <w:ind/>
-      </w:pPr>
-      <w:tblPr>
-        <w:tblBorders/>
-      </w:tblPr>
-      <w:tcPr>
         <w:shd w:val="clear" w:color="ffffff"/>
         <w:tcBorders>
           <w:top w:val="none" w:color="000000" w:sz="4" w:space="0"/>
@@ -14959,30 +15358,7 @@
         </w:tcBorders>
       </w:tcPr>
     </w:tblStylePr>
-    <w:tblStylePr w:type="lastCol">
-      <w:rPr>
-        <w:i/>
-        <w:color w:val="404040"/>
-      </w:rPr>
-      <w:pPr>
-        <w:pBdr/>
-        <w:spacing/>
-        <w:ind/>
-      </w:pPr>
-      <w:tblPr>
-        <w:tblBorders/>
-      </w:tblPr>
-      <w:tcPr>
-        <w:shd w:color="ffffff"/>
-        <w:tcBorders>
-          <w:top w:val="none" w:color="000000" w:sz="4" w:space="0"/>
-          <w:left w:val="none" w:color="000000" w:sz="4" w:space="0"/>
-          <w:bottom w:val="none" w:color="000000" w:sz="4" w:space="0"/>
-          <w:right w:val="none" w:color="000000" w:sz="4" w:space="0"/>
-        </w:tcBorders>
-      </w:tcPr>
-    </w:tblStylePr>
-    <w:tblStylePr w:type="lastRow">
+    <w:tblStylePr w:type="firstRow">
       <w:rPr>
         <w:b/>
         <w:color w:val="404040"/>
@@ -15005,6 +15381,52 @@
         </w:tcBorders>
       </w:tcPr>
     </w:tblStylePr>
+    <w:tblStylePr w:type="lastCol">
+      <w:rPr>
+        <w:i/>
+        <w:color w:val="404040"/>
+      </w:rPr>
+      <w:pPr>
+        <w:pBdr/>
+        <w:spacing/>
+        <w:ind/>
+      </w:pPr>
+      <w:tblPr>
+        <w:tblBorders/>
+      </w:tblPr>
+      <w:tcPr>
+        <w:shd w:val="clear" w:color="ffffff"/>
+        <w:tcBorders>
+          <w:top w:val="none" w:color="000000" w:sz="4" w:space="0"/>
+          <w:left w:val="none" w:color="000000" w:sz="4" w:space="0"/>
+          <w:bottom w:val="none" w:color="000000" w:sz="4" w:space="0"/>
+          <w:right w:val="none" w:color="000000" w:sz="4" w:space="0"/>
+        </w:tcBorders>
+      </w:tcPr>
+    </w:tblStylePr>
+    <w:tblStylePr w:type="lastRow">
+      <w:rPr>
+        <w:b/>
+        <w:color w:val="404040"/>
+      </w:rPr>
+      <w:pPr>
+        <w:pBdr/>
+        <w:spacing/>
+        <w:ind/>
+      </w:pPr>
+      <w:tblPr>
+        <w:tblBorders/>
+      </w:tblPr>
+      <w:tcPr>
+        <w:shd w:val="clear" w:color="ffffff"/>
+        <w:tcBorders>
+          <w:top w:val="none" w:color="000000" w:sz="4" w:space="0"/>
+          <w:left w:val="none" w:color="000000" w:sz="4" w:space="0"/>
+          <w:bottom w:val="none" w:color="000000" w:sz="4" w:space="0"/>
+          <w:right w:val="none" w:color="000000" w:sz="4" w:space="0"/>
+        </w:tcBorders>
+      </w:tcPr>
+    </w:tblStylePr>
     <w:tblStylePr w:type="nwCell">
       <w:pPr>
         <w:pBdr/>
@@ -15071,9 +15493,9 @@
       </w:tcPr>
     </w:tblStylePr>
   </w:style>
-  <w:style w:type="table" w:styleId="38">
+  <w:style w:type="table" w:styleId="1006">
     <w:name w:val="Grid Table 3 - Accent 5"/>
-    <w:basedOn w:val="975"/>
+    <w:basedOn w:val="1152"/>
     <w:uiPriority w:val="99"/>
     <w:pPr>
       <w:pBdr/>
@@ -15172,29 +15594,6 @@
         <w:tblBorders/>
       </w:tblPr>
       <w:tcPr>
-        <w:shd w:color="ffffff"/>
-        <w:tcBorders>
-          <w:top w:val="none" w:color="000000" w:sz="4" w:space="0"/>
-          <w:left w:val="none" w:color="000000" w:sz="4" w:space="0"/>
-          <w:bottom w:val="none" w:color="000000" w:sz="4" w:space="0"/>
-          <w:right w:val="none" w:color="000000" w:sz="4" w:space="0"/>
-        </w:tcBorders>
-      </w:tcPr>
-    </w:tblStylePr>
-    <w:tblStylePr w:type="firstRow">
-      <w:rPr>
-        <w:b/>
-        <w:color w:val="404040"/>
-      </w:rPr>
-      <w:pPr>
-        <w:pBdr/>
-        <w:spacing/>
-        <w:ind/>
-      </w:pPr>
-      <w:tblPr>
-        <w:tblBorders/>
-      </w:tblPr>
-      <w:tcPr>
         <w:shd w:val="clear" w:color="ffffff"/>
         <w:tcBorders>
           <w:top w:val="none" w:color="000000" w:sz="4" w:space="0"/>
@@ -15204,30 +15603,7 @@
         </w:tcBorders>
       </w:tcPr>
     </w:tblStylePr>
-    <w:tblStylePr w:type="lastCol">
-      <w:rPr>
-        <w:i/>
-        <w:color w:val="404040"/>
-      </w:rPr>
-      <w:pPr>
-        <w:pBdr/>
-        <w:spacing/>
-        <w:ind/>
-      </w:pPr>
-      <w:tblPr>
-        <w:tblBorders/>
-      </w:tblPr>
-      <w:tcPr>
-        <w:shd w:color="ffffff"/>
-        <w:tcBorders>
-          <w:top w:val="none" w:color="000000" w:sz="4" w:space="0"/>
-          <w:left w:val="none" w:color="000000" w:sz="4" w:space="0"/>
-          <w:bottom w:val="none" w:color="000000" w:sz="4" w:space="0"/>
-          <w:right w:val="none" w:color="000000" w:sz="4" w:space="0"/>
-        </w:tcBorders>
-      </w:tcPr>
-    </w:tblStylePr>
-    <w:tblStylePr w:type="lastRow">
+    <w:tblStylePr w:type="firstRow">
       <w:rPr>
         <w:b/>
         <w:color w:val="404040"/>
@@ -15250,6 +15626,52 @@
         </w:tcBorders>
       </w:tcPr>
     </w:tblStylePr>
+    <w:tblStylePr w:type="lastCol">
+      <w:rPr>
+        <w:i/>
+        <w:color w:val="404040"/>
+      </w:rPr>
+      <w:pPr>
+        <w:pBdr/>
+        <w:spacing/>
+        <w:ind/>
+      </w:pPr>
+      <w:tblPr>
+        <w:tblBorders/>
+      </w:tblPr>
+      <w:tcPr>
+        <w:shd w:val="clear" w:color="ffffff"/>
+        <w:tcBorders>
+          <w:top w:val="none" w:color="000000" w:sz="4" w:space="0"/>
+          <w:left w:val="none" w:color="000000" w:sz="4" w:space="0"/>
+          <w:bottom w:val="none" w:color="000000" w:sz="4" w:space="0"/>
+          <w:right w:val="none" w:color="000000" w:sz="4" w:space="0"/>
+        </w:tcBorders>
+      </w:tcPr>
+    </w:tblStylePr>
+    <w:tblStylePr w:type="lastRow">
+      <w:rPr>
+        <w:b/>
+        <w:color w:val="404040"/>
+      </w:rPr>
+      <w:pPr>
+        <w:pBdr/>
+        <w:spacing/>
+        <w:ind/>
+      </w:pPr>
+      <w:tblPr>
+        <w:tblBorders/>
+      </w:tblPr>
+      <w:tcPr>
+        <w:shd w:val="clear" w:color="ffffff"/>
+        <w:tcBorders>
+          <w:top w:val="none" w:color="000000" w:sz="4" w:space="0"/>
+          <w:left w:val="none" w:color="000000" w:sz="4" w:space="0"/>
+          <w:bottom w:val="none" w:color="000000" w:sz="4" w:space="0"/>
+          <w:right w:val="none" w:color="000000" w:sz="4" w:space="0"/>
+        </w:tcBorders>
+      </w:tcPr>
+    </w:tblStylePr>
     <w:tblStylePr w:type="nwCell">
       <w:pPr>
         <w:pBdr/>
@@ -15316,9 +15738,9 @@
       </w:tcPr>
     </w:tblStylePr>
   </w:style>
-  <w:style w:type="table" w:styleId="39">
+  <w:style w:type="table" w:styleId="1007">
     <w:name w:val="Grid Table 3 - Accent 6"/>
-    <w:basedOn w:val="975"/>
+    <w:basedOn w:val="1152"/>
     <w:uiPriority w:val="99"/>
     <w:pPr>
       <w:pBdr/>
@@ -15417,29 +15839,6 @@
         <w:tblBorders/>
       </w:tblPr>
       <w:tcPr>
-        <w:shd w:color="ffffff"/>
-        <w:tcBorders>
-          <w:top w:val="none" w:color="000000" w:sz="4" w:space="0"/>
-          <w:left w:val="none" w:color="000000" w:sz="4" w:space="0"/>
-          <w:bottom w:val="none" w:color="000000" w:sz="4" w:space="0"/>
-          <w:right w:val="none" w:color="000000" w:sz="4" w:space="0"/>
-        </w:tcBorders>
-      </w:tcPr>
-    </w:tblStylePr>
-    <w:tblStylePr w:type="firstRow">
-      <w:rPr>
-        <w:b/>
-        <w:color w:val="404040"/>
-      </w:rPr>
-      <w:pPr>
-        <w:pBdr/>
-        <w:spacing/>
-        <w:ind/>
-      </w:pPr>
-      <w:tblPr>
-        <w:tblBorders/>
-      </w:tblPr>
-      <w:tcPr>
         <w:shd w:val="clear" w:color="ffffff"/>
         <w:tcBorders>
           <w:top w:val="none" w:color="000000" w:sz="4" w:space="0"/>
@@ -15449,30 +15848,7 @@
         </w:tcBorders>
       </w:tcPr>
     </w:tblStylePr>
-    <w:tblStylePr w:type="lastCol">
-      <w:rPr>
-        <w:i/>
-        <w:color w:val="404040"/>
-      </w:rPr>
-      <w:pPr>
-        <w:pBdr/>
-        <w:spacing/>
-        <w:ind/>
-      </w:pPr>
-      <w:tblPr>
-        <w:tblBorders/>
-      </w:tblPr>
-      <w:tcPr>
-        <w:shd w:color="ffffff"/>
-        <w:tcBorders>
-          <w:top w:val="none" w:color="000000" w:sz="4" w:space="0"/>
-          <w:left w:val="none" w:color="000000" w:sz="4" w:space="0"/>
-          <w:bottom w:val="none" w:color="000000" w:sz="4" w:space="0"/>
-          <w:right w:val="none" w:color="000000" w:sz="4" w:space="0"/>
-        </w:tcBorders>
-      </w:tcPr>
-    </w:tblStylePr>
-    <w:tblStylePr w:type="lastRow">
+    <w:tblStylePr w:type="firstRow">
       <w:rPr>
         <w:b/>
         <w:color w:val="404040"/>
@@ -15495,6 +15871,52 @@
         </w:tcBorders>
       </w:tcPr>
     </w:tblStylePr>
+    <w:tblStylePr w:type="lastCol">
+      <w:rPr>
+        <w:i/>
+        <w:color w:val="404040"/>
+      </w:rPr>
+      <w:pPr>
+        <w:pBdr/>
+        <w:spacing/>
+        <w:ind/>
+      </w:pPr>
+      <w:tblPr>
+        <w:tblBorders/>
+      </w:tblPr>
+      <w:tcPr>
+        <w:shd w:val="clear" w:color="ffffff"/>
+        <w:tcBorders>
+          <w:top w:val="none" w:color="000000" w:sz="4" w:space="0"/>
+          <w:left w:val="none" w:color="000000" w:sz="4" w:space="0"/>
+          <w:bottom w:val="none" w:color="000000" w:sz="4" w:space="0"/>
+          <w:right w:val="none" w:color="000000" w:sz="4" w:space="0"/>
+        </w:tcBorders>
+      </w:tcPr>
+    </w:tblStylePr>
+    <w:tblStylePr w:type="lastRow">
+      <w:rPr>
+        <w:b/>
+        <w:color w:val="404040"/>
+      </w:rPr>
+      <w:pPr>
+        <w:pBdr/>
+        <w:spacing/>
+        <w:ind/>
+      </w:pPr>
+      <w:tblPr>
+        <w:tblBorders/>
+      </w:tblPr>
+      <w:tcPr>
+        <w:shd w:val="clear" w:color="ffffff"/>
+        <w:tcBorders>
+          <w:top w:val="none" w:color="000000" w:sz="4" w:space="0"/>
+          <w:left w:val="none" w:color="000000" w:sz="4" w:space="0"/>
+          <w:bottom w:val="none" w:color="000000" w:sz="4" w:space="0"/>
+          <w:right w:val="none" w:color="000000" w:sz="4" w:space="0"/>
+        </w:tcBorders>
+      </w:tcPr>
+    </w:tblStylePr>
     <w:tblStylePr w:type="nwCell">
       <w:pPr>
         <w:pBdr/>
@@ -15561,9 +15983,9 @@
       </w:tcPr>
     </w:tblStylePr>
   </w:style>
-  <w:style w:type="table" w:styleId="40">
+  <w:style w:type="table" w:styleId="1008">
     <w:name w:val="Grid Table 4"/>
-    <w:basedOn w:val="975"/>
+    <w:basedOn w:val="1152"/>
     <w:uiPriority w:val="59"/>
     <w:pPr>
       <w:pBdr/>
@@ -15794,9 +16216,9 @@
       </w:tcPr>
     </w:tblStylePr>
   </w:style>
-  <w:style w:type="table" w:styleId="41">
+  <w:style w:type="table" w:styleId="1009">
     <w:name w:val="Grid Table 4 - Accent 1"/>
-    <w:basedOn w:val="975"/>
+    <w:basedOn w:val="1152"/>
     <w:uiPriority w:val="59"/>
     <w:pPr>
       <w:pBdr/>
@@ -16027,9 +16449,9 @@
       </w:tcPr>
     </w:tblStylePr>
   </w:style>
-  <w:style w:type="table" w:styleId="42">
+  <w:style w:type="table" w:styleId="1010">
     <w:name w:val="Grid Table 4 - Accent 2"/>
-    <w:basedOn w:val="975"/>
+    <w:basedOn w:val="1152"/>
     <w:uiPriority w:val="59"/>
     <w:pPr>
       <w:pBdr/>
@@ -16260,9 +16682,9 @@
       </w:tcPr>
     </w:tblStylePr>
   </w:style>
-  <w:style w:type="table" w:styleId="43">
+  <w:style w:type="table" w:styleId="1011">
     <w:name w:val="Grid Table 4 - Accent 3"/>
-    <w:basedOn w:val="975"/>
+    <w:basedOn w:val="1152"/>
     <w:uiPriority w:val="59"/>
     <w:pPr>
       <w:pBdr/>
@@ -16493,9 +16915,9 @@
       </w:tcPr>
     </w:tblStylePr>
   </w:style>
-  <w:style w:type="table" w:styleId="44">
+  <w:style w:type="table" w:styleId="1012">
     <w:name w:val="Grid Table 4 - Accent 4"/>
-    <w:basedOn w:val="975"/>
+    <w:basedOn w:val="1152"/>
     <w:uiPriority w:val="59"/>
     <w:pPr>
       <w:pBdr/>
@@ -16726,9 +17148,9 @@
       </w:tcPr>
     </w:tblStylePr>
   </w:style>
-  <w:style w:type="table" w:styleId="45">
+  <w:style w:type="table" w:styleId="1013">
     <w:name w:val="Grid Table 4 - Accent 5"/>
-    <w:basedOn w:val="975"/>
+    <w:basedOn w:val="1152"/>
     <w:uiPriority w:val="59"/>
     <w:pPr>
       <w:pBdr/>
@@ -16959,9 +17381,9 @@
       </w:tcPr>
     </w:tblStylePr>
   </w:style>
-  <w:style w:type="table" w:styleId="46">
+  <w:style w:type="table" w:styleId="1014">
     <w:name w:val="Grid Table 4 - Accent 6"/>
-    <w:basedOn w:val="975"/>
+    <w:basedOn w:val="1152"/>
     <w:uiPriority w:val="59"/>
     <w:pPr>
       <w:pBdr/>
@@ -17192,9 +17614,9 @@
       </w:tcPr>
     </w:tblStylePr>
   </w:style>
-  <w:style w:type="table" w:styleId="47">
+  <w:style w:type="table" w:styleId="1015">
     <w:name w:val="Grid Table 5 Dark"/>
-    <w:basedOn w:val="975"/>
+    <w:basedOn w:val="1152"/>
     <w:uiPriority w:val="99"/>
     <w:pPr>
       <w:pBdr/>
@@ -17420,9 +17842,9 @@
       </w:tcPr>
     </w:tblStylePr>
   </w:style>
-  <w:style w:type="table" w:styleId="48">
+  <w:style w:type="table" w:styleId="1016">
     <w:name w:val="Grid Table 5 Dark- Accent 1"/>
-    <w:basedOn w:val="975"/>
+    <w:basedOn w:val="1152"/>
     <w:uiPriority w:val="99"/>
     <w:pPr>
       <w:pBdr/>
@@ -17648,9 +18070,9 @@
       </w:tcPr>
     </w:tblStylePr>
   </w:style>
-  <w:style w:type="table" w:styleId="49">
+  <w:style w:type="table" w:styleId="1017">
     <w:name w:val="Grid Table 5 Dark - Accent 2"/>
-    <w:basedOn w:val="975"/>
+    <w:basedOn w:val="1152"/>
     <w:uiPriority w:val="99"/>
     <w:pPr>
       <w:pBdr/>
@@ -17876,9 +18298,9 @@
       </w:tcPr>
     </w:tblStylePr>
   </w:style>
-  <w:style w:type="table" w:styleId="50">
+  <w:style w:type="table" w:styleId="1018">
     <w:name w:val="Grid Table 5 Dark - Accent 3"/>
-    <w:basedOn w:val="975"/>
+    <w:basedOn w:val="1152"/>
     <w:uiPriority w:val="99"/>
     <w:pPr>
       <w:pBdr/>
@@ -18104,9 +18526,9 @@
       </w:tcPr>
     </w:tblStylePr>
   </w:style>
-  <w:style w:type="table" w:styleId="51">
+  <w:style w:type="table" w:styleId="1019">
     <w:name w:val="Grid Table 5 Dark- Accent 4"/>
-    <w:basedOn w:val="975"/>
+    <w:basedOn w:val="1152"/>
     <w:uiPriority w:val="99"/>
     <w:pPr>
       <w:pBdr/>
@@ -18332,9 +18754,9 @@
       </w:tcPr>
     </w:tblStylePr>
   </w:style>
-  <w:style w:type="table" w:styleId="52">
+  <w:style w:type="table" w:styleId="1020">
     <w:name w:val="Grid Table 5 Dark - Accent 5"/>
-    <w:basedOn w:val="975"/>
+    <w:basedOn w:val="1152"/>
     <w:uiPriority w:val="99"/>
     <w:pPr>
       <w:pBdr/>
@@ -18560,9 +18982,9 @@
       </w:tcPr>
     </w:tblStylePr>
   </w:style>
-  <w:style w:type="table" w:styleId="53">
+  <w:style w:type="table" w:styleId="1021">
     <w:name w:val="Grid Table 5 Dark - Accent 6"/>
-    <w:basedOn w:val="975"/>
+    <w:basedOn w:val="1152"/>
     <w:uiPriority w:val="99"/>
     <w:pPr>
       <w:pBdr/>
@@ -18788,9 +19210,9 @@
       </w:tcPr>
     </w:tblStylePr>
   </w:style>
-  <w:style w:type="table" w:styleId="54">
+  <w:style w:type="table" w:styleId="1022">
     <w:name w:val="Grid Table 6 Colorful"/>
-    <w:basedOn w:val="975"/>
+    <w:basedOn w:val="1152"/>
     <w:uiPriority w:val="99"/>
     <w:pPr>
       <w:pBdr/>
@@ -19018,9 +19440,9 @@
       </w:tcPr>
     </w:tblStylePr>
   </w:style>
-  <w:style w:type="table" w:styleId="55">
+  <w:style w:type="table" w:styleId="1023">
     <w:name w:val="Grid Table 6 Colorful - Accent 1"/>
-    <w:basedOn w:val="975"/>
+    <w:basedOn w:val="1152"/>
     <w:uiPriority w:val="99"/>
     <w:pPr>
       <w:pBdr/>
@@ -19248,9 +19670,9 @@
       </w:tcPr>
     </w:tblStylePr>
   </w:style>
-  <w:style w:type="table" w:styleId="56">
+  <w:style w:type="table" w:styleId="1024">
     <w:name w:val="Grid Table 6 Colorful - Accent 2"/>
-    <w:basedOn w:val="975"/>
+    <w:basedOn w:val="1152"/>
     <w:uiPriority w:val="99"/>
     <w:pPr>
       <w:pBdr/>
@@ -19478,9 +19900,9 @@
       </w:tcPr>
     </w:tblStylePr>
   </w:style>
-  <w:style w:type="table" w:styleId="57">
+  <w:style w:type="table" w:styleId="1025">
     <w:name w:val="Grid Table 6 Colorful - Accent 3"/>
-    <w:basedOn w:val="975"/>
+    <w:basedOn w:val="1152"/>
     <w:uiPriority w:val="99"/>
     <w:pPr>
       <w:pBdr/>
@@ -19708,9 +20130,9 @@
       </w:tcPr>
     </w:tblStylePr>
   </w:style>
-  <w:style w:type="table" w:styleId="58">
+  <w:style w:type="table" w:styleId="1026">
     <w:name w:val="Grid Table 6 Colorful - Accent 4"/>
-    <w:basedOn w:val="975"/>
+    <w:basedOn w:val="1152"/>
     <w:uiPriority w:val="99"/>
     <w:pPr>
       <w:pBdr/>
@@ -19938,9 +20360,9 @@
       </w:tcPr>
     </w:tblStylePr>
   </w:style>
-  <w:style w:type="table" w:styleId="59">
+  <w:style w:type="table" w:styleId="1027">
     <w:name w:val="Grid Table 6 Colorful - Accent 5"/>
-    <w:basedOn w:val="975"/>
+    <w:basedOn w:val="1152"/>
     <w:uiPriority w:val="99"/>
     <w:pPr>
       <w:pBdr/>
@@ -20168,9 +20590,9 @@
       </w:tcPr>
     </w:tblStylePr>
   </w:style>
-  <w:style w:type="table" w:styleId="60">
+  <w:style w:type="table" w:styleId="1028">
     <w:name w:val="Grid Table 6 Colorful - Accent 6"/>
-    <w:basedOn w:val="975"/>
+    <w:basedOn w:val="1152"/>
     <w:uiPriority w:val="99"/>
     <w:pPr>
       <w:pBdr/>
@@ -20398,9 +20820,9 @@
       </w:tcPr>
     </w:tblStylePr>
   </w:style>
-  <w:style w:type="table" w:styleId="61">
+  <w:style w:type="table" w:styleId="1029">
     <w:name w:val="Grid Table 7 Colorful"/>
-    <w:basedOn w:val="975"/>
+    <w:basedOn w:val="1152"/>
     <w:uiPriority w:val="99"/>
     <w:pPr>
       <w:pBdr/>
@@ -20502,11 +20924,11 @@
         <w:tblBorders/>
       </w:tblPr>
       <w:tcPr>
-        <w:shd w:color="ffffff"/>
+        <w:shd w:val="clear" w:color="ffffff"/>
         <w:tcBorders>
-          <w:top w:val="none"/>
-          <w:left w:val="none"/>
-          <w:bottom w:val="none"/>
+          <w:top w:val="none" w:color="000000" w:sz="4" w:space="0"/>
+          <w:left w:val="none" w:color="000000" w:sz="4" w:space="0"/>
+          <w:bottom w:val="none" w:color="000000" w:sz="4" w:space="0"/>
           <w:right w:val="single" w:color="000000" w:themeColor="text1" w:themeTint="80" w:sz="4" w:space="0"/>
         </w:tcBorders>
       </w:tcPr>
@@ -20529,10 +20951,10 @@
       <w:tcPr>
         <w:shd w:val="clear" w:color="ffffff" w:themeColor="light1" w:fill="ffffff" w:themeFill="light1"/>
         <w:tcBorders>
-          <w:top w:val="none"/>
-          <w:left w:val="none"/>
+          <w:top w:val="none" w:color="000000" w:sz="4" w:space="0"/>
+          <w:left w:val="none" w:color="000000" w:sz="4" w:space="0"/>
           <w:bottom w:val="single" w:color="000000" w:themeColor="text1" w:themeTint="80" w:sz="4" w:space="0"/>
-          <w:right w:val="none"/>
+          <w:right w:val="none" w:color="000000" w:sz="4" w:space="0"/>
         </w:tcBorders>
       </w:tcPr>
     </w:tblStylePr>
@@ -20552,12 +20974,12 @@
         <w:tblBorders/>
       </w:tblPr>
       <w:tcPr>
-        <w:shd w:color="ffffff"/>
+        <w:shd w:val="clear" w:color="ffffff"/>
         <w:tcBorders>
-          <w:top w:val="none"/>
+          <w:top w:val="none" w:color="000000" w:sz="4" w:space="0"/>
           <w:left w:val="single" w:color="000000" w:themeColor="text1" w:themeTint="80" w:sz="4" w:space="0"/>
-          <w:bottom w:val="none"/>
-          <w:right w:val="none"/>
+          <w:bottom w:val="none" w:color="000000" w:sz="4" w:space="0"/>
+          <w:right w:val="none" w:color="000000" w:sz="4" w:space="0"/>
         </w:tcBorders>
       </w:tcPr>
     </w:tblStylePr>
@@ -20580,9 +21002,9 @@
         <w:shd w:val="clear" w:color="ffffff" w:themeColor="light1" w:fill="ffffff" w:themeFill="light1"/>
         <w:tcBorders>
           <w:top w:val="single" w:color="000000" w:themeColor="text1" w:themeTint="80" w:sz="4" w:space="0"/>
-          <w:left w:val="none"/>
-          <w:bottom w:val="none"/>
-          <w:right w:val="none"/>
+          <w:left w:val="none" w:color="000000" w:sz="4" w:space="0"/>
+          <w:bottom w:val="none" w:color="000000" w:sz="4" w:space="0"/>
+          <w:right w:val="none" w:color="000000" w:sz="4" w:space="0"/>
         </w:tcBorders>
       </w:tcPr>
     </w:tblStylePr>
@@ -20652,9 +21074,9 @@
       </w:tcPr>
     </w:tblStylePr>
   </w:style>
-  <w:style w:type="table" w:styleId="62">
+  <w:style w:type="table" w:styleId="1030">
     <w:name w:val="Grid Table 7 Colorful - Accent 1"/>
-    <w:basedOn w:val="975"/>
+    <w:basedOn w:val="1152"/>
     <w:uiPriority w:val="99"/>
     <w:pPr>
       <w:pBdr/>
@@ -20756,11 +21178,11 @@
         <w:tblBorders/>
       </w:tblPr>
       <w:tcPr>
-        <w:shd w:color="ffffff"/>
+        <w:shd w:val="clear" w:color="ffffff"/>
         <w:tcBorders>
-          <w:top w:val="none"/>
-          <w:left w:val="none"/>
-          <w:bottom w:val="none"/>
+          <w:top w:val="none" w:color="000000" w:sz="4" w:space="0"/>
+          <w:left w:val="none" w:color="000000" w:sz="4" w:space="0"/>
+          <w:bottom w:val="none" w:color="000000" w:sz="4" w:space="0"/>
           <w:right w:val="single" w:color="000000" w:themeColor="accent1" w:themeTint="80" w:sz="4" w:space="0"/>
         </w:tcBorders>
       </w:tcPr>
@@ -20783,10 +21205,10 @@
       <w:tcPr>
         <w:shd w:val="clear" w:color="ffffff" w:themeColor="light1" w:fill="ffffff" w:themeFill="light1"/>
         <w:tcBorders>
-          <w:top w:val="none"/>
-          <w:left w:val="none"/>
+          <w:top w:val="none" w:color="000000" w:sz="4" w:space="0"/>
+          <w:left w:val="none" w:color="000000" w:sz="4" w:space="0"/>
           <w:bottom w:val="single" w:color="000000" w:themeColor="accent1" w:themeTint="80" w:sz="4" w:space="0"/>
-          <w:right w:val="none"/>
+          <w:right w:val="none" w:color="000000" w:sz="4" w:space="0"/>
         </w:tcBorders>
       </w:tcPr>
     </w:tblStylePr>
@@ -20806,12 +21228,12 @@
         <w:tblBorders/>
       </w:tblPr>
       <w:tcPr>
-        <w:shd w:color="ffffff"/>
+        <w:shd w:val="clear" w:color="ffffff"/>
         <w:tcBorders>
-          <w:top w:val="none"/>
+          <w:top w:val="none" w:color="000000" w:sz="4" w:space="0"/>
           <w:left w:val="single" w:color="000000" w:themeColor="accent1" w:themeTint="80" w:sz="4" w:space="0"/>
-          <w:bottom w:val="none"/>
-          <w:right w:val="none"/>
+          <w:bottom w:val="none" w:color="000000" w:sz="4" w:space="0"/>
+          <w:right w:val="none" w:color="000000" w:sz="4" w:space="0"/>
         </w:tcBorders>
       </w:tcPr>
     </w:tblStylePr>
@@ -20834,9 +21256,9 @@
         <w:shd w:val="clear" w:color="ffffff" w:themeColor="light1" w:fill="ffffff" w:themeFill="light1"/>
         <w:tcBorders>
           <w:top w:val="single" w:color="000000" w:themeColor="accent1" w:themeTint="80" w:sz="4" w:space="0"/>
-          <w:left w:val="none"/>
-          <w:bottom w:val="none"/>
-          <w:right w:val="none"/>
+          <w:left w:val="none" w:color="000000" w:sz="4" w:space="0"/>
+          <w:bottom w:val="none" w:color="000000" w:sz="4" w:space="0"/>
+          <w:right w:val="none" w:color="000000" w:sz="4" w:space="0"/>
         </w:tcBorders>
       </w:tcPr>
     </w:tblStylePr>
@@ -20906,9 +21328,9 @@
       </w:tcPr>
     </w:tblStylePr>
   </w:style>
-  <w:style w:type="table" w:styleId="63">
+  <w:style w:type="table" w:styleId="1031">
     <w:name w:val="Grid Table 7 Colorful - Accent 2"/>
-    <w:basedOn w:val="975"/>
+    <w:basedOn w:val="1152"/>
     <w:uiPriority w:val="99"/>
     <w:pPr>
       <w:pBdr/>
@@ -21010,11 +21432,11 @@
         <w:tblBorders/>
       </w:tblPr>
       <w:tcPr>
-        <w:shd w:color="ffffff"/>
+        <w:shd w:val="clear" w:color="ffffff"/>
         <w:tcBorders>
-          <w:top w:val="none"/>
-          <w:left w:val="none"/>
-          <w:bottom w:val="none"/>
+          <w:top w:val="none" w:color="000000" w:sz="4" w:space="0"/>
+          <w:left w:val="none" w:color="000000" w:sz="4" w:space="0"/>
+          <w:bottom w:val="none" w:color="000000" w:sz="4" w:space="0"/>
           <w:right w:val="single" w:color="000000" w:themeColor="accent2" w:themeTint="97" w:sz="4" w:space="0"/>
         </w:tcBorders>
       </w:tcPr>
@@ -21037,10 +21459,10 @@
       <w:tcPr>
         <w:shd w:val="clear" w:color="ffffff" w:themeColor="light1" w:fill="ffffff" w:themeFill="light1"/>
         <w:tcBorders>
-          <w:top w:val="none"/>
-          <w:left w:val="none"/>
+          <w:top w:val="none" w:color="000000" w:sz="4" w:space="0"/>
+          <w:left w:val="none" w:color="000000" w:sz="4" w:space="0"/>
           <w:bottom w:val="single" w:color="000000" w:themeColor="accent2" w:themeTint="97" w:sz="4" w:space="0"/>
-          <w:right w:val="none"/>
+          <w:right w:val="none" w:color="000000" w:sz="4" w:space="0"/>
         </w:tcBorders>
       </w:tcPr>
     </w:tblStylePr>
@@ -21060,12 +21482,12 @@
         <w:tblBorders/>
       </w:tblPr>
       <w:tcPr>
-        <w:shd w:color="ffffff"/>
+        <w:shd w:val="clear" w:color="ffffff"/>
         <w:tcBorders>
-          <w:top w:val="none"/>
+          <w:top w:val="none" w:color="000000" w:sz="4" w:space="0"/>
           <w:left w:val="single" w:color="000000" w:themeColor="accent2" w:themeTint="97" w:sz="4" w:space="0"/>
-          <w:bottom w:val="none"/>
-          <w:right w:val="none"/>
+          <w:bottom w:val="none" w:color="000000" w:sz="4" w:space="0"/>
+          <w:right w:val="none" w:color="000000" w:sz="4" w:space="0"/>
         </w:tcBorders>
       </w:tcPr>
     </w:tblStylePr>
@@ -21088,9 +21510,9 @@
         <w:shd w:val="clear" w:color="ffffff" w:themeColor="light1" w:fill="ffffff" w:themeFill="light1"/>
         <w:tcBorders>
           <w:top w:val="single" w:color="000000" w:themeColor="accent2" w:themeTint="97" w:sz="4" w:space="0"/>
-          <w:left w:val="none"/>
-          <w:bottom w:val="none"/>
-          <w:right w:val="none"/>
+          <w:left w:val="none" w:color="000000" w:sz="4" w:space="0"/>
+          <w:bottom w:val="none" w:color="000000" w:sz="4" w:space="0"/>
+          <w:right w:val="none" w:color="000000" w:sz="4" w:space="0"/>
         </w:tcBorders>
       </w:tcPr>
     </w:tblStylePr>
@@ -21160,9 +21582,9 @@
       </w:tcPr>
     </w:tblStylePr>
   </w:style>
-  <w:style w:type="table" w:styleId="64">
+  <w:style w:type="table" w:styleId="1032">
     <w:name w:val="Grid Table 7 Colorful - Accent 3"/>
-    <w:basedOn w:val="975"/>
+    <w:basedOn w:val="1152"/>
     <w:uiPriority w:val="99"/>
     <w:pPr>
       <w:pBdr/>
@@ -21264,11 +21686,11 @@
         <w:tblBorders/>
       </w:tblPr>
       <w:tcPr>
-        <w:shd w:color="ffffff"/>
+        <w:shd w:val="clear" w:color="ffffff"/>
         <w:tcBorders>
-          <w:top w:val="none"/>
-          <w:left w:val="none"/>
-          <w:bottom w:val="none"/>
+          <w:top w:val="none" w:color="000000" w:sz="4" w:space="0"/>
+          <w:left w:val="none" w:color="000000" w:sz="4" w:space="0"/>
+          <w:bottom w:val="none" w:color="000000" w:sz="4" w:space="0"/>
           <w:right w:val="single" w:color="000000" w:themeColor="accent3" w:themeTint="FE" w:sz="4" w:space="0"/>
         </w:tcBorders>
       </w:tcPr>
@@ -21291,10 +21713,10 @@
       <w:tcPr>
         <w:shd w:val="clear" w:color="ffffff" w:themeColor="light1" w:fill="ffffff" w:themeFill="light1"/>
         <w:tcBorders>
-          <w:top w:val="none"/>
-          <w:left w:val="none"/>
+          <w:top w:val="none" w:color="000000" w:sz="4" w:space="0"/>
+          <w:left w:val="none" w:color="000000" w:sz="4" w:space="0"/>
           <w:bottom w:val="single" w:color="000000" w:themeColor="accent3" w:themeTint="FE" w:sz="4" w:space="0"/>
-          <w:right w:val="none"/>
+          <w:right w:val="none" w:color="000000" w:sz="4" w:space="0"/>
         </w:tcBorders>
       </w:tcPr>
     </w:tblStylePr>
@@ -21314,12 +21736,12 @@
         <w:tblBorders/>
       </w:tblPr>
       <w:tcPr>
-        <w:shd w:color="ffffff"/>
+        <w:shd w:val="clear" w:color="ffffff"/>
         <w:tcBorders>
-          <w:top w:val="none"/>
+          <w:top w:val="none" w:color="000000" w:sz="4" w:space="0"/>
           <w:left w:val="single" w:color="000000" w:themeColor="accent3" w:themeTint="FE" w:sz="4" w:space="0"/>
-          <w:bottom w:val="none"/>
-          <w:right w:val="none"/>
+          <w:bottom w:val="none" w:color="000000" w:sz="4" w:space="0"/>
+          <w:right w:val="none" w:color="000000" w:sz="4" w:space="0"/>
         </w:tcBorders>
       </w:tcPr>
     </w:tblStylePr>
@@ -21342,9 +21764,9 @@
         <w:shd w:val="clear" w:color="ffffff" w:themeColor="light1" w:fill="ffffff" w:themeFill="light1"/>
         <w:tcBorders>
           <w:top w:val="single" w:color="000000" w:themeColor="accent3" w:themeTint="FE" w:sz="4" w:space="0"/>
-          <w:left w:val="none"/>
-          <w:bottom w:val="none"/>
-          <w:right w:val="none"/>
+          <w:left w:val="none" w:color="000000" w:sz="4" w:space="0"/>
+          <w:bottom w:val="none" w:color="000000" w:sz="4" w:space="0"/>
+          <w:right w:val="none" w:color="000000" w:sz="4" w:space="0"/>
         </w:tcBorders>
       </w:tcPr>
     </w:tblStylePr>
@@ -21414,9 +21836,9 @@
       </w:tcPr>
     </w:tblStylePr>
   </w:style>
-  <w:style w:type="table" w:styleId="65">
+  <w:style w:type="table" w:styleId="1033">
     <w:name w:val="Grid Table 7 Colorful - Accent 4"/>
-    <w:basedOn w:val="975"/>
+    <w:basedOn w:val="1152"/>
     <w:uiPriority w:val="99"/>
     <w:pPr>
       <w:pBdr/>
@@ -21518,11 +21940,11 @@
         <w:tblBorders/>
       </w:tblPr>
       <w:tcPr>
-        <w:shd w:color="ffffff"/>
+        <w:shd w:val="clear" w:color="ffffff"/>
         <w:tcBorders>
-          <w:top w:val="none"/>
-          <w:left w:val="none"/>
-          <w:bottom w:val="none"/>
+          <w:top w:val="none" w:color="000000" w:sz="4" w:space="0"/>
+          <w:left w:val="none" w:color="000000" w:sz="4" w:space="0"/>
+          <w:bottom w:val="none" w:color="000000" w:sz="4" w:space="0"/>
           <w:right w:val="single" w:color="000000" w:themeColor="accent4" w:themeTint="9A" w:sz="4" w:space="0"/>
         </w:tcBorders>
       </w:tcPr>
@@ -21545,10 +21967,10 @@
       <w:tcPr>
         <w:shd w:val="clear" w:color="ffffff" w:themeColor="light1" w:fill="ffffff" w:themeFill="light1"/>
         <w:tcBorders>
-          <w:top w:val="none"/>
-          <w:left w:val="none"/>
+          <w:top w:val="none" w:color="000000" w:sz="4" w:space="0"/>
+          <w:left w:val="none" w:color="000000" w:sz="4" w:space="0"/>
           <w:bottom w:val="single" w:color="000000" w:themeColor="accent4" w:themeTint="9A" w:sz="4" w:space="0"/>
-          <w:right w:val="none"/>
+          <w:right w:val="none" w:color="000000" w:sz="4" w:space="0"/>
         </w:tcBorders>
       </w:tcPr>
     </w:tblStylePr>
@@ -21568,12 +21990,12 @@
         <w:tblBorders/>
       </w:tblPr>
       <w:tcPr>
-        <w:shd w:color="ffffff"/>
+        <w:shd w:val="clear" w:color="ffffff"/>
         <w:tcBorders>
-          <w:top w:val="none"/>
+          <w:top w:val="none" w:color="000000" w:sz="4" w:space="0"/>
           <w:left w:val="single" w:color="000000" w:themeColor="accent4" w:themeTint="9A" w:sz="4" w:space="0"/>
-          <w:bottom w:val="none"/>
-          <w:right w:val="none"/>
+          <w:bottom w:val="none" w:color="000000" w:sz="4" w:space="0"/>
+          <w:right w:val="none" w:color="000000" w:sz="4" w:space="0"/>
         </w:tcBorders>
       </w:tcPr>
     </w:tblStylePr>
@@ -21596,9 +22018,9 @@
         <w:shd w:val="clear" w:color="ffffff" w:themeColor="light1" w:fill="ffffff" w:themeFill="light1"/>
         <w:tcBorders>
           <w:top w:val="single" w:color="000000" w:themeColor="accent4" w:themeTint="9A" w:sz="4" w:space="0"/>
-          <w:left w:val="none"/>
-          <w:bottom w:val="none"/>
-          <w:right w:val="none"/>
+          <w:left w:val="none" w:color="000000" w:sz="4" w:space="0"/>
+          <w:bottom w:val="none" w:color="000000" w:sz="4" w:space="0"/>
+          <w:right w:val="none" w:color="000000" w:sz="4" w:space="0"/>
         </w:tcBorders>
       </w:tcPr>
     </w:tblStylePr>
@@ -21668,9 +22090,9 @@
       </w:tcPr>
     </w:tblStylePr>
   </w:style>
-  <w:style w:type="table" w:styleId="66">
+  <w:style w:type="table" w:styleId="1034">
     <w:name w:val="Grid Table 7 Colorful - Accent 5"/>
-    <w:basedOn w:val="975"/>
+    <w:basedOn w:val="1152"/>
     <w:uiPriority w:val="99"/>
     <w:pPr>
       <w:pBdr/>
@@ -21772,11 +22194,11 @@
         <w:tblBorders/>
       </w:tblPr>
       <w:tcPr>
-        <w:shd w:color="ffffff"/>
+        <w:shd w:val="clear" w:color="ffffff"/>
         <w:tcBorders>
-          <w:top w:val="none"/>
-          <w:left w:val="none"/>
-          <w:bottom w:val="none"/>
+          <w:top w:val="none" w:color="000000" w:sz="4" w:space="0"/>
+          <w:left w:val="none" w:color="000000" w:sz="4" w:space="0"/>
+          <w:bottom w:val="none" w:color="000000" w:sz="4" w:space="0"/>
           <w:right w:val="single" w:color="000000" w:themeColor="accent5" w:themeTint="90" w:sz="4" w:space="0"/>
         </w:tcBorders>
       </w:tcPr>
@@ -21799,10 +22221,10 @@
       <w:tcPr>
         <w:shd w:val="clear" w:color="ffffff" w:themeColor="light1" w:fill="ffffff" w:themeFill="light1"/>
         <w:tcBorders>
-          <w:top w:val="none"/>
-          <w:left w:val="none"/>
+          <w:top w:val="none" w:color="000000" w:sz="4" w:space="0"/>
+          <w:left w:val="none" w:color="000000" w:sz="4" w:space="0"/>
           <w:bottom w:val="single" w:color="000000" w:themeColor="accent5" w:themeTint="90" w:sz="4" w:space="0"/>
-          <w:right w:val="none"/>
+          <w:right w:val="none" w:color="000000" w:sz="4" w:space="0"/>
         </w:tcBorders>
       </w:tcPr>
     </w:tblStylePr>
@@ -21822,12 +22244,12 @@
         <w:tblBorders/>
       </w:tblPr>
       <w:tcPr>
-        <w:shd w:color="ffffff"/>
+        <w:shd w:val="clear" w:color="ffffff"/>
         <w:tcBorders>
-          <w:top w:val="none"/>
+          <w:top w:val="none" w:color="000000" w:sz="4" w:space="0"/>
           <w:left w:val="single" w:color="000000" w:themeColor="accent5" w:themeTint="90" w:sz="4" w:space="0"/>
-          <w:bottom w:val="none"/>
-          <w:right w:val="none"/>
+          <w:bottom w:val="none" w:color="000000" w:sz="4" w:space="0"/>
+          <w:right w:val="none" w:color="000000" w:sz="4" w:space="0"/>
         </w:tcBorders>
       </w:tcPr>
     </w:tblStylePr>
@@ -21850,9 +22272,9 @@
         <w:shd w:val="clear" w:color="ffffff" w:themeColor="light1" w:fill="ffffff" w:themeFill="light1"/>
         <w:tcBorders>
           <w:top w:val="single" w:color="000000" w:themeColor="accent5" w:themeTint="90" w:sz="4" w:space="0"/>
-          <w:left w:val="none"/>
-          <w:bottom w:val="none"/>
-          <w:right w:val="none"/>
+          <w:left w:val="none" w:color="000000" w:sz="4" w:space="0"/>
+          <w:bottom w:val="none" w:color="000000" w:sz="4" w:space="0"/>
+          <w:right w:val="none" w:color="000000" w:sz="4" w:space="0"/>
         </w:tcBorders>
       </w:tcPr>
     </w:tblStylePr>
@@ -21922,9 +22344,9 @@
       </w:tcPr>
     </w:tblStylePr>
   </w:style>
-  <w:style w:type="table" w:styleId="67">
+  <w:style w:type="table" w:styleId="1035">
     <w:name w:val="Grid Table 7 Colorful - Accent 6"/>
-    <w:basedOn w:val="975"/>
+    <w:basedOn w:val="1152"/>
     <w:uiPriority w:val="99"/>
     <w:pPr>
       <w:pBdr/>
@@ -22026,11 +22448,11 @@
         <w:tblBorders/>
       </w:tblPr>
       <w:tcPr>
-        <w:shd w:color="ffffff"/>
+        <w:shd w:val="clear" w:color="ffffff"/>
         <w:tcBorders>
-          <w:top w:val="none"/>
-          <w:left w:val="none"/>
-          <w:bottom w:val="none"/>
+          <w:top w:val="none" w:color="000000" w:sz="4" w:space="0"/>
+          <w:left w:val="none" w:color="000000" w:sz="4" w:space="0"/>
+          <w:bottom w:val="none" w:color="000000" w:sz="4" w:space="0"/>
           <w:right w:val="single" w:color="000000" w:themeColor="accent6" w:themeTint="90" w:sz="4" w:space="0"/>
         </w:tcBorders>
       </w:tcPr>
@@ -22053,10 +22475,10 @@
       <w:tcPr>
         <w:shd w:val="clear" w:color="ffffff" w:themeColor="light1" w:fill="ffffff" w:themeFill="light1"/>
         <w:tcBorders>
-          <w:top w:val="none"/>
-          <w:left w:val="none"/>
+          <w:top w:val="none" w:color="000000" w:sz="4" w:space="0"/>
+          <w:left w:val="none" w:color="000000" w:sz="4" w:space="0"/>
           <w:bottom w:val="single" w:color="000000" w:themeColor="accent6" w:themeTint="90" w:sz="4" w:space="0"/>
-          <w:right w:val="none"/>
+          <w:right w:val="none" w:color="000000" w:sz="4" w:space="0"/>
         </w:tcBorders>
       </w:tcPr>
     </w:tblStylePr>
@@ -22076,12 +22498,12 @@
         <w:tblBorders/>
       </w:tblPr>
       <w:tcPr>
-        <w:shd w:color="ffffff"/>
+        <w:shd w:val="clear" w:color="ffffff"/>
         <w:tcBorders>
-          <w:top w:val="none"/>
+          <w:top w:val="none" w:color="000000" w:sz="4" w:space="0"/>
           <w:left w:val="single" w:color="000000" w:themeColor="accent6" w:themeTint="90" w:sz="4" w:space="0"/>
-          <w:bottom w:val="none"/>
-          <w:right w:val="none"/>
+          <w:bottom w:val="none" w:color="000000" w:sz="4" w:space="0"/>
+          <w:right w:val="none" w:color="000000" w:sz="4" w:space="0"/>
         </w:tcBorders>
       </w:tcPr>
     </w:tblStylePr>
@@ -22104,9 +22526,9 @@
         <w:shd w:val="clear" w:color="ffffff" w:themeColor="light1" w:fill="ffffff" w:themeFill="light1"/>
         <w:tcBorders>
           <w:top w:val="single" w:color="000000" w:themeColor="accent6" w:themeTint="90" w:sz="4" w:space="0"/>
-          <w:left w:val="none"/>
-          <w:bottom w:val="none"/>
-          <w:right w:val="none"/>
+          <w:left w:val="none" w:color="000000" w:sz="4" w:space="0"/>
+          <w:bottom w:val="none" w:color="000000" w:sz="4" w:space="0"/>
+          <w:right w:val="none" w:color="000000" w:sz="4" w:space="0"/>
         </w:tcBorders>
       </w:tcPr>
     </w:tblStylePr>
@@ -22176,9 +22598,9 @@
       </w:tcPr>
     </w:tblStylePr>
   </w:style>
-  <w:style w:type="table" w:styleId="68">
+  <w:style w:type="table" w:styleId="1036">
     <w:name w:val="List Table 1 Light"/>
-    <w:basedOn w:val="975"/>
+    <w:basedOn w:val="1152"/>
     <w:uiPriority w:val="99"/>
     <w:pPr>
       <w:pBdr/>
@@ -22392,9 +22814,9 @@
       </w:tcPr>
     </w:tblStylePr>
   </w:style>
-  <w:style w:type="table" w:styleId="69">
+  <w:style w:type="table" w:styleId="1037">
     <w:name w:val="List Table 1 Light - Accent 1"/>
-    <w:basedOn w:val="975"/>
+    <w:basedOn w:val="1152"/>
     <w:uiPriority w:val="99"/>
     <w:pPr>
       <w:pBdr/>
@@ -22608,9 +23030,9 @@
       </w:tcPr>
     </w:tblStylePr>
   </w:style>
-  <w:style w:type="table" w:styleId="70">
+  <w:style w:type="table" w:styleId="1038">
     <w:name w:val="List Table 1 Light - Accent 2"/>
-    <w:basedOn w:val="975"/>
+    <w:basedOn w:val="1152"/>
     <w:uiPriority w:val="99"/>
     <w:pPr>
       <w:pBdr/>
@@ -22824,9 +23246,9 @@
       </w:tcPr>
     </w:tblStylePr>
   </w:style>
-  <w:style w:type="table" w:styleId="71">
+  <w:style w:type="table" w:styleId="1039">
     <w:name w:val="List Table 1 Light - Accent 3"/>
-    <w:basedOn w:val="975"/>
+    <w:basedOn w:val="1152"/>
     <w:uiPriority w:val="99"/>
     <w:pPr>
       <w:pBdr/>
@@ -23040,9 +23462,9 @@
       </w:tcPr>
     </w:tblStylePr>
   </w:style>
-  <w:style w:type="table" w:styleId="72">
+  <w:style w:type="table" w:styleId="1040">
     <w:name w:val="List Table 1 Light - Accent 4"/>
-    <w:basedOn w:val="975"/>
+    <w:basedOn w:val="1152"/>
     <w:uiPriority w:val="99"/>
     <w:pPr>
       <w:pBdr/>
@@ -23256,9 +23678,9 @@
       </w:tcPr>
     </w:tblStylePr>
   </w:style>
-  <w:style w:type="table" w:styleId="73">
+  <w:style w:type="table" w:styleId="1041">
     <w:name w:val="List Table 1 Light - Accent 5"/>
-    <w:basedOn w:val="975"/>
+    <w:basedOn w:val="1152"/>
     <w:uiPriority w:val="99"/>
     <w:pPr>
       <w:pBdr/>
@@ -23472,9 +23894,9 @@
       </w:tcPr>
     </w:tblStylePr>
   </w:style>
-  <w:style w:type="table" w:styleId="74">
+  <w:style w:type="table" w:styleId="1042">
     <w:name w:val="List Table 1 Light - Accent 6"/>
-    <w:basedOn w:val="975"/>
+    <w:basedOn w:val="1152"/>
     <w:uiPriority w:val="99"/>
     <w:pPr>
       <w:pBdr/>
@@ -23688,9 +24110,9 @@
       </w:tcPr>
     </w:tblStylePr>
   </w:style>
-  <w:style w:type="table" w:styleId="75">
+  <w:style w:type="table" w:styleId="1043">
     <w:name w:val="List Table 2"/>
-    <w:basedOn w:val="975"/>
+    <w:basedOn w:val="1152"/>
     <w:uiPriority w:val="99"/>
     <w:pPr>
       <w:pBdr/>
@@ -23926,9 +24348,9 @@
       </w:tcPr>
     </w:tblStylePr>
   </w:style>
-  <w:style w:type="table" w:styleId="76">
+  <w:style w:type="table" w:styleId="1044">
     <w:name w:val="List Table 2 - Accent 1"/>
-    <w:basedOn w:val="975"/>
+    <w:basedOn w:val="1152"/>
     <w:uiPriority w:val="99"/>
     <w:pPr>
       <w:pBdr/>
@@ -24164,9 +24586,9 @@
       </w:tcPr>
     </w:tblStylePr>
   </w:style>
-  <w:style w:type="table" w:styleId="77">
+  <w:style w:type="table" w:styleId="1045">
     <w:name w:val="List Table 2 - Accent 2"/>
-    <w:basedOn w:val="975"/>
+    <w:basedOn w:val="1152"/>
     <w:uiPriority w:val="99"/>
     <w:pPr>
       <w:pBdr/>
@@ -24402,9 +24824,9 @@
       </w:tcPr>
     </w:tblStylePr>
   </w:style>
-  <w:style w:type="table" w:styleId="78">
+  <w:style w:type="table" w:styleId="1046">
     <w:name w:val="List Table 2 - Accent 3"/>
-    <w:basedOn w:val="975"/>
+    <w:basedOn w:val="1152"/>
     <w:uiPriority w:val="99"/>
     <w:pPr>
       <w:pBdr/>
@@ -24640,9 +25062,9 @@
       </w:tcPr>
     </w:tblStylePr>
   </w:style>
-  <w:style w:type="table" w:styleId="79">
+  <w:style w:type="table" w:styleId="1047">
     <w:name w:val="List Table 2 - Accent 4"/>
-    <w:basedOn w:val="975"/>
+    <w:basedOn w:val="1152"/>
     <w:uiPriority w:val="99"/>
     <w:pPr>
       <w:pBdr/>
@@ -24878,9 +25300,9 @@
       </w:tcPr>
     </w:tblStylePr>
   </w:style>
-  <w:style w:type="table" w:styleId="80">
+  <w:style w:type="table" w:styleId="1048">
     <w:name w:val="List Table 2 - Accent 5"/>
-    <w:basedOn w:val="975"/>
+    <w:basedOn w:val="1152"/>
     <w:uiPriority w:val="99"/>
     <w:pPr>
       <w:pBdr/>
@@ -25116,9 +25538,9 @@
       </w:tcPr>
     </w:tblStylePr>
   </w:style>
-  <w:style w:type="table" w:styleId="81">
+  <w:style w:type="table" w:styleId="1049">
     <w:name w:val="List Table 2 - Accent 6"/>
-    <w:basedOn w:val="975"/>
+    <w:basedOn w:val="1152"/>
     <w:uiPriority w:val="99"/>
     <w:pPr>
       <w:pBdr/>
@@ -25354,9 +25776,9 @@
       </w:tcPr>
     </w:tblStylePr>
   </w:style>
-  <w:style w:type="table" w:styleId="82">
+  <w:style w:type="table" w:styleId="1050">
     <w:name w:val="List Table 3"/>
-    <w:basedOn w:val="975"/>
+    <w:basedOn w:val="1152"/>
     <w:uiPriority w:val="99"/>
     <w:pPr>
       <w:pBdr/>
@@ -25582,9 +26004,9 @@
       </w:tcPr>
     </w:tblStylePr>
   </w:style>
-  <w:style w:type="table" w:styleId="83">
+  <w:style w:type="table" w:styleId="1051">
     <w:name w:val="List Table 3 - Accent 1"/>
-    <w:basedOn w:val="975"/>
+    <w:basedOn w:val="1152"/>
     <w:uiPriority w:val="99"/>
     <w:pPr>
       <w:pBdr/>
@@ -25810,9 +26232,9 @@
       </w:tcPr>
     </w:tblStylePr>
   </w:style>
-  <w:style w:type="table" w:styleId="84">
+  <w:style w:type="table" w:styleId="1052">
     <w:name w:val="List Table 3 - Accent 2"/>
-    <w:basedOn w:val="975"/>
+    <w:basedOn w:val="1152"/>
     <w:uiPriority w:val="99"/>
     <w:pPr>
       <w:pBdr/>
@@ -26038,9 +26460,9 @@
       </w:tcPr>
     </w:tblStylePr>
   </w:style>
-  <w:style w:type="table" w:styleId="85">
+  <w:style w:type="table" w:styleId="1053">
     <w:name w:val="List Table 3 - Accent 3"/>
-    <w:basedOn w:val="975"/>
+    <w:basedOn w:val="1152"/>
     <w:uiPriority w:val="99"/>
     <w:pPr>
       <w:pBdr/>
@@ -26266,9 +26688,9 @@
       </w:tcPr>
     </w:tblStylePr>
   </w:style>
-  <w:style w:type="table" w:styleId="86">
+  <w:style w:type="table" w:styleId="1054">
     <w:name w:val="List Table 3 - Accent 4"/>
-    <w:basedOn w:val="975"/>
+    <w:basedOn w:val="1152"/>
     <w:uiPriority w:val="99"/>
     <w:pPr>
       <w:pBdr/>
@@ -26494,9 +26916,9 @@
       </w:tcPr>
     </w:tblStylePr>
   </w:style>
-  <w:style w:type="table" w:styleId="87">
+  <w:style w:type="table" w:styleId="1055">
     <w:name w:val="List Table 3 - Accent 5"/>
-    <w:basedOn w:val="975"/>
+    <w:basedOn w:val="1152"/>
     <w:uiPriority w:val="99"/>
     <w:pPr>
       <w:pBdr/>
@@ -26722,9 +27144,9 @@
       </w:tcPr>
     </w:tblStylePr>
   </w:style>
-  <w:style w:type="table" w:styleId="88">
+  <w:style w:type="table" w:styleId="1056">
     <w:name w:val="List Table 3 - Accent 6"/>
-    <w:basedOn w:val="975"/>
+    <w:basedOn w:val="1152"/>
     <w:uiPriority w:val="99"/>
     <w:pPr>
       <w:pBdr/>
@@ -26950,9 +27372,9 @@
       </w:tcPr>
     </w:tblStylePr>
   </w:style>
-  <w:style w:type="table" w:styleId="89">
+  <w:style w:type="table" w:styleId="1057">
     <w:name w:val="List Table 4"/>
-    <w:basedOn w:val="975"/>
+    <w:basedOn w:val="1152"/>
     <w:uiPriority w:val="99"/>
     <w:pPr>
       <w:pBdr/>
@@ -27175,9 +27597,9 @@
       </w:tcPr>
     </w:tblStylePr>
   </w:style>
-  <w:style w:type="table" w:styleId="90">
+  <w:style w:type="table" w:styleId="1058">
     <w:name w:val="List Table 4 - Accent 1"/>
-    <w:basedOn w:val="975"/>
+    <w:basedOn w:val="1152"/>
     <w:uiPriority w:val="99"/>
     <w:pPr>
       <w:pBdr/>
@@ -27400,9 +27822,9 @@
       </w:tcPr>
     </w:tblStylePr>
   </w:style>
-  <w:style w:type="table" w:styleId="91">
+  <w:style w:type="table" w:styleId="1059">
     <w:name w:val="List Table 4 - Accent 2"/>
-    <w:basedOn w:val="975"/>
+    <w:basedOn w:val="1152"/>
     <w:uiPriority w:val="99"/>
     <w:pPr>
       <w:pBdr/>
@@ -27625,9 +28047,9 @@
       </w:tcPr>
     </w:tblStylePr>
   </w:style>
-  <w:style w:type="table" w:styleId="92">
+  <w:style w:type="table" w:styleId="1060">
     <w:name w:val="List Table 4 - Accent 3"/>
-    <w:basedOn w:val="975"/>
+    <w:basedOn w:val="1152"/>
     <w:uiPriority w:val="99"/>
     <w:pPr>
       <w:pBdr/>
@@ -27850,9 +28272,9 @@
       </w:tcPr>
     </w:tblStylePr>
   </w:style>
-  <w:style w:type="table" w:styleId="93">
+  <w:style w:type="table" w:styleId="1061">
     <w:name w:val="List Table 4 - Accent 4"/>
-    <w:basedOn w:val="975"/>
+    <w:basedOn w:val="1152"/>
     <w:uiPriority w:val="99"/>
     <w:pPr>
       <w:pBdr/>
@@ -28075,9 +28497,9 @@
       </w:tcPr>
     </w:tblStylePr>
   </w:style>
-  <w:style w:type="table" w:styleId="94">
+  <w:style w:type="table" w:styleId="1062">
     <w:name w:val="List Table 4 - Accent 5"/>
-    <w:basedOn w:val="975"/>
+    <w:basedOn w:val="1152"/>
     <w:uiPriority w:val="99"/>
     <w:pPr>
       <w:pBdr/>
@@ -28300,9 +28722,9 @@
       </w:tcPr>
     </w:tblStylePr>
   </w:style>
-  <w:style w:type="table" w:styleId="95">
+  <w:style w:type="table" w:styleId="1063">
     <w:name w:val="List Table 4 - Accent 6"/>
-    <w:basedOn w:val="975"/>
+    <w:basedOn w:val="1152"/>
     <w:uiPriority w:val="99"/>
     <w:pPr>
       <w:pBdr/>
@@ -28525,9 +28947,9 @@
       </w:tcPr>
     </w:tblStylePr>
   </w:style>
-  <w:style w:type="table" w:styleId="96">
+  <w:style w:type="table" w:styleId="1064">
     <w:name w:val="List Table 5 Dark"/>
-    <w:basedOn w:val="975"/>
+    <w:basedOn w:val="1152"/>
     <w:uiPriority w:val="99"/>
     <w:pPr>
       <w:pBdr/>
@@ -28767,9 +29189,9 @@
       </w:tcPr>
     </w:tblStylePr>
   </w:style>
-  <w:style w:type="table" w:styleId="97">
+  <w:style w:type="table" w:styleId="1065">
     <w:name w:val="List Table 5 Dark - Accent 1"/>
-    <w:basedOn w:val="975"/>
+    <w:basedOn w:val="1152"/>
     <w:uiPriority w:val="99"/>
     <w:pPr>
       <w:pBdr/>
@@ -29009,9 +29431,9 @@
       </w:tcPr>
     </w:tblStylePr>
   </w:style>
-  <w:style w:type="table" w:styleId="98">
+  <w:style w:type="table" w:styleId="1066">
     <w:name w:val="List Table 5 Dark - Accent 2"/>
-    <w:basedOn w:val="975"/>
+    <w:basedOn w:val="1152"/>
     <w:uiPriority w:val="99"/>
     <w:pPr>
       <w:pBdr/>
@@ -29251,9 +29673,9 @@
       </w:tcPr>
     </w:tblStylePr>
   </w:style>
-  <w:style w:type="table" w:styleId="99">
+  <w:style w:type="table" w:styleId="1067">
     <w:name w:val="List Table 5 Dark - Accent 3"/>
-    <w:basedOn w:val="975"/>
+    <w:basedOn w:val="1152"/>
     <w:uiPriority w:val="99"/>
     <w:pPr>
       <w:pBdr/>
@@ -29493,9 +29915,9 @@
       </w:tcPr>
     </w:tblStylePr>
   </w:style>
-  <w:style w:type="table" w:styleId="100">
+  <w:style w:type="table" w:styleId="1068">
     <w:name w:val="List Table 5 Dark - Accent 4"/>
-    <w:basedOn w:val="975"/>
+    <w:basedOn w:val="1152"/>
     <w:uiPriority w:val="99"/>
     <w:pPr>
       <w:pBdr/>
@@ -29735,9 +30157,9 @@
       </w:tcPr>
     </w:tblStylePr>
   </w:style>
-  <w:style w:type="table" w:styleId="101">
+  <w:style w:type="table" w:styleId="1069">
     <w:name w:val="List Table 5 Dark - Accent 5"/>
-    <w:basedOn w:val="975"/>
+    <w:basedOn w:val="1152"/>
     <w:uiPriority w:val="99"/>
     <w:pPr>
       <w:pBdr/>
@@ -29977,9 +30399,9 @@
       </w:tcPr>
     </w:tblStylePr>
   </w:style>
-  <w:style w:type="table" w:styleId="102">
+  <w:style w:type="table" w:styleId="1070">
     <w:name w:val="List Table 5 Dark - Accent 6"/>
-    <w:basedOn w:val="975"/>
+    <w:basedOn w:val="1152"/>
     <w:uiPriority w:val="99"/>
     <w:pPr>
       <w:pBdr/>
@@ -30219,9 +30641,9 @@
       </w:tcPr>
     </w:tblStylePr>
   </w:style>
-  <w:style w:type="table" w:styleId="103">
+  <w:style w:type="table" w:styleId="1071">
     <w:name w:val="List Table 6 Colorful"/>
-    <w:basedOn w:val="975"/>
+    <w:basedOn w:val="1152"/>
     <w:uiPriority w:val="99"/>
     <w:pPr>
       <w:pBdr/>
@@ -30442,9 +30864,9 @@
       </w:tcPr>
     </w:tblStylePr>
   </w:style>
-  <w:style w:type="table" w:styleId="104">
+  <w:style w:type="table" w:styleId="1072">
     <w:name w:val="List Table 6 Colorful - Accent 1"/>
-    <w:basedOn w:val="975"/>
+    <w:basedOn w:val="1152"/>
     <w:uiPriority w:val="99"/>
     <w:pPr>
       <w:pBdr/>
@@ -30665,9 +31087,9 @@
       </w:tcPr>
     </w:tblStylePr>
   </w:style>
-  <w:style w:type="table" w:styleId="105">
+  <w:style w:type="table" w:styleId="1073">
     <w:name w:val="List Table 6 Colorful - Accent 2"/>
-    <w:basedOn w:val="975"/>
+    <w:basedOn w:val="1152"/>
     <w:uiPriority w:val="99"/>
     <w:pPr>
       <w:pBdr/>
@@ -30888,9 +31310,9 @@
       </w:tcPr>
     </w:tblStylePr>
   </w:style>
-  <w:style w:type="table" w:styleId="106">
+  <w:style w:type="table" w:styleId="1074">
     <w:name w:val="List Table 6 Colorful - Accent 3"/>
-    <w:basedOn w:val="975"/>
+    <w:basedOn w:val="1152"/>
     <w:uiPriority w:val="99"/>
     <w:pPr>
       <w:pBdr/>
@@ -31111,9 +31533,9 @@
       </w:tcPr>
     </w:tblStylePr>
   </w:style>
-  <w:style w:type="table" w:styleId="107">
+  <w:style w:type="table" w:styleId="1075">
     <w:name w:val="List Table 6 Colorful - Accent 4"/>
-    <w:basedOn w:val="975"/>
+    <w:basedOn w:val="1152"/>
     <w:uiPriority w:val="99"/>
     <w:pPr>
       <w:pBdr/>
@@ -31334,9 +31756,9 @@
       </w:tcPr>
     </w:tblStylePr>
   </w:style>
-  <w:style w:type="table" w:styleId="108">
+  <w:style w:type="table" w:styleId="1076">
     <w:name w:val="List Table 6 Colorful - Accent 5"/>
-    <w:basedOn w:val="975"/>
+    <w:basedOn w:val="1152"/>
     <w:uiPriority w:val="99"/>
     <w:pPr>
       <w:pBdr/>
@@ -31557,9 +31979,9 @@
       </w:tcPr>
     </w:tblStylePr>
   </w:style>
-  <w:style w:type="table" w:styleId="109">
+  <w:style w:type="table" w:styleId="1077">
     <w:name w:val="List Table 6 Colorful - Accent 6"/>
-    <w:basedOn w:val="975"/>
+    <w:basedOn w:val="1152"/>
     <w:uiPriority w:val="99"/>
     <w:pPr>
       <w:pBdr/>
@@ -31780,9 +32202,9 @@
       </w:tcPr>
     </w:tblStylePr>
   </w:style>
-  <w:style w:type="table" w:styleId="110">
+  <w:style w:type="table" w:styleId="1078">
     <w:name w:val="List Table 7 Colorful"/>
-    <w:basedOn w:val="975"/>
+    <w:basedOn w:val="1152"/>
     <w:uiPriority w:val="99"/>
     <w:pPr>
       <w:pBdr/>
@@ -31881,11 +32303,11 @@
         <w:tblBorders/>
       </w:tblPr>
       <w:tcPr>
-        <w:shd w:color="ffffff"/>
+        <w:shd w:val="clear" w:color="ffffff"/>
         <w:tcBorders>
-          <w:top w:val="none"/>
-          <w:left w:val="none"/>
-          <w:bottom w:val="none"/>
+          <w:top w:val="none" w:color="000000" w:sz="4" w:space="0"/>
+          <w:left w:val="none" w:color="000000" w:sz="4" w:space="0"/>
+          <w:bottom w:val="none" w:color="000000" w:sz="4" w:space="0"/>
           <w:right w:val="single" w:color="000000" w:themeColor="text1" w:themeTint="80" w:sz="4" w:space="0"/>
         </w:tcBorders>
       </w:tcPr>
@@ -31908,10 +32330,10 @@
       <w:tcPr>
         <w:shd w:val="clear" w:color="ffffff" w:themeColor="light1" w:fill="ffffff" w:themeFill="light1"/>
         <w:tcBorders>
-          <w:top w:val="none"/>
-          <w:left w:val="none"/>
+          <w:top w:val="none" w:color="000000" w:sz="4" w:space="0"/>
+          <w:left w:val="none" w:color="000000" w:sz="4" w:space="0"/>
           <w:bottom w:val="single" w:color="000000" w:themeColor="text1" w:themeTint="80" w:sz="4" w:space="0"/>
-          <w:right w:val="none"/>
+          <w:right w:val="none" w:color="000000" w:sz="4" w:space="0"/>
         </w:tcBorders>
       </w:tcPr>
     </w:tblStylePr>
@@ -31931,12 +32353,12 @@
         <w:tblBorders/>
       </w:tblPr>
       <w:tcPr>
-        <w:shd w:color="ffffff"/>
+        <w:shd w:val="clear" w:color="ffffff"/>
         <w:tcBorders>
-          <w:top w:val="none"/>
+          <w:top w:val="none" w:color="000000" w:sz="4" w:space="0"/>
           <w:left w:val="single" w:color="000000" w:themeColor="text1" w:themeTint="80" w:sz="4" w:space="0"/>
-          <w:bottom w:val="none"/>
-          <w:right w:val="none"/>
+          <w:bottom w:val="none" w:color="000000" w:sz="4" w:space="0"/>
+          <w:right w:val="none" w:color="000000" w:sz="4" w:space="0"/>
         </w:tcBorders>
       </w:tcPr>
     </w:tblStylePr>
@@ -31959,9 +32381,9 @@
         <w:shd w:val="clear" w:color="ffffff" w:themeColor="light1" w:fill="ffffff" w:themeFill="light1"/>
         <w:tcBorders>
           <w:top w:val="single" w:color="000000" w:themeColor="text1" w:themeTint="80" w:sz="4" w:space="0"/>
-          <w:left w:val="none"/>
-          <w:bottom w:val="none"/>
-          <w:right w:val="none"/>
+          <w:left w:val="none" w:color="000000" w:sz="4" w:space="0"/>
+          <w:bottom w:val="none" w:color="000000" w:sz="4" w:space="0"/>
+          <w:right w:val="none" w:color="000000" w:sz="4" w:space="0"/>
         </w:tcBorders>
       </w:tcPr>
     </w:tblStylePr>
@@ -32036,9 +32458,9 @@
       </w:tcPr>
     </w:tblStylePr>
   </w:style>
-  <w:style w:type="table" w:styleId="111">
+  <w:style w:type="table" w:styleId="1079">
     <w:name w:val="List Table 7 Colorful - Accent 1"/>
-    <w:basedOn w:val="975"/>
+    <w:basedOn w:val="1152"/>
     <w:uiPriority w:val="99"/>
     <w:pPr>
       <w:pBdr/>
@@ -32137,11 +32559,11 @@
         <w:tblBorders/>
       </w:tblPr>
       <w:tcPr>
-        <w:shd w:color="ffffff"/>
+        <w:shd w:val="clear" w:color="ffffff"/>
         <w:tcBorders>
-          <w:top w:val="none"/>
-          <w:left w:val="none"/>
-          <w:bottom w:val="none"/>
+          <w:top w:val="none" w:color="000000" w:sz="4" w:space="0"/>
+          <w:left w:val="none" w:color="000000" w:sz="4" w:space="0"/>
+          <w:bottom w:val="none" w:color="000000" w:sz="4" w:space="0"/>
           <w:right w:val="single" w:color="000000" w:themeColor="accent1" w:sz="4" w:space="0"/>
         </w:tcBorders>
       </w:tcPr>
@@ -32164,10 +32586,10 @@
       <w:tcPr>
         <w:shd w:val="clear" w:color="ffffff" w:themeColor="light1" w:fill="ffffff" w:themeFill="light1"/>
         <w:tcBorders>
-          <w:top w:val="none"/>
-          <w:left w:val="none"/>
+          <w:top w:val="none" w:color="000000" w:sz="4" w:space="0"/>
+          <w:left w:val="none" w:color="000000" w:sz="4" w:space="0"/>
           <w:bottom w:val="single" w:color="000000" w:themeColor="accent1" w:sz="4" w:space="0"/>
-          <w:right w:val="none"/>
+          <w:right w:val="none" w:color="000000" w:sz="4" w:space="0"/>
         </w:tcBorders>
       </w:tcPr>
     </w:tblStylePr>
@@ -32187,12 +32609,12 @@
         <w:tblBorders/>
       </w:tblPr>
       <w:tcPr>
-        <w:shd w:color="ffffff"/>
+        <w:shd w:val="clear" w:color="ffffff"/>
         <w:tcBorders>
-          <w:top w:val="none"/>
+          <w:top w:val="none" w:color="000000" w:sz="4" w:space="0"/>
           <w:left w:val="single" w:color="000000" w:themeColor="accent1" w:sz="4" w:space="0"/>
-          <w:bottom w:val="none"/>
-          <w:right w:val="none"/>
+          <w:bottom w:val="none" w:color="000000" w:sz="4" w:space="0"/>
+          <w:right w:val="none" w:color="000000" w:sz="4" w:space="0"/>
         </w:tcBorders>
       </w:tcPr>
     </w:tblStylePr>
@@ -32215,9 +32637,9 @@
         <w:shd w:val="clear" w:color="ffffff" w:themeColor="light1" w:fill="ffffff" w:themeFill="light1"/>
         <w:tcBorders>
           <w:top w:val="single" w:color="000000" w:themeColor="accent1" w:sz="4" w:space="0"/>
-          <w:left w:val="none"/>
-          <w:bottom w:val="none"/>
-          <w:right w:val="none"/>
+          <w:left w:val="none" w:color="000000" w:sz="4" w:space="0"/>
+          <w:bottom w:val="none" w:color="000000" w:sz="4" w:space="0"/>
+          <w:right w:val="none" w:color="000000" w:sz="4" w:space="0"/>
         </w:tcBorders>
       </w:tcPr>
     </w:tblStylePr>
@@ -32292,9 +32714,9 @@
       </w:tcPr>
     </w:tblStylePr>
   </w:style>
-  <w:style w:type="table" w:styleId="112">
+  <w:style w:type="table" w:styleId="1080">
     <w:name w:val="List Table 7 Colorful - Accent 2"/>
-    <w:basedOn w:val="975"/>
+    <w:basedOn w:val="1152"/>
     <w:uiPriority w:val="99"/>
     <w:pPr>
       <w:pBdr/>
@@ -32393,11 +32815,11 @@
         <w:tblBorders/>
       </w:tblPr>
       <w:tcPr>
-        <w:shd w:color="ffffff"/>
+        <w:shd w:val="clear" w:color="ffffff"/>
         <w:tcBorders>
-          <w:top w:val="none"/>
-          <w:left w:val="none"/>
-          <w:bottom w:val="none"/>
+          <w:top w:val="none" w:color="000000" w:sz="4" w:space="0"/>
+          <w:left w:val="none" w:color="000000" w:sz="4" w:space="0"/>
+          <w:bottom w:val="none" w:color="000000" w:sz="4" w:space="0"/>
           <w:right w:val="single" w:color="000000" w:themeColor="accent2" w:themeTint="97" w:sz="4" w:space="0"/>
         </w:tcBorders>
       </w:tcPr>
@@ -32420,10 +32842,10 @@
       <w:tcPr>
         <w:shd w:val="clear" w:color="ffffff" w:themeColor="light1" w:fill="ffffff" w:themeFill="light1"/>
         <w:tcBorders>
-          <w:top w:val="none"/>
-          <w:left w:val="none"/>
+          <w:top w:val="none" w:color="000000" w:sz="4" w:space="0"/>
+          <w:left w:val="none" w:color="000000" w:sz="4" w:space="0"/>
           <w:bottom w:val="single" w:color="000000" w:themeColor="accent2" w:themeTint="97" w:sz="4" w:space="0"/>
-          <w:right w:val="none"/>
+          <w:right w:val="none" w:color="000000" w:sz="4" w:space="0"/>
         </w:tcBorders>
       </w:tcPr>
     </w:tblStylePr>
@@ -32443,12 +32865,12 @@
         <w:tblBorders/>
       </w:tblPr>
       <w:tcPr>
-        <w:shd w:color="ffffff"/>
+        <w:shd w:val="clear" w:color="ffffff"/>
         <w:tcBorders>
-          <w:top w:val="none"/>
+          <w:top w:val="none" w:color="000000" w:sz="4" w:space="0"/>
           <w:left w:val="single" w:color="000000" w:themeColor="accent2" w:themeTint="97" w:sz="4" w:space="0"/>
-          <w:bottom w:val="none"/>
-          <w:right w:val="none"/>
+          <w:bottom w:val="none" w:color="000000" w:sz="4" w:space="0"/>
+          <w:right w:val="none" w:color="000000" w:sz="4" w:space="0"/>
         </w:tcBorders>
       </w:tcPr>
     </w:tblStylePr>
@@ -32471,9 +32893,9 @@
         <w:shd w:val="clear" w:color="ffffff" w:themeColor="light1" w:fill="ffffff" w:themeFill="light1"/>
         <w:tcBorders>
           <w:top w:val="single" w:color="000000" w:themeColor="accent2" w:themeTint="97" w:sz="4" w:space="0"/>
-          <w:left w:val="none"/>
-          <w:bottom w:val="none"/>
-          <w:right w:val="none"/>
+          <w:left w:val="none" w:color="000000" w:sz="4" w:space="0"/>
+          <w:bottom w:val="none" w:color="000000" w:sz="4" w:space="0"/>
+          <w:right w:val="none" w:color="000000" w:sz="4" w:space="0"/>
         </w:tcBorders>
       </w:tcPr>
     </w:tblStylePr>
@@ -32548,9 +32970,9 @@
       </w:tcPr>
     </w:tblStylePr>
   </w:style>
-  <w:style w:type="table" w:styleId="113">
+  <w:style w:type="table" w:styleId="1081">
     <w:name w:val="List Table 7 Colorful - Accent 3"/>
-    <w:basedOn w:val="975"/>
+    <w:basedOn w:val="1152"/>
     <w:uiPriority w:val="99"/>
     <w:pPr>
       <w:pBdr/>
@@ -32649,11 +33071,11 @@
         <w:tblBorders/>
       </w:tblPr>
       <w:tcPr>
-        <w:shd w:color="ffffff"/>
+        <w:shd w:val="clear" w:color="ffffff"/>
         <w:tcBorders>
-          <w:top w:val="none"/>
-          <w:left w:val="none"/>
-          <w:bottom w:val="none"/>
+          <w:top w:val="none" w:color="000000" w:sz="4" w:space="0"/>
+          <w:left w:val="none" w:color="000000" w:sz="4" w:space="0"/>
+          <w:bottom w:val="none" w:color="000000" w:sz="4" w:space="0"/>
           <w:right w:val="single" w:color="000000" w:themeColor="accent3" w:themeTint="98" w:sz="4" w:space="0"/>
         </w:tcBorders>
       </w:tcPr>
@@ -32676,10 +33098,10 @@
       <w:tcPr>
         <w:shd w:val="clear" w:color="ffffff" w:themeColor="light1" w:fill="ffffff" w:themeFill="light1"/>
         <w:tcBorders>
-          <w:top w:val="none"/>
-          <w:left w:val="none"/>
+          <w:top w:val="none" w:color="000000" w:sz="4" w:space="0"/>
+          <w:left w:val="none" w:color="000000" w:sz="4" w:space="0"/>
           <w:bottom w:val="single" w:color="000000" w:themeColor="accent3" w:themeTint="98" w:sz="4" w:space="0"/>
-          <w:right w:val="none"/>
+          <w:right w:val="none" w:color="000000" w:sz="4" w:space="0"/>
         </w:tcBorders>
       </w:tcPr>
     </w:tblStylePr>
@@ -32699,12 +33121,12 @@
         <w:tblBorders/>
       </w:tblPr>
       <w:tcPr>
-        <w:shd w:color="ffffff"/>
+        <w:shd w:val="clear" w:color="ffffff"/>
         <w:tcBorders>
-          <w:top w:val="none"/>
+          <w:top w:val="none" w:color="000000" w:sz="4" w:space="0"/>
           <w:left w:val="single" w:color="000000" w:themeColor="accent3" w:themeTint="98" w:sz="4" w:space="0"/>
-          <w:bottom w:val="none"/>
-          <w:right w:val="none"/>
+          <w:bottom w:val="none" w:color="000000" w:sz="4" w:space="0"/>
+          <w:right w:val="none" w:color="000000" w:sz="4" w:space="0"/>
         </w:tcBorders>
       </w:tcPr>
     </w:tblStylePr>
@@ -32727,9 +33149,9 @@
         <w:shd w:val="clear" w:color="ffffff" w:themeColor="light1" w:fill="ffffff" w:themeFill="light1"/>
         <w:tcBorders>
           <w:top w:val="single" w:color="000000" w:themeColor="accent3" w:themeTint="98" w:sz="4" w:space="0"/>
-          <w:left w:val="none"/>
-          <w:bottom w:val="none"/>
-          <w:right w:val="none"/>
+          <w:left w:val="none" w:color="000000" w:sz="4" w:space="0"/>
+          <w:bottom w:val="none" w:color="000000" w:sz="4" w:space="0"/>
+          <w:right w:val="none" w:color="000000" w:sz="4" w:space="0"/>
         </w:tcBorders>
       </w:tcPr>
     </w:tblStylePr>
@@ -32804,9 +33226,9 @@
       </w:tcPr>
     </w:tblStylePr>
   </w:style>
-  <w:style w:type="table" w:styleId="114">
+  <w:style w:type="table" w:styleId="1082">
     <w:name w:val="List Table 7 Colorful - Accent 4"/>
-    <w:basedOn w:val="975"/>
+    <w:basedOn w:val="1152"/>
     <w:uiPriority w:val="99"/>
     <w:pPr>
       <w:pBdr/>
@@ -32905,11 +33327,11 @@
         <w:tblBorders/>
       </w:tblPr>
       <w:tcPr>
-        <w:shd w:color="ffffff"/>
+        <w:shd w:val="clear" w:color="ffffff"/>
         <w:tcBorders>
-          <w:top w:val="none"/>
-          <w:left w:val="none"/>
-          <w:bottom w:val="none"/>
+          <w:top w:val="none" w:color="000000" w:sz="4" w:space="0"/>
+          <w:left w:val="none" w:color="000000" w:sz="4" w:space="0"/>
+          <w:bottom w:val="none" w:color="000000" w:sz="4" w:space="0"/>
           <w:right w:val="single" w:color="000000" w:themeColor="accent4" w:themeTint="9A" w:sz="4" w:space="0"/>
         </w:tcBorders>
       </w:tcPr>
@@ -32932,10 +33354,10 @@
       <w:tcPr>
         <w:shd w:val="clear" w:color="ffffff" w:themeColor="light1" w:fill="ffffff" w:themeFill="light1"/>
         <w:tcBorders>
-          <w:top w:val="none"/>
-          <w:left w:val="none"/>
+          <w:top w:val="none" w:color="000000" w:sz="4" w:space="0"/>
+          <w:left w:val="none" w:color="000000" w:sz="4" w:space="0"/>
           <w:bottom w:val="single" w:color="000000" w:themeColor="accent4" w:themeTint="9A" w:sz="4" w:space="0"/>
-          <w:right w:val="none"/>
+          <w:right w:val="none" w:color="000000" w:sz="4" w:space="0"/>
         </w:tcBorders>
       </w:tcPr>
     </w:tblStylePr>
@@ -32955,12 +33377,12 @@
         <w:tblBorders/>
       </w:tblPr>
       <w:tcPr>
-        <w:shd w:color="ffffff"/>
+        <w:shd w:val="clear" w:color="ffffff"/>
         <w:tcBorders>
-          <w:top w:val="none"/>
+          <w:top w:val="none" w:color="000000" w:sz="4" w:space="0"/>
           <w:left w:val="single" w:color="000000" w:themeColor="accent4" w:themeTint="9A" w:sz="4" w:space="0"/>
-          <w:bottom w:val="none"/>
-          <w:right w:val="none"/>
+          <w:bottom w:val="none" w:color="000000" w:sz="4" w:space="0"/>
+          <w:right w:val="none" w:color="000000" w:sz="4" w:space="0"/>
         </w:tcBorders>
       </w:tcPr>
     </w:tblStylePr>
@@ -32983,9 +33405,9 @@
         <w:shd w:val="clear" w:color="ffffff" w:themeColor="light1" w:fill="ffffff" w:themeFill="light1"/>
         <w:tcBorders>
           <w:top w:val="single" w:color="000000" w:themeColor="accent4" w:themeTint="9A" w:sz="4" w:space="0"/>
-          <w:left w:val="none"/>
-          <w:bottom w:val="none"/>
-          <w:right w:val="none"/>
+          <w:left w:val="none" w:color="000000" w:sz="4" w:space="0"/>
+          <w:bottom w:val="none" w:color="000000" w:sz="4" w:space="0"/>
+          <w:right w:val="none" w:color="000000" w:sz="4" w:space="0"/>
         </w:tcBorders>
       </w:tcPr>
     </w:tblStylePr>
@@ -33060,9 +33482,9 @@
       </w:tcPr>
     </w:tblStylePr>
   </w:style>
-  <w:style w:type="table" w:styleId="115">
+  <w:style w:type="table" w:styleId="1083">
     <w:name w:val="List Table 7 Colorful - Accent 5"/>
-    <w:basedOn w:val="975"/>
+    <w:basedOn w:val="1152"/>
     <w:uiPriority w:val="99"/>
     <w:pPr>
       <w:pBdr/>
@@ -33161,11 +33583,11 @@
         <w:tblBorders/>
       </w:tblPr>
       <w:tcPr>
-        <w:shd w:color="ffffff"/>
+        <w:shd w:val="clear" w:color="ffffff"/>
         <w:tcBorders>
-          <w:top w:val="none"/>
-          <w:left w:val="none"/>
-          <w:bottom w:val="none"/>
+          <w:top w:val="none" w:color="000000" w:sz="4" w:space="0"/>
+          <w:left w:val="none" w:color="000000" w:sz="4" w:space="0"/>
+          <w:bottom w:val="none" w:color="000000" w:sz="4" w:space="0"/>
           <w:right w:val="single" w:color="000000" w:themeColor="accent5" w:themeTint="9A" w:sz="4" w:space="0"/>
         </w:tcBorders>
       </w:tcPr>
@@ -33188,10 +33610,10 @@
       <w:tcPr>
         <w:shd w:val="clear" w:color="ffffff" w:themeColor="light1" w:fill="ffffff" w:themeFill="light1"/>
         <w:tcBorders>
-          <w:top w:val="none"/>
-          <w:left w:val="none"/>
+          <w:top w:val="none" w:color="000000" w:sz="4" w:space="0"/>
+          <w:left w:val="none" w:color="000000" w:sz="4" w:space="0"/>
           <w:bottom w:val="single" w:color="000000" w:themeColor="accent5" w:themeTint="9A" w:sz="4" w:space="0"/>
-          <w:right w:val="none"/>
+          <w:right w:val="none" w:color="000000" w:sz="4" w:space="0"/>
         </w:tcBorders>
       </w:tcPr>
     </w:tblStylePr>
@@ -33211,12 +33633,12 @@
         <w:tblBorders/>
       </w:tblPr>
       <w:tcPr>
-        <w:shd w:color="ffffff"/>
+        <w:shd w:val="clear" w:color="ffffff"/>
         <w:tcBorders>
-          <w:top w:val="none"/>
+          <w:top w:val="none" w:color="000000" w:sz="4" w:space="0"/>
           <w:left w:val="single" w:color="000000" w:themeColor="accent5" w:themeTint="9A" w:sz="4" w:space="0"/>
-          <w:bottom w:val="none"/>
-          <w:right w:val="none"/>
+          <w:bottom w:val="none" w:color="000000" w:sz="4" w:space="0"/>
+          <w:right w:val="none" w:color="000000" w:sz="4" w:space="0"/>
         </w:tcBorders>
       </w:tcPr>
     </w:tblStylePr>
@@ -33239,9 +33661,9 @@
         <w:shd w:val="clear" w:color="ffffff" w:themeColor="light1" w:fill="ffffff" w:themeFill="light1"/>
         <w:tcBorders>
           <w:top w:val="single" w:color="000000" w:themeColor="accent5" w:themeTint="9A" w:sz="4" w:space="0"/>
-          <w:left w:val="none"/>
-          <w:bottom w:val="none"/>
-          <w:right w:val="none"/>
+          <w:left w:val="none" w:color="000000" w:sz="4" w:space="0"/>
+          <w:bottom w:val="none" w:color="000000" w:sz="4" w:space="0"/>
+          <w:right w:val="none" w:color="000000" w:sz="4" w:space="0"/>
         </w:tcBorders>
       </w:tcPr>
     </w:tblStylePr>
@@ -33316,9 +33738,9 @@
       </w:tcPr>
     </w:tblStylePr>
   </w:style>
-  <w:style w:type="table" w:styleId="116">
+  <w:style w:type="table" w:styleId="1084">
     <w:name w:val="List Table 7 Colorful - Accent 6"/>
-    <w:basedOn w:val="975"/>
+    <w:basedOn w:val="1152"/>
     <w:uiPriority w:val="99"/>
     <w:pPr>
       <w:pBdr/>
@@ -33417,11 +33839,11 @@
         <w:tblBorders/>
       </w:tblPr>
       <w:tcPr>
-        <w:shd w:color="ffffff"/>
+        <w:shd w:val="clear" w:color="ffffff"/>
         <w:tcBorders>
-          <w:top w:val="none"/>
-          <w:left w:val="none"/>
-          <w:bottom w:val="none"/>
+          <w:top w:val="none" w:color="000000" w:sz="4" w:space="0"/>
+          <w:left w:val="none" w:color="000000" w:sz="4" w:space="0"/>
+          <w:bottom w:val="none" w:color="000000" w:sz="4" w:space="0"/>
           <w:right w:val="single" w:color="000000" w:themeColor="accent6" w:themeTint="98" w:sz="4" w:space="0"/>
         </w:tcBorders>
       </w:tcPr>
@@ -33444,10 +33866,10 @@
       <w:tcPr>
         <w:shd w:val="clear" w:color="ffffff" w:themeColor="light1" w:fill="ffffff" w:themeFill="light1"/>
         <w:tcBorders>
-          <w:top w:val="none"/>
-          <w:left w:val="none"/>
+          <w:top w:val="none" w:color="000000" w:sz="4" w:space="0"/>
+          <w:left w:val="none" w:color="000000" w:sz="4" w:space="0"/>
           <w:bottom w:val="single" w:color="000000" w:themeColor="accent6" w:themeTint="98" w:sz="4" w:space="0"/>
-          <w:right w:val="none"/>
+          <w:right w:val="none" w:color="000000" w:sz="4" w:space="0"/>
         </w:tcBorders>
       </w:tcPr>
     </w:tblStylePr>
@@ -33467,12 +33889,12 @@
         <w:tblBorders/>
       </w:tblPr>
       <w:tcPr>
-        <w:shd w:color="ffffff"/>
+        <w:shd w:val="clear" w:color="ffffff"/>
         <w:tcBorders>
-          <w:top w:val="none"/>
+          <w:top w:val="none" w:color="000000" w:sz="4" w:space="0"/>
           <w:left w:val="single" w:color="000000" w:themeColor="accent6" w:themeTint="98" w:sz="4" w:space="0"/>
-          <w:bottom w:val="none"/>
-          <w:right w:val="none"/>
+          <w:bottom w:val="none" w:color="000000" w:sz="4" w:space="0"/>
+          <w:right w:val="none" w:color="000000" w:sz="4" w:space="0"/>
         </w:tcBorders>
       </w:tcPr>
     </w:tblStylePr>
@@ -33495,9 +33917,9 @@
         <w:shd w:val="clear" w:color="ffffff" w:themeColor="light1" w:fill="ffffff" w:themeFill="light1"/>
         <w:tcBorders>
           <w:top w:val="single" w:color="000000" w:themeColor="accent6" w:themeTint="98" w:sz="4" w:space="0"/>
-          <w:left w:val="none"/>
-          <w:bottom w:val="none"/>
-          <w:right w:val="none"/>
+          <w:left w:val="none" w:color="000000" w:sz="4" w:space="0"/>
+          <w:bottom w:val="none" w:color="000000" w:sz="4" w:space="0"/>
+          <w:right w:val="none" w:color="000000" w:sz="4" w:space="0"/>
         </w:tcBorders>
       </w:tcPr>
     </w:tblStylePr>
@@ -33572,9 +33994,9 @@
       </w:tcPr>
     </w:tblStylePr>
   </w:style>
-  <w:style w:type="table" w:styleId="117">
+  <w:style w:type="table" w:styleId="1085">
     <w:name w:val="Lined - Accent"/>
-    <w:basedOn w:val="975"/>
+    <w:basedOn w:val="1152"/>
     <w:uiPriority w:val="99"/>
     <w:pPr>
       <w:pBdr/>
@@ -33809,9 +34231,9 @@
       </w:tcPr>
     </w:tblStylePr>
   </w:style>
-  <w:style w:type="table" w:styleId="118">
+  <w:style w:type="table" w:styleId="1086">
     <w:name w:val="Lined - Accent 1"/>
-    <w:basedOn w:val="975"/>
+    <w:basedOn w:val="1152"/>
     <w:uiPriority w:val="99"/>
     <w:pPr>
       <w:pBdr/>
@@ -34046,9 +34468,9 @@
       </w:tcPr>
     </w:tblStylePr>
   </w:style>
-  <w:style w:type="table" w:styleId="119">
+  <w:style w:type="table" w:styleId="1087">
     <w:name w:val="Lined - Accent 2"/>
-    <w:basedOn w:val="975"/>
+    <w:basedOn w:val="1152"/>
     <w:uiPriority w:val="99"/>
     <w:pPr>
       <w:pBdr/>
@@ -34283,9 +34705,9 @@
       </w:tcPr>
     </w:tblStylePr>
   </w:style>
-  <w:style w:type="table" w:styleId="120">
+  <w:style w:type="table" w:styleId="1088">
     <w:name w:val="Lined - Accent 3"/>
-    <w:basedOn w:val="975"/>
+    <w:basedOn w:val="1152"/>
     <w:uiPriority w:val="99"/>
     <w:pPr>
       <w:pBdr/>
@@ -34520,9 +34942,9 @@
       </w:tcPr>
     </w:tblStylePr>
   </w:style>
-  <w:style w:type="table" w:styleId="121">
+  <w:style w:type="table" w:styleId="1089">
     <w:name w:val="Lined - Accent 4"/>
-    <w:basedOn w:val="975"/>
+    <w:basedOn w:val="1152"/>
     <w:uiPriority w:val="99"/>
     <w:pPr>
       <w:pBdr/>
@@ -34757,9 +35179,9 @@
       </w:tcPr>
     </w:tblStylePr>
   </w:style>
-  <w:style w:type="table" w:styleId="122">
+  <w:style w:type="table" w:styleId="1090">
     <w:name w:val="Lined - Accent 5"/>
-    <w:basedOn w:val="975"/>
+    <w:basedOn w:val="1152"/>
     <w:uiPriority w:val="99"/>
     <w:pPr>
       <w:pBdr/>
@@ -34994,9 +35416,9 @@
       </w:tcPr>
     </w:tblStylePr>
   </w:style>
-  <w:style w:type="table" w:styleId="123">
+  <w:style w:type="table" w:styleId="1091">
     <w:name w:val="Lined - Accent 6"/>
-    <w:basedOn w:val="975"/>
+    <w:basedOn w:val="1152"/>
     <w:uiPriority w:val="99"/>
     <w:pPr>
       <w:pBdr/>
@@ -35231,9 +35653,9 @@
       </w:tcPr>
     </w:tblStylePr>
   </w:style>
-  <w:style w:type="table" w:styleId="124">
+  <w:style w:type="table" w:styleId="1092">
     <w:name w:val="Bordered &amp; Lined - Accent"/>
-    <w:basedOn w:val="975"/>
+    <w:basedOn w:val="1152"/>
     <w:uiPriority w:val="99"/>
     <w:pPr>
       <w:pBdr/>
@@ -35475,9 +35897,9 @@
       </w:tcPr>
     </w:tblStylePr>
   </w:style>
-  <w:style w:type="table" w:styleId="125">
+  <w:style w:type="table" w:styleId="1093">
     <w:name w:val="Bordered &amp; Lined - Accent 1"/>
-    <w:basedOn w:val="975"/>
+    <w:basedOn w:val="1152"/>
     <w:uiPriority w:val="99"/>
     <w:pPr>
       <w:pBdr/>
@@ -35719,9 +36141,9 @@
       </w:tcPr>
     </w:tblStylePr>
   </w:style>
-  <w:style w:type="table" w:styleId="126">
+  <w:style w:type="table" w:styleId="1094">
     <w:name w:val="Bordered &amp; Lined - Accent 2"/>
-    <w:basedOn w:val="975"/>
+    <w:basedOn w:val="1152"/>
     <w:uiPriority w:val="99"/>
     <w:pPr>
       <w:pBdr/>
@@ -35963,9 +36385,9 @@
       </w:tcPr>
     </w:tblStylePr>
   </w:style>
-  <w:style w:type="table" w:styleId="127">
+  <w:style w:type="table" w:styleId="1095">
     <w:name w:val="Bordered &amp; Lined - Accent 3"/>
-    <w:basedOn w:val="975"/>
+    <w:basedOn w:val="1152"/>
     <w:uiPriority w:val="99"/>
     <w:pPr>
       <w:pBdr/>
@@ -36207,9 +36629,9 @@
       </w:tcPr>
     </w:tblStylePr>
   </w:style>
-  <w:style w:type="table" w:styleId="128">
+  <w:style w:type="table" w:styleId="1096">
     <w:name w:val="Bordered &amp; Lined - Accent 4"/>
-    <w:basedOn w:val="975"/>
+    <w:basedOn w:val="1152"/>
     <w:uiPriority w:val="99"/>
     <w:pPr>
       <w:pBdr/>
@@ -36451,9 +36873,9 @@
       </w:tcPr>
     </w:tblStylePr>
   </w:style>
-  <w:style w:type="table" w:styleId="129">
+  <w:style w:type="table" w:styleId="1097">
     <w:name w:val="Bordered &amp; Lined - Accent 5"/>
-    <w:basedOn w:val="975"/>
+    <w:basedOn w:val="1152"/>
     <w:uiPriority w:val="99"/>
     <w:pPr>
       <w:pBdr/>
@@ -36695,9 +37117,9 @@
       </w:tcPr>
     </w:tblStylePr>
   </w:style>
-  <w:style w:type="table" w:styleId="130">
+  <w:style w:type="table" w:styleId="1098">
     <w:name w:val="Bordered &amp; Lined - Accent 6"/>
-    <w:basedOn w:val="975"/>
+    <w:basedOn w:val="1152"/>
     <w:uiPriority w:val="99"/>
     <w:pPr>
       <w:pBdr/>
@@ -36939,9 +37361,9 @@
       </w:tcPr>
     </w:tblStylePr>
   </w:style>
-  <w:style w:type="table" w:styleId="131">
+  <w:style w:type="table" w:styleId="1099">
     <w:name w:val="Bordered"/>
-    <w:basedOn w:val="975"/>
+    <w:basedOn w:val="1152"/>
     <w:uiPriority w:val="99"/>
     <w:pPr>
       <w:pBdr/>
@@ -37170,9 +37592,9 @@
       </w:tcPr>
     </w:tblStylePr>
   </w:style>
-  <w:style w:type="table" w:styleId="132">
+  <w:style w:type="table" w:styleId="1100">
     <w:name w:val="Bordered - Accent 1"/>
-    <w:basedOn w:val="975"/>
+    <w:basedOn w:val="1152"/>
     <w:uiPriority w:val="99"/>
     <w:pPr>
       <w:pBdr/>
@@ -37401,9 +37823,9 @@
       </w:tcPr>
     </w:tblStylePr>
   </w:style>
-  <w:style w:type="table" w:styleId="133">
+  <w:style w:type="table" w:styleId="1101">
     <w:name w:val="Bordered - Accent 2"/>
-    <w:basedOn w:val="975"/>
+    <w:basedOn w:val="1152"/>
     <w:uiPriority w:val="99"/>
     <w:pPr>
       <w:pBdr/>
@@ -37632,9 +38054,9 @@
       </w:tcPr>
     </w:tblStylePr>
   </w:style>
-  <w:style w:type="table" w:styleId="134">
+  <w:style w:type="table" w:styleId="1102">
     <w:name w:val="Bordered - Accent 3"/>
-    <w:basedOn w:val="975"/>
+    <w:basedOn w:val="1152"/>
     <w:uiPriority w:val="99"/>
     <w:pPr>
       <w:pBdr/>
@@ -37863,9 +38285,9 @@
       </w:tcPr>
     </w:tblStylePr>
   </w:style>
-  <w:style w:type="table" w:styleId="135">
+  <w:style w:type="table" w:styleId="1103">
     <w:name w:val="Bordered - Accent 4"/>
-    <w:basedOn w:val="975"/>
+    <w:basedOn w:val="1152"/>
     <w:uiPriority w:val="99"/>
     <w:pPr>
       <w:pBdr/>
@@ -38094,9 +38516,9 @@
       </w:tcPr>
     </w:tblStylePr>
   </w:style>
-  <w:style w:type="table" w:styleId="136">
+  <w:style w:type="table" w:styleId="1104">
     <w:name w:val="Bordered - Accent 5"/>
-    <w:basedOn w:val="975"/>
+    <w:basedOn w:val="1152"/>
     <w:uiPriority w:val="99"/>
     <w:pPr>
       <w:pBdr/>
@@ -38325,9 +38747,9 @@
       </w:tcPr>
     </w:tblStylePr>
   </w:style>
-  <w:style w:type="table" w:styleId="137">
+  <w:style w:type="table" w:styleId="1105">
     <w:name w:val="Bordered - Accent 6"/>
-    <w:basedOn w:val="975"/>
+    <w:basedOn w:val="1152"/>
     <w:uiPriority w:val="99"/>
     <w:pPr>
       <w:pBdr/>
@@ -38556,11 +38978,11 @@
       </w:tcPr>
     </w:tblStylePr>
   </w:style>
-  <w:style w:type="paragraph" w:styleId="142">
+  <w:style w:type="paragraph" w:styleId="1106">
     <w:name w:val="Heading 4"/>
-    <w:basedOn w:val="970"/>
-    <w:next w:val="970"/>
-    <w:link w:val="153"/>
+    <w:basedOn w:val="1147"/>
+    <w:next w:val="1147"/>
+    <w:link w:val="1115"/>
     <w:uiPriority w:val="9"/>
     <w:unhideWhenUsed/>
     <w:qFormat/>
@@ -38579,11 +39001,11 @@
       <w:color w:val="0f4761" w:themeColor="accent1" w:themeShade="BF"/>
     </w:rPr>
   </w:style>
-  <w:style w:type="paragraph" w:styleId="143">
+  <w:style w:type="paragraph" w:styleId="1107">
     <w:name w:val="Heading 5"/>
-    <w:basedOn w:val="970"/>
-    <w:next w:val="970"/>
-    <w:link w:val="154"/>
+    <w:basedOn w:val="1147"/>
+    <w:next w:val="1147"/>
+    <w:link w:val="1116"/>
     <w:uiPriority w:val="9"/>
     <w:unhideWhenUsed/>
     <w:qFormat/>
@@ -38600,11 +39022,11 @@
       <w:color w:val="0f4761" w:themeColor="accent1" w:themeShade="BF"/>
     </w:rPr>
   </w:style>
-  <w:style w:type="paragraph" w:styleId="144">
+  <w:style w:type="paragraph" w:styleId="1108">
     <w:name w:val="Heading 6"/>
-    <w:basedOn w:val="970"/>
-    <w:next w:val="970"/>
-    <w:link w:val="155"/>
+    <w:basedOn w:val="1147"/>
+    <w:next w:val="1147"/>
+    <w:link w:val="1117"/>
     <w:uiPriority w:val="9"/>
     <w:unhideWhenUsed/>
     <w:qFormat/>
@@ -38623,11 +39045,11 @@
       <w:color w:val="595959" w:themeColor="text1" w:themeTint="A6"/>
     </w:rPr>
   </w:style>
-  <w:style w:type="paragraph" w:styleId="145">
+  <w:style w:type="paragraph" w:styleId="1109">
     <w:name w:val="Heading 7"/>
-    <w:basedOn w:val="970"/>
-    <w:next w:val="970"/>
-    <w:link w:val="156"/>
+    <w:basedOn w:val="1147"/>
+    <w:next w:val="1147"/>
+    <w:link w:val="1118"/>
     <w:uiPriority w:val="9"/>
     <w:unhideWhenUsed/>
     <w:qFormat/>
@@ -38644,11 +39066,11 @@
       <w:color w:val="595959" w:themeColor="text1" w:themeTint="A6"/>
     </w:rPr>
   </w:style>
-  <w:style w:type="paragraph" w:styleId="146">
+  <w:style w:type="paragraph" w:styleId="1110">
     <w:name w:val="Heading 8"/>
-    <w:basedOn w:val="970"/>
-    <w:next w:val="970"/>
-    <w:link w:val="157"/>
+    <w:basedOn w:val="1147"/>
+    <w:next w:val="1147"/>
+    <w:link w:val="1119"/>
     <w:uiPriority w:val="9"/>
     <w:unhideWhenUsed/>
     <w:qFormat/>
@@ -38667,11 +39089,11 @@
       <w:color w:val="272727" w:themeColor="text1" w:themeTint="D8"/>
     </w:rPr>
   </w:style>
-  <w:style w:type="paragraph" w:styleId="147">
+  <w:style w:type="paragraph" w:styleId="1111">
     <w:name w:val="Heading 9"/>
-    <w:basedOn w:val="970"/>
-    <w:next w:val="970"/>
-    <w:link w:val="158"/>
+    <w:basedOn w:val="1147"/>
+    <w:next w:val="1147"/>
+    <w:link w:val="1120"/>
     <w:uiPriority w:val="9"/>
     <w:unhideWhenUsed/>
     <w:qFormat/>
@@ -38690,10 +39112,10 @@
       <w:color w:val="272727" w:themeColor="text1" w:themeTint="D8"/>
     </w:rPr>
   </w:style>
-  <w:style w:type="character" w:styleId="150">
+  <w:style w:type="character" w:styleId="1112">
     <w:name w:val="Heading 1 Char"/>
-    <w:basedOn w:val="974"/>
-    <w:link w:val="971"/>
+    <w:basedOn w:val="1151"/>
+    <w:link w:val="1148"/>
     <w:uiPriority w:val="9"/>
     <w:pPr>
       <w:pBdr/>
@@ -38707,10 +39129,10 @@
       <w:szCs w:val="40"/>
     </w:rPr>
   </w:style>
-  <w:style w:type="character" w:styleId="151">
+  <w:style w:type="character" w:styleId="1113">
     <w:name w:val="Heading 2 Char"/>
-    <w:basedOn w:val="974"/>
-    <w:link w:val="972"/>
+    <w:basedOn w:val="1151"/>
+    <w:link w:val="1149"/>
     <w:uiPriority w:val="9"/>
     <w:pPr>
       <w:pBdr/>
@@ -38724,10 +39146,10 @@
       <w:szCs w:val="32"/>
     </w:rPr>
   </w:style>
-  <w:style w:type="character" w:styleId="152">
+  <w:style w:type="character" w:styleId="1114">
     <w:name w:val="Heading 3 Char"/>
-    <w:basedOn w:val="974"/>
-    <w:link w:val="973"/>
+    <w:basedOn w:val="1151"/>
+    <w:link w:val="1150"/>
     <w:uiPriority w:val="9"/>
     <w:pPr>
       <w:pBdr/>
@@ -38741,10 +39163,10 @@
       <w:szCs w:val="28"/>
     </w:rPr>
   </w:style>
-  <w:style w:type="character" w:styleId="153">
+  <w:style w:type="character" w:styleId="1115">
     <w:name w:val="Heading 4 Char"/>
-    <w:basedOn w:val="974"/>
-    <w:link w:val="142"/>
+    <w:basedOn w:val="1151"/>
+    <w:link w:val="1106"/>
     <w:uiPriority w:val="9"/>
     <w:pPr>
       <w:pBdr/>
@@ -38758,10 +39180,10 @@
       <w:color w:val="0f4761" w:themeColor="accent1" w:themeShade="BF"/>
     </w:rPr>
   </w:style>
-  <w:style w:type="character" w:styleId="154">
+  <w:style w:type="character" w:styleId="1116">
     <w:name w:val="Heading 5 Char"/>
-    <w:basedOn w:val="974"/>
-    <w:link w:val="143"/>
+    <w:basedOn w:val="1151"/>
+    <w:link w:val="1107"/>
     <w:uiPriority w:val="9"/>
     <w:pPr>
       <w:pBdr/>
@@ -38773,10 +39195,10 @@
       <w:color w:val="0f4761" w:themeColor="accent1" w:themeShade="BF"/>
     </w:rPr>
   </w:style>
-  <w:style w:type="character" w:styleId="155">
+  <w:style w:type="character" w:styleId="1117">
     <w:name w:val="Heading 6 Char"/>
-    <w:basedOn w:val="974"/>
-    <w:link w:val="144"/>
+    <w:basedOn w:val="1151"/>
+    <w:link w:val="1108"/>
     <w:uiPriority w:val="9"/>
     <w:pPr>
       <w:pBdr/>
@@ -38790,10 +39212,10 @@
       <w:color w:val="595959" w:themeColor="text1" w:themeTint="A6"/>
     </w:rPr>
   </w:style>
-  <w:style w:type="character" w:styleId="156">
+  <w:style w:type="character" w:styleId="1118">
     <w:name w:val="Heading 7 Char"/>
-    <w:basedOn w:val="974"/>
-    <w:link w:val="145"/>
+    <w:basedOn w:val="1151"/>
+    <w:link w:val="1109"/>
     <w:uiPriority w:val="9"/>
     <w:pPr>
       <w:pBdr/>
@@ -38805,10 +39227,10 @@
       <w:color w:val="595959" w:themeColor="text1" w:themeTint="A6"/>
     </w:rPr>
   </w:style>
-  <w:style w:type="character" w:styleId="157">
+  <w:style w:type="character" w:styleId="1119">
     <w:name w:val="Heading 8 Char"/>
-    <w:basedOn w:val="974"/>
-    <w:link w:val="146"/>
+    <w:basedOn w:val="1151"/>
+    <w:link w:val="1110"/>
     <w:uiPriority w:val="9"/>
     <w:pPr>
       <w:pBdr/>
@@ -38822,10 +39244,10 @@
       <w:color w:val="272727" w:themeColor="text1" w:themeTint="D8"/>
     </w:rPr>
   </w:style>
-  <w:style w:type="character" w:styleId="158">
+  <w:style w:type="character" w:styleId="1120">
     <w:name w:val="Heading 9 Char"/>
-    <w:basedOn w:val="974"/>
-    <w:link w:val="147"/>
+    <w:basedOn w:val="1151"/>
+    <w:link w:val="1111"/>
     <w:uiPriority w:val="9"/>
     <w:pPr>
       <w:pBdr/>
@@ -38839,10 +39261,10 @@
       <w:color w:val="272727" w:themeColor="text1" w:themeTint="D8"/>
     </w:rPr>
   </w:style>
-  <w:style w:type="character" w:styleId="160">
+  <w:style w:type="character" w:styleId="1121">
     <w:name w:val="Title Char"/>
-    <w:basedOn w:val="974"/>
-    <w:link w:val="979"/>
+    <w:basedOn w:val="1151"/>
+    <w:link w:val="1156"/>
     <w:uiPriority w:val="10"/>
     <w:pPr>
       <w:pBdr/>
@@ -38856,10 +39278,10 @@
       <w:szCs w:val="56"/>
     </w:rPr>
   </w:style>
-  <w:style w:type="character" w:styleId="162">
+  <w:style w:type="character" w:styleId="1122">
     <w:name w:val="Subtitle Char"/>
-    <w:basedOn w:val="974"/>
-    <w:link w:val="1002"/>
+    <w:basedOn w:val="1151"/>
+    <w:link w:val="1179"/>
     <w:uiPriority w:val="11"/>
     <w:pPr>
       <w:pBdr/>
@@ -38873,11 +39295,11 @@
       <w:szCs w:val="28"/>
     </w:rPr>
   </w:style>
-  <w:style w:type="paragraph" w:styleId="163">
+  <w:style w:type="paragraph" w:styleId="1123">
     <w:name w:val="Quote"/>
-    <w:basedOn w:val="970"/>
-    <w:next w:val="970"/>
-    <w:link w:val="164"/>
+    <w:basedOn w:val="1147"/>
+    <w:next w:val="1147"/>
+    <w:link w:val="1124"/>
     <w:uiPriority w:val="29"/>
     <w:qFormat/>
     <w:pPr>
@@ -38892,10 +39314,10 @@
       <w:color w:val="404040" w:themeColor="text1" w:themeTint="BF"/>
     </w:rPr>
   </w:style>
-  <w:style w:type="character" w:styleId="164">
+  <w:style w:type="character" w:styleId="1124">
     <w:name w:val="Quote Char"/>
-    <w:basedOn w:val="974"/>
-    <w:link w:val="163"/>
+    <w:basedOn w:val="1151"/>
+    <w:link w:val="1123"/>
     <w:uiPriority w:val="29"/>
     <w:pPr>
       <w:pBdr/>
@@ -38908,9 +39330,9 @@
       <w:color w:val="404040" w:themeColor="text1" w:themeTint="BF"/>
     </w:rPr>
   </w:style>
-  <w:style w:type="character" w:styleId="166">
+  <w:style w:type="character" w:styleId="1125">
     <w:name w:val="Intense Emphasis"/>
-    <w:basedOn w:val="974"/>
+    <w:basedOn w:val="1151"/>
     <w:uiPriority w:val="21"/>
     <w:qFormat/>
     <w:pPr>
@@ -38924,10 +39346,10 @@
       <w:color w:val="0f4761" w:themeColor="accent1" w:themeShade="BF"/>
     </w:rPr>
   </w:style>
-  <w:style w:type="character" w:styleId="168">
+  <w:style w:type="character" w:styleId="1126">
     <w:name w:val="Intense Quote Char"/>
-    <w:basedOn w:val="974"/>
-    <w:link w:val="1013"/>
+    <w:basedOn w:val="1151"/>
+    <w:link w:val="1190"/>
     <w:uiPriority w:val="30"/>
     <w:pPr>
       <w:pBdr/>
@@ -38940,9 +39362,9 @@
       <w:color w:val="0f4761" w:themeColor="accent1" w:themeShade="BF"/>
     </w:rPr>
   </w:style>
-  <w:style w:type="character" w:styleId="169">
+  <w:style w:type="character" w:styleId="1127">
     <w:name w:val="Intense Reference"/>
-    <w:basedOn w:val="974"/>
+    <w:basedOn w:val="1151"/>
     <w:uiPriority w:val="32"/>
     <w:qFormat/>
     <w:pPr>
@@ -38958,9 +39380,9 @@
       <w:spacing w:val="5"/>
     </w:rPr>
   </w:style>
-  <w:style w:type="character" w:styleId="171">
+  <w:style w:type="character" w:styleId="1128">
     <w:name w:val="Subtle Emphasis"/>
-    <w:basedOn w:val="974"/>
+    <w:basedOn w:val="1151"/>
     <w:uiPriority w:val="19"/>
     <w:qFormat/>
     <w:pPr>
@@ -38974,9 +39396,9 @@
       <w:color w:val="404040" w:themeColor="text1" w:themeTint="BF"/>
     </w:rPr>
   </w:style>
-  <w:style w:type="character" w:styleId="172">
+  <w:style w:type="character" w:styleId="1129">
     <w:name w:val="Emphasis"/>
-    <w:basedOn w:val="974"/>
+    <w:basedOn w:val="1151"/>
     <w:uiPriority w:val="20"/>
     <w:qFormat/>
     <w:pPr>
@@ -38989,9 +39411,9 @@
       <w:iCs/>
     </w:rPr>
   </w:style>
-  <w:style w:type="character" w:styleId="174">
+  <w:style w:type="character" w:styleId="1130">
     <w:name w:val="Subtle Reference"/>
-    <w:basedOn w:val="974"/>
+    <w:basedOn w:val="1151"/>
     <w:uiPriority w:val="31"/>
     <w:qFormat/>
     <w:pPr>
@@ -39004,9 +39426,9 @@
       <w:color w:val="5a5a5a" w:themeColor="text1" w:themeTint="A5"/>
     </w:rPr>
   </w:style>
-  <w:style w:type="character" w:styleId="175">
+  <w:style w:type="character" w:styleId="1131">
     <w:name w:val="Book Title"/>
-    <w:basedOn w:val="974"/>
+    <w:basedOn w:val="1151"/>
     <w:uiPriority w:val="33"/>
     <w:qFormat/>
     <w:pPr>
@@ -39022,10 +39444,10 @@
       <w:spacing w:val="5"/>
     </w:rPr>
   </w:style>
-  <w:style w:type="character" w:styleId="177">
+  <w:style w:type="character" w:styleId="1132">
     <w:name w:val="Header Char"/>
-    <w:basedOn w:val="974"/>
-    <w:link w:val="982"/>
+    <w:basedOn w:val="1151"/>
+    <w:link w:val="1159"/>
     <w:uiPriority w:val="99"/>
     <w:pPr>
       <w:pBdr/>
@@ -39033,10 +39455,10 @@
       <w:ind/>
     </w:pPr>
   </w:style>
-  <w:style w:type="character" w:styleId="179">
+  <w:style w:type="character" w:styleId="1133">
     <w:name w:val="Footer Char"/>
-    <w:basedOn w:val="974"/>
-    <w:link w:val="984"/>
+    <w:basedOn w:val="1151"/>
+    <w:link w:val="1161"/>
     <w:uiPriority w:val="99"/>
     <w:pPr>
       <w:pBdr/>
@@ -39044,10 +39466,10 @@
       <w:ind/>
     </w:pPr>
   </w:style>
-  <w:style w:type="character" w:styleId="182">
+  <w:style w:type="character" w:styleId="1134">
     <w:name w:val="Footnote Text Char"/>
-    <w:basedOn w:val="974"/>
-    <w:link w:val="1016"/>
+    <w:basedOn w:val="1151"/>
+    <w:link w:val="1193"/>
     <w:uiPriority w:val="99"/>
     <w:semiHidden/>
     <w:pPr>
@@ -39060,10 +39482,10 @@
       <w:szCs w:val="20"/>
     </w:rPr>
   </w:style>
-  <w:style w:type="paragraph" w:styleId="184">
+  <w:style w:type="paragraph" w:styleId="1135">
     <w:name w:val="endnote text"/>
-    <w:basedOn w:val="970"/>
-    <w:link w:val="185"/>
+    <w:basedOn w:val="1147"/>
+    <w:link w:val="1136"/>
     <w:uiPriority w:val="99"/>
     <w:semiHidden/>
     <w:unhideWhenUsed/>
@@ -39077,10 +39499,10 @@
       <w:szCs w:val="20"/>
     </w:rPr>
   </w:style>
-  <w:style w:type="character" w:styleId="185">
+  <w:style w:type="character" w:styleId="1136">
     <w:name w:val="Endnote Text Char"/>
-    <w:basedOn w:val="974"/>
-    <w:link w:val="184"/>
+    <w:basedOn w:val="1151"/>
+    <w:link w:val="1135"/>
     <w:uiPriority w:val="99"/>
     <w:semiHidden/>
     <w:pPr>
@@ -39093,9 +39515,9 @@
       <w:szCs w:val="20"/>
     </w:rPr>
   </w:style>
-  <w:style w:type="character" w:styleId="186">
+  <w:style w:type="character" w:styleId="1137">
     <w:name w:val="endnote reference"/>
-    <w:basedOn w:val="974"/>
+    <w:basedOn w:val="1151"/>
     <w:uiPriority w:val="99"/>
     <w:semiHidden/>
     <w:unhideWhenUsed/>
@@ -39108,9 +39530,9 @@
       <w:vertAlign w:val="superscript"/>
     </w:rPr>
   </w:style>
-  <w:style w:type="character" w:styleId="188">
+  <w:style w:type="character" w:styleId="1138">
     <w:name w:val="FollowedHyperlink"/>
-    <w:basedOn w:val="974"/>
+    <w:basedOn w:val="1151"/>
     <w:uiPriority w:val="99"/>
     <w:semiHidden/>
     <w:unhideWhenUsed/>
@@ -39124,10 +39546,10 @@
       <w:u w:val="single"/>
     </w:rPr>
   </w:style>
-  <w:style w:type="paragraph" w:styleId="192">
+  <w:style w:type="paragraph" w:styleId="1139">
     <w:name w:val="toc 4"/>
-    <w:basedOn w:val="970"/>
-    <w:next w:val="970"/>
+    <w:basedOn w:val="1147"/>
+    <w:next w:val="1147"/>
     <w:uiPriority w:val="39"/>
     <w:unhideWhenUsed/>
     <w:pPr>
@@ -39136,10 +39558,10 @@
       <w:ind w:left="660"/>
     </w:pPr>
   </w:style>
-  <w:style w:type="paragraph" w:styleId="193">
+  <w:style w:type="paragraph" w:styleId="1140">
     <w:name w:val="toc 5"/>
-    <w:basedOn w:val="970"/>
-    <w:next w:val="970"/>
+    <w:basedOn w:val="1147"/>
+    <w:next w:val="1147"/>
     <w:uiPriority w:val="39"/>
     <w:unhideWhenUsed/>
     <w:pPr>
@@ -39148,10 +39570,10 @@
       <w:ind w:left="880"/>
     </w:pPr>
   </w:style>
-  <w:style w:type="paragraph" w:styleId="194">
+  <w:style w:type="paragraph" w:styleId="1141">
     <w:name w:val="toc 6"/>
-    <w:basedOn w:val="970"/>
-    <w:next w:val="970"/>
+    <w:basedOn w:val="1147"/>
+    <w:next w:val="1147"/>
     <w:uiPriority w:val="39"/>
     <w:unhideWhenUsed/>
     <w:pPr>
@@ -39160,10 +39582,10 @@
       <w:ind w:left="1100"/>
     </w:pPr>
   </w:style>
-  <w:style w:type="paragraph" w:styleId="195">
+  <w:style w:type="paragraph" w:styleId="1142">
     <w:name w:val="toc 7"/>
-    <w:basedOn w:val="970"/>
-    <w:next w:val="970"/>
+    <w:basedOn w:val="1147"/>
+    <w:next w:val="1147"/>
     <w:uiPriority w:val="39"/>
     <w:unhideWhenUsed/>
     <w:pPr>
@@ -39172,10 +39594,10 @@
       <w:ind w:left="1320"/>
     </w:pPr>
   </w:style>
-  <w:style w:type="paragraph" w:styleId="196">
+  <w:style w:type="paragraph" w:styleId="1143">
     <w:name w:val="toc 8"/>
-    <w:basedOn w:val="970"/>
-    <w:next w:val="970"/>
+    <w:basedOn w:val="1147"/>
+    <w:next w:val="1147"/>
     <w:uiPriority w:val="39"/>
     <w:unhideWhenUsed/>
     <w:pPr>
@@ -39184,10 +39606,10 @@
       <w:ind w:left="1540"/>
     </w:pPr>
   </w:style>
-  <w:style w:type="paragraph" w:styleId="197">
+  <w:style w:type="paragraph" w:styleId="1144">
     <w:name w:val="toc 9"/>
-    <w:basedOn w:val="970"/>
-    <w:next w:val="970"/>
+    <w:basedOn w:val="1147"/>
+    <w:next w:val="1147"/>
     <w:uiPriority w:val="39"/>
     <w:unhideWhenUsed/>
     <w:pPr>
@@ -39196,9 +39618,9 @@
       <w:ind w:left="1760"/>
     </w:pPr>
   </w:style>
-  <w:style w:type="character" w:styleId="198">
+  <w:style w:type="character" w:styleId="1145">
     <w:name w:val="Placeholder Text"/>
-    <w:basedOn w:val="974"/>
+    <w:basedOn w:val="1151"/>
     <w:uiPriority w:val="99"/>
     <w:semiHidden/>
     <w:pPr>
@@ -39210,10 +39632,10 @@
       <w:color w:val="666666"/>
     </w:rPr>
   </w:style>
-  <w:style w:type="paragraph" w:styleId="209">
+  <w:style w:type="paragraph" w:styleId="1146">
     <w:name w:val="table of figures"/>
-    <w:basedOn w:val="970"/>
-    <w:next w:val="970"/>
+    <w:basedOn w:val="1147"/>
+    <w:next w:val="1147"/>
     <w:uiPriority w:val="99"/>
     <w:unhideWhenUsed/>
     <w:pPr>
@@ -39222,7 +39644,7 @@
       <w:ind/>
     </w:pPr>
   </w:style>
-  <w:style w:type="paragraph" w:styleId="970" w:default="1">
+  <w:style w:type="paragraph" w:styleId="1147" w:default="1">
     <w:name w:val="Normal"/>
     <w:qFormat/>
     <w:pPr>
@@ -39231,11 +39653,11 @@
       <w:ind/>
     </w:pPr>
   </w:style>
-  <w:style w:type="paragraph" w:styleId="971">
+  <w:style w:type="paragraph" w:styleId="1148">
     <w:name w:val="Heading 1"/>
-    <w:basedOn w:val="970"/>
-    <w:next w:val="970"/>
-    <w:link w:val="990"/>
+    <w:basedOn w:val="1147"/>
+    <w:next w:val="1147"/>
+    <w:link w:val="1167"/>
     <w:uiPriority w:val="9"/>
     <w:qFormat/>
     <w:pPr>
@@ -39253,11 +39675,11 @@
       <w:szCs w:val="32"/>
     </w:rPr>
   </w:style>
-  <w:style w:type="paragraph" w:styleId="972">
+  <w:style w:type="paragraph" w:styleId="1149">
     <w:name w:val="Heading 2"/>
-    <w:basedOn w:val="970"/>
-    <w:next w:val="970"/>
-    <w:link w:val="991"/>
+    <w:basedOn w:val="1147"/>
+    <w:next w:val="1147"/>
+    <w:link w:val="1168"/>
     <w:uiPriority w:val="9"/>
     <w:unhideWhenUsed/>
     <w:qFormat/>
@@ -39276,11 +39698,11 @@
       <w:szCs w:val="26"/>
     </w:rPr>
   </w:style>
-  <w:style w:type="paragraph" w:styleId="973">
+  <w:style w:type="paragraph" w:styleId="1150">
     <w:name w:val="Heading 3"/>
-    <w:basedOn w:val="970"/>
-    <w:next w:val="970"/>
-    <w:link w:val="992"/>
+    <w:basedOn w:val="1147"/>
+    <w:next w:val="1147"/>
+    <w:link w:val="1169"/>
     <w:uiPriority w:val="9"/>
     <w:unhideWhenUsed/>
     <w:qFormat/>
@@ -39299,7 +39721,7 @@
       <w:szCs w:val="24"/>
     </w:rPr>
   </w:style>
-  <w:style w:type="character" w:styleId="974" w:default="1">
+  <w:style w:type="character" w:styleId="1151" w:default="1">
     <w:name w:val="Default Paragraph Font"/>
     <w:uiPriority w:val="1"/>
     <w:semiHidden/>
@@ -39310,7 +39732,7 @@
       <w:ind/>
     </w:pPr>
   </w:style>
-  <w:style w:type="table" w:styleId="975" w:default="1">
+  <w:style w:type="table" w:styleId="1152" w:default="1">
     <w:name w:val="Normal Table"/>
     <w:uiPriority w:val="99"/>
     <w:semiHidden/>
@@ -39503,7 +39925,7 @@
       </w:tcPr>
     </w:tblStylePr>
   </w:style>
-  <w:style w:type="numbering" w:styleId="976" w:default="1">
+  <w:style w:type="numbering" w:styleId="1153" w:default="1">
     <w:name w:val="No List"/>
     <w:uiPriority w:val="99"/>
     <w:semiHidden/>
@@ -39514,9 +39936,9 @@
       <w:ind/>
     </w:pPr>
   </w:style>
-  <w:style w:type="paragraph" w:styleId="977">
+  <w:style w:type="paragraph" w:styleId="1154">
     <w:name w:val="No Spacing"/>
-    <w:link w:val="978"/>
+    <w:link w:val="1155"/>
     <w:uiPriority w:val="1"/>
     <w:qFormat/>
     <w:pPr>
@@ -39529,10 +39951,10 @@
       <w:lang w:eastAsia="es-CL"/>
     </w:rPr>
   </w:style>
-  <w:style w:type="character" w:styleId="978" w:customStyle="1">
+  <w:style w:type="character" w:styleId="1155" w:customStyle="1">
     <w:name w:val="Sin espaciado Car"/>
-    <w:basedOn w:val="974"/>
-    <w:link w:val="977"/>
+    <w:basedOn w:val="1151"/>
+    <w:link w:val="1154"/>
     <w:uiPriority w:val="1"/>
     <w:pPr>
       <w:pBdr/>
@@ -39544,11 +39966,11 @@
       <w:lang w:eastAsia="es-CL"/>
     </w:rPr>
   </w:style>
-  <w:style w:type="paragraph" w:styleId="979">
+  <w:style w:type="paragraph" w:styleId="1156">
     <w:name w:val="Title"/>
-    <w:basedOn w:val="970"/>
-    <w:next w:val="970"/>
-    <w:link w:val="980"/>
+    <w:basedOn w:val="1147"/>
+    <w:next w:val="1147"/>
+    <w:link w:val="1157"/>
     <w:uiPriority w:val="10"/>
     <w:qFormat/>
     <w:pPr>
@@ -39564,10 +39986,10 @@
       <w:szCs w:val="56"/>
     </w:rPr>
   </w:style>
-  <w:style w:type="character" w:styleId="980" w:customStyle="1">
+  <w:style w:type="character" w:styleId="1157" w:customStyle="1">
     <w:name w:val="Título Car"/>
-    <w:basedOn w:val="974"/>
-    <w:link w:val="979"/>
+    <w:basedOn w:val="1151"/>
+    <w:link w:val="1156"/>
     <w:uiPriority w:val="10"/>
     <w:pPr>
       <w:pBdr/>
@@ -39581,9 +40003,9 @@
       <w:szCs w:val="56"/>
     </w:rPr>
   </w:style>
-  <w:style w:type="table" w:styleId="981">
+  <w:style w:type="table" w:styleId="1158">
     <w:name w:val="Table Grid"/>
-    <w:basedOn w:val="975"/>
+    <w:basedOn w:val="1152"/>
     <w:uiPriority w:val="39"/>
     <w:pPr>
       <w:pBdr/>
@@ -39773,10 +40195,10 @@
       </w:tcPr>
     </w:tblStylePr>
   </w:style>
-  <w:style w:type="paragraph" w:styleId="982">
+  <w:style w:type="paragraph" w:styleId="1159">
     <w:name w:val="Header"/>
-    <w:basedOn w:val="970"/>
-    <w:link w:val="983"/>
+    <w:basedOn w:val="1147"/>
+    <w:link w:val="1160"/>
     <w:unhideWhenUsed/>
     <w:pPr>
       <w:pBdr/>
@@ -39788,20 +40210,20 @@
       <w:ind/>
     </w:pPr>
   </w:style>
-  <w:style w:type="character" w:styleId="983" w:customStyle="1">
+  <w:style w:type="character" w:styleId="1160" w:customStyle="1">
     <w:name w:val="Encabezado Car"/>
-    <w:basedOn w:val="974"/>
-    <w:link w:val="982"/>
+    <w:basedOn w:val="1151"/>
+    <w:link w:val="1159"/>
     <w:pPr>
       <w:pBdr/>
       <w:spacing/>
       <w:ind/>
     </w:pPr>
   </w:style>
-  <w:style w:type="paragraph" w:styleId="984">
+  <w:style w:type="paragraph" w:styleId="1161">
     <w:name w:val="Footer"/>
-    <w:basedOn w:val="970"/>
-    <w:link w:val="985"/>
+    <w:basedOn w:val="1147"/>
+    <w:link w:val="1162"/>
     <w:uiPriority w:val="99"/>
     <w:unhideWhenUsed/>
     <w:pPr>
@@ -39814,10 +40236,10 @@
       <w:ind/>
     </w:pPr>
   </w:style>
-  <w:style w:type="character" w:styleId="985" w:customStyle="1">
+  <w:style w:type="character" w:styleId="1162" w:customStyle="1">
     <w:name w:val="Pie de página Car"/>
-    <w:basedOn w:val="974"/>
-    <w:link w:val="984"/>
+    <w:basedOn w:val="1151"/>
+    <w:link w:val="1161"/>
     <w:uiPriority w:val="99"/>
     <w:pPr>
       <w:pBdr/>
@@ -39825,9 +40247,9 @@
       <w:ind/>
     </w:pPr>
   </w:style>
-  <w:style w:type="table" w:styleId="986" w:customStyle="1">
+  <w:style w:type="table" w:styleId="1163" w:customStyle="1">
     <w:name w:val="Tabla normal 11"/>
-    <w:basedOn w:val="975"/>
+    <w:basedOn w:val="1152"/>
     <w:uiPriority w:val="41"/>
     <w:pPr>
       <w:pBdr/>
@@ -40039,10 +40461,10 @@
       </w:tcPr>
     </w:tblStylePr>
   </w:style>
-  <w:style w:type="paragraph" w:styleId="987">
+  <w:style w:type="paragraph" w:styleId="1164">
     <w:name w:val="List Paragraph"/>
-    <w:basedOn w:val="970"/>
-    <w:link w:val="1009"/>
+    <w:basedOn w:val="1147"/>
+    <w:link w:val="1186"/>
     <w:uiPriority w:val="34"/>
     <w:qFormat/>
     <w:pPr>
@@ -40052,10 +40474,10 @@
       <w:contextualSpacing w:val="true"/>
     </w:pPr>
   </w:style>
-  <w:style w:type="paragraph" w:styleId="988">
+  <w:style w:type="paragraph" w:styleId="1165">
     <w:name w:val="Balloon Text"/>
-    <w:basedOn w:val="970"/>
-    <w:link w:val="989"/>
+    <w:basedOn w:val="1147"/>
+    <w:link w:val="1166"/>
     <w:uiPriority w:val="99"/>
     <w:semiHidden/>
     <w:unhideWhenUsed/>
@@ -40070,10 +40492,10 @@
       <w:szCs w:val="18"/>
     </w:rPr>
   </w:style>
-  <w:style w:type="character" w:styleId="989" w:customStyle="1">
+  <w:style w:type="character" w:styleId="1166" w:customStyle="1">
     <w:name w:val="Texto de globo Car"/>
-    <w:basedOn w:val="974"/>
-    <w:link w:val="988"/>
+    <w:basedOn w:val="1151"/>
+    <w:link w:val="1165"/>
     <w:uiPriority w:val="99"/>
     <w:semiHidden/>
     <w:pPr>
@@ -40087,10 +40509,10 @@
       <w:szCs w:val="18"/>
     </w:rPr>
   </w:style>
-  <w:style w:type="character" w:styleId="990" w:customStyle="1">
+  <w:style w:type="character" w:styleId="1167" w:customStyle="1">
     <w:name w:val="Título 1 Car"/>
-    <w:basedOn w:val="974"/>
-    <w:link w:val="971"/>
+    <w:basedOn w:val="1151"/>
+    <w:link w:val="1148"/>
     <w:uiPriority w:val="9"/>
     <w:pPr>
       <w:pBdr/>
@@ -40104,10 +40526,10 @@
       <w:szCs w:val="32"/>
     </w:rPr>
   </w:style>
-  <w:style w:type="character" w:styleId="991" w:customStyle="1">
+  <w:style w:type="character" w:styleId="1168" w:customStyle="1">
     <w:name w:val="Título 2 Car"/>
-    <w:basedOn w:val="974"/>
-    <w:link w:val="972"/>
+    <w:basedOn w:val="1151"/>
+    <w:link w:val="1149"/>
     <w:uiPriority w:val="9"/>
     <w:pPr>
       <w:pBdr/>
@@ -40121,10 +40543,10 @@
       <w:szCs w:val="26"/>
     </w:rPr>
   </w:style>
-  <w:style w:type="character" w:styleId="992" w:customStyle="1">
+  <w:style w:type="character" w:styleId="1169" w:customStyle="1">
     <w:name w:val="Título 3 Car"/>
-    <w:basedOn w:val="974"/>
-    <w:link w:val="973"/>
+    <w:basedOn w:val="1151"/>
+    <w:link w:val="1150"/>
     <w:uiPriority w:val="9"/>
     <w:pPr>
       <w:pBdr/>
@@ -40138,9 +40560,9 @@
       <w:szCs w:val="24"/>
     </w:rPr>
   </w:style>
-  <w:style w:type="paragraph" w:styleId="993">
+  <w:style w:type="paragraph" w:styleId="1170">
     <w:name w:val="Normal (Web)"/>
-    <w:basedOn w:val="970"/>
+    <w:basedOn w:val="1147"/>
     <w:uiPriority w:val="99"/>
     <w:unhideWhenUsed/>
     <w:pPr>
@@ -40155,9 +40577,9 @@
       <w:lang w:eastAsia="es-CL"/>
     </w:rPr>
   </w:style>
-  <w:style w:type="character" w:styleId="994">
+  <w:style w:type="character" w:styleId="1171">
     <w:name w:val="annotation reference"/>
-    <w:basedOn w:val="974"/>
+    <w:basedOn w:val="1151"/>
     <w:uiPriority w:val="99"/>
     <w:semiHidden/>
     <w:unhideWhenUsed/>
@@ -40171,10 +40593,10 @@
       <w:szCs w:val="16"/>
     </w:rPr>
   </w:style>
-  <w:style w:type="paragraph" w:styleId="995">
+  <w:style w:type="paragraph" w:styleId="1172">
     <w:name w:val="annotation text"/>
-    <w:basedOn w:val="970"/>
-    <w:link w:val="996"/>
+    <w:basedOn w:val="1147"/>
+    <w:link w:val="1173"/>
     <w:uiPriority w:val="99"/>
     <w:unhideWhenUsed/>
     <w:pPr>
@@ -40187,10 +40609,10 @@
       <w:szCs w:val="20"/>
     </w:rPr>
   </w:style>
-  <w:style w:type="character" w:styleId="996" w:customStyle="1">
+  <w:style w:type="character" w:styleId="1173" w:customStyle="1">
     <w:name w:val="Texto comentario Car"/>
-    <w:basedOn w:val="974"/>
-    <w:link w:val="995"/>
+    <w:basedOn w:val="1151"/>
+    <w:link w:val="1172"/>
     <w:uiPriority w:val="99"/>
     <w:pPr>
       <w:pBdr/>
@@ -40202,11 +40624,11 @@
       <w:szCs w:val="20"/>
     </w:rPr>
   </w:style>
-  <w:style w:type="paragraph" w:styleId="997">
+  <w:style w:type="paragraph" w:styleId="1174">
     <w:name w:val="annotation subject"/>
-    <w:basedOn w:val="995"/>
-    <w:next w:val="995"/>
-    <w:link w:val="998"/>
+    <w:basedOn w:val="1172"/>
+    <w:next w:val="1172"/>
+    <w:link w:val="1175"/>
     <w:uiPriority w:val="99"/>
     <w:semiHidden/>
     <w:unhideWhenUsed/>
@@ -40220,10 +40642,10 @@
       <w:bCs/>
     </w:rPr>
   </w:style>
-  <w:style w:type="character" w:styleId="998" w:customStyle="1">
+  <w:style w:type="character" w:styleId="1175" w:customStyle="1">
     <w:name w:val="Asunto del comentario Car"/>
-    <w:basedOn w:val="996"/>
-    <w:link w:val="997"/>
+    <w:basedOn w:val="1173"/>
+    <w:link w:val="1174"/>
     <w:uiPriority w:val="99"/>
     <w:semiHidden/>
     <w:pPr>
@@ -40238,9 +40660,9 @@
       <w:szCs w:val="20"/>
     </w:rPr>
   </w:style>
-  <w:style w:type="table" w:styleId="999" w:customStyle="1">
+  <w:style w:type="table" w:styleId="1176" w:customStyle="1">
     <w:name w:val="Tabla con cuadrícula 1 clara - Énfasis 11"/>
-    <w:basedOn w:val="975"/>
+    <w:basedOn w:val="1152"/>
     <w:uiPriority w:val="46"/>
     <w:pPr>
       <w:pBdr/>
@@ -40452,9 +40874,9 @@
       </w:tcPr>
     </w:tblStylePr>
   </w:style>
-  <w:style w:type="character" w:styleId="1000">
+  <w:style w:type="character" w:styleId="1177">
     <w:name w:val="Hyperlink"/>
-    <w:basedOn w:val="974"/>
+    <w:basedOn w:val="1151"/>
     <w:uiPriority w:val="99"/>
     <w:unhideWhenUsed/>
     <w:pPr>
@@ -40467,9 +40889,9 @@
       <w:u w:val="single"/>
     </w:rPr>
   </w:style>
-  <w:style w:type="character" w:styleId="1001" w:customStyle="1">
+  <w:style w:type="character" w:styleId="1178" w:customStyle="1">
     <w:name w:val="Mención sin resolver1"/>
-    <w:basedOn w:val="974"/>
+    <w:basedOn w:val="1151"/>
     <w:uiPriority w:val="99"/>
     <w:semiHidden/>
     <w:unhideWhenUsed/>
@@ -40483,11 +40905,11 @@
       <w:shd w:val="clear" w:color="auto" w:fill="e1dfdd"/>
     </w:rPr>
   </w:style>
-  <w:style w:type="paragraph" w:styleId="1002">
+  <w:style w:type="paragraph" w:styleId="1179">
     <w:name w:val="Subtitle"/>
-    <w:basedOn w:val="970"/>
-    <w:next w:val="970"/>
-    <w:link w:val="1003"/>
+    <w:basedOn w:val="1147"/>
+    <w:next w:val="1147"/>
+    <w:link w:val="1180"/>
     <w:uiPriority w:val="19"/>
     <w:unhideWhenUsed/>
     <w:qFormat/>
@@ -40508,10 +40930,10 @@
       <w:lang w:val="en-US" w:eastAsia="ja-JP"/>
     </w:rPr>
   </w:style>
-  <w:style w:type="character" w:styleId="1003" w:customStyle="1">
+  <w:style w:type="character" w:styleId="1180" w:customStyle="1">
     <w:name w:val="Subtítulo Car"/>
-    <w:basedOn w:val="974"/>
-    <w:link w:val="1002"/>
+    <w:basedOn w:val="1151"/>
+    <w:link w:val="1179"/>
     <w:uiPriority w:val="19"/>
     <w:pPr>
       <w:pBdr/>
@@ -40527,9 +40949,9 @@
       <w:lang w:val="en-US" w:eastAsia="ja-JP"/>
     </w:rPr>
   </w:style>
-  <w:style w:type="table" w:styleId="1004" w:customStyle="1">
+  <w:style w:type="table" w:styleId="1181" w:customStyle="1">
     <w:name w:val="Tabla financiera"/>
-    <w:basedOn w:val="975"/>
+    <w:basedOn w:val="1152"/>
     <w:uiPriority w:val="99"/>
     <w:pPr>
       <w:pBdr/>
@@ -40740,9 +41162,9 @@
       </w:tcPr>
     </w:tblStylePr>
   </w:style>
-  <w:style w:type="table" w:styleId="1005">
+  <w:style w:type="table" w:styleId="1182">
     <w:name w:val="Plain Table 5"/>
-    <w:basedOn w:val="975"/>
+    <w:basedOn w:val="1152"/>
     <w:uiPriority w:val="45"/>
     <w:pPr>
       <w:pBdr/>
@@ -40974,9 +41396,9 @@
       </w:tcPr>
     </w:tblStylePr>
   </w:style>
-  <w:style w:type="table" w:styleId="1006">
+  <w:style w:type="table" w:styleId="1183">
     <w:name w:val="List Table 2 Accent 5"/>
-    <w:basedOn w:val="975"/>
+    <w:basedOn w:val="1152"/>
     <w:uiPriority w:val="47"/>
     <w:pPr>
       <w:pBdr/>
@@ -41183,7 +41605,7 @@
       </w:tcPr>
     </w:tblStylePr>
   </w:style>
-  <w:style w:type="paragraph" w:styleId="1007" w:customStyle="1">
+  <w:style w:type="paragraph" w:styleId="1184" w:customStyle="1">
     <w:name w:val="3CBD5A742C28424DA5172AD252E32316"/>
     <w:pPr>
       <w:pBdr/>
@@ -41195,10 +41617,10 @@
       <w:lang w:eastAsia="es-CL"/>
     </w:rPr>
   </w:style>
-  <w:style w:type="paragraph" w:styleId="1008">
+  <w:style w:type="paragraph" w:styleId="1185">
     <w:name w:val="TOC Heading"/>
-    <w:basedOn w:val="971"/>
-    <w:next w:val="970"/>
+    <w:basedOn w:val="1148"/>
+    <w:next w:val="1147"/>
     <w:uiPriority w:val="39"/>
     <w:unhideWhenUsed/>
     <w:qFormat/>
@@ -41212,9 +41634,9 @@
       <w:lang w:eastAsia="es-CL"/>
     </w:rPr>
   </w:style>
-  <w:style w:type="character" w:styleId="1009" w:customStyle="1">
+  <w:style w:type="character" w:styleId="1186" w:customStyle="1">
     <w:name w:val="Párrafo de lista Car"/>
-    <w:link w:val="987"/>
+    <w:link w:val="1164"/>
     <w:uiPriority w:val="34"/>
     <w:pPr>
       <w:pBdr/>
@@ -41222,10 +41644,10 @@
       <w:ind/>
     </w:pPr>
   </w:style>
-  <w:style w:type="paragraph" w:styleId="1010">
+  <w:style w:type="paragraph" w:styleId="1187">
     <w:name w:val="toc 1"/>
-    <w:basedOn w:val="970"/>
-    <w:next w:val="970"/>
+    <w:basedOn w:val="1147"/>
+    <w:next w:val="1147"/>
     <w:uiPriority w:val="39"/>
     <w:unhideWhenUsed/>
     <w:pPr>
@@ -41234,10 +41656,10 @@
       <w:ind/>
     </w:pPr>
   </w:style>
-  <w:style w:type="paragraph" w:styleId="1011">
+  <w:style w:type="paragraph" w:styleId="1188">
     <w:name w:val="toc 2"/>
-    <w:basedOn w:val="970"/>
-    <w:next w:val="970"/>
+    <w:basedOn w:val="1147"/>
+    <w:next w:val="1147"/>
     <w:uiPriority w:val="39"/>
     <w:unhideWhenUsed/>
     <w:pPr>
@@ -41246,10 +41668,10 @@
       <w:ind w:left="220"/>
     </w:pPr>
   </w:style>
-  <w:style w:type="paragraph" w:styleId="1012">
+  <w:style w:type="paragraph" w:styleId="1189">
     <w:name w:val="toc 3"/>
-    <w:basedOn w:val="970"/>
-    <w:next w:val="970"/>
+    <w:basedOn w:val="1147"/>
+    <w:next w:val="1147"/>
     <w:uiPriority w:val="39"/>
     <w:unhideWhenUsed/>
     <w:pPr>
@@ -41258,11 +41680,11 @@
       <w:ind w:left="440"/>
     </w:pPr>
   </w:style>
-  <w:style w:type="paragraph" w:styleId="1013">
+  <w:style w:type="paragraph" w:styleId="1190">
     <w:name w:val="Intense Quote"/>
-    <w:basedOn w:val="970"/>
-    <w:next w:val="970"/>
-    <w:link w:val="1014"/>
+    <w:basedOn w:val="1147"/>
+    <w:next w:val="1147"/>
+    <w:link w:val="1191"/>
     <w:uiPriority w:val="30"/>
     <w:qFormat/>
     <w:pPr>
@@ -41280,10 +41702,10 @@
       <w:color w:val="5b9bd5" w:themeColor="accent1"/>
     </w:rPr>
   </w:style>
-  <w:style w:type="character" w:styleId="1014" w:customStyle="1">
+  <w:style w:type="character" w:styleId="1191" w:customStyle="1">
     <w:name w:val="Cita destacada Car"/>
-    <w:basedOn w:val="974"/>
-    <w:link w:val="1013"/>
+    <w:basedOn w:val="1151"/>
+    <w:link w:val="1190"/>
     <w:uiPriority w:val="30"/>
     <w:pPr>
       <w:pBdr/>
@@ -41298,10 +41720,10 @@
       <w:color w:val="5b9bd5" w:themeColor="accent1"/>
     </w:rPr>
   </w:style>
-  <w:style w:type="paragraph" w:styleId="1015">
+  <w:style w:type="paragraph" w:styleId="1192">
     <w:name w:val="Caption"/>
-    <w:basedOn w:val="970"/>
-    <w:next w:val="970"/>
+    <w:basedOn w:val="1147"/>
+    <w:next w:val="1147"/>
     <w:uiPriority w:val="35"/>
     <w:unhideWhenUsed/>
     <w:qFormat/>
@@ -41319,10 +41741,10 @@
       <w:lang w:val="en-US" w:eastAsia="ja-JP"/>
     </w:rPr>
   </w:style>
-  <w:style w:type="paragraph" w:styleId="1016">
+  <w:style w:type="paragraph" w:styleId="1193">
     <w:name w:val="footnote text"/>
-    <w:basedOn w:val="970"/>
-    <w:link w:val="1017"/>
+    <w:basedOn w:val="1147"/>
+    <w:link w:val="1194"/>
     <w:uiPriority w:val="99"/>
     <w:semiHidden/>
     <w:unhideWhenUsed/>
@@ -41337,10 +41759,10 @@
       <w:lang w:val="es-ES"/>
     </w:rPr>
   </w:style>
-  <w:style w:type="character" w:styleId="1017" w:customStyle="1">
+  <w:style w:type="character" w:styleId="1194" w:customStyle="1">
     <w:name w:val="Texto nota pie Car"/>
-    <w:basedOn w:val="974"/>
-    <w:link w:val="1016"/>
+    <w:basedOn w:val="1151"/>
+    <w:link w:val="1193"/>
     <w:uiPriority w:val="99"/>
     <w:semiHidden/>
     <w:pPr>
@@ -41354,9 +41776,9 @@
       <w:lang w:val="es-ES"/>
     </w:rPr>
   </w:style>
-  <w:style w:type="character" w:styleId="1018">
+  <w:style w:type="character" w:styleId="1195">
     <w:name w:val="footnote reference"/>
-    <w:basedOn w:val="974"/>
+    <w:basedOn w:val="1151"/>
     <w:unhideWhenUsed/>
     <w:pPr>
       <w:pBdr/>
@@ -41367,16 +41789,16 @@
       <w:vertAlign w:val="superscript"/>
     </w:rPr>
   </w:style>
-  <w:style w:type="character" w:styleId="1019" w:customStyle="1">
+  <w:style w:type="character" w:styleId="1196" w:customStyle="1">
     <w:name w:val="normaltextrun"/>
-    <w:basedOn w:val="974"/>
+    <w:basedOn w:val="1151"/>
     <w:pPr>
       <w:pBdr/>
       <w:spacing/>
       <w:ind/>
     </w:pPr>
   </w:style>
-  <w:style w:type="paragraph" w:styleId="1020" w:customStyle="1">
+  <w:style w:type="paragraph" w:styleId="1197" w:customStyle="1">
     <w:name w:val="Default"/>
     <w:pPr>
       <w:pBdr/>
@@ -41390,9 +41812,9 @@
       <w:szCs w:val="24"/>
     </w:rPr>
   </w:style>
-  <w:style w:type="table" w:styleId="1021">
+  <w:style w:type="table" w:styleId="1198">
     <w:name w:val="Grid Table Light"/>
-    <w:basedOn w:val="975"/>
+    <w:basedOn w:val="1152"/>
     <w:uiPriority w:val="40"/>
     <w:pPr>
       <w:pBdr/>
@@ -41582,10 +42004,10 @@
       </w:tcPr>
     </w:tblStylePr>
   </w:style>
-  <w:style w:type="table" w:styleId="1022" w:customStyle="1">
+  <w:style w:type="table" w:styleId="1199" w:customStyle="1">
     <w:name w:val="Cuadrícula de tabla clara1"/>
-    <w:basedOn w:val="975"/>
-    <w:next w:val="1021"/>
+    <w:basedOn w:val="1152"/>
+    <w:next w:val="1198"/>
     <w:uiPriority w:val="40"/>
     <w:pPr>
       <w:pBdr/>
@@ -41775,9 +42197,9 @@
       </w:tcPr>
     </w:tblStylePr>
   </w:style>
-  <w:style w:type="paragraph" w:styleId="1023" w:customStyle="1">
+  <w:style w:type="paragraph" w:styleId="1200" w:customStyle="1">
     <w:name w:val="m_4042760116434134222msolistparagraph"/>
-    <w:basedOn w:val="970"/>
+    <w:basedOn w:val="1147"/>
     <w:pPr>
       <w:pBdr/>
       <w:spacing w:after="100" w:afterAutospacing="1" w:before="100" w:beforeAutospacing="1" w:line="240" w:lineRule="auto"/>
@@ -41790,7 +42212,7 @@
       <w:lang w:eastAsia="es-CL"/>
     </w:rPr>
   </w:style>
-  <w:style w:type="paragraph" w:styleId="1024">
+  <w:style w:type="paragraph" w:styleId="1201">
     <w:name w:val="Revision"/>
     <w:hidden/>
     <w:uiPriority w:val="99"/>
@@ -41801,9 +42223,9 @@
       <w:ind/>
     </w:pPr>
   </w:style>
-  <w:style w:type="character" w:styleId="1025">
+  <w:style w:type="character" w:styleId="1202">
     <w:name w:val="Strong"/>
-    <w:basedOn w:val="974"/>
+    <w:basedOn w:val="1151"/>
     <w:uiPriority w:val="22"/>
     <w:qFormat/>
     <w:pPr>
